--- a/files/CV.docx
+++ b/files/CV.docx
@@ -407,6 +407,49 @@
         <w:rPr>
           <w:bCs/>
         </w:rPr>
+        <w:t xml:space="preserve">Coleman, Kimberly, Emily Reinhardt, </w:t>
+      </w:r>
+      <w:r>
+        <w:rPr>
+          <w:bCs/>
+          <w:u w:val="single"/>
+        </w:rPr>
+        <w:t>Mary Alldred</w:t>
+      </w:r>
+      <w:r>
+        <w:rPr>
+          <w:bCs/>
+        </w:rPr>
+        <w:t xml:space="preserve">, and Mark Baran. 2026. “Time to feather the brakes? The datafication of leisure and concerns about mobility justice.” Leisure Studies: 1-18. </w:t>
+      </w:r>
+      <w:r>
+        <w:rPr>
+          <w:bCs/>
+        </w:rPr>
+        <w:t>https://doi.org/10.1080/02614367.2026.2637489</w:t>
+      </w:r>
+      <w:r>
+        <w:rPr>
+          <w:bCs/>
+        </w:rPr>
+        <w:t xml:space="preserve"> </w:t>
+      </w:r>
+    </w:p>
+    <w:p>
+      <w:pPr>
+        <w:tabs>
+          <w:tab w:val="left" w:pos="6480"/>
+        </w:tabs>
+        <w:spacing w:line="240" w:lineRule="atLeast"/>
+        <w:ind w:left="360" w:hanging="360"/>
+        <w:rPr>
+          <w:bCs/>
+        </w:rPr>
+      </w:pPr>
+      <w:r>
+        <w:rPr>
+          <w:bCs/>
+        </w:rPr>
         <w:t xml:space="preserve">Cooper, Shannon, </w:t>
       </w:r>
       <w:r>
@@ -480,6 +523,24 @@
         </w:rPr>
         <w:t xml:space="preserve"> 43(4): 247-259.</w:t>
       </w:r>
+      <w:r>
+        <w:rPr>
+          <w:bCs/>
+        </w:rPr>
+        <w:t xml:space="preserve"> </w:t>
+      </w:r>
+      <w:r>
+        <w:rPr>
+          <w:bCs/>
+        </w:rPr>
+        <w:t>https://doi.org/10.3368/er.43.4.247</w:t>
+      </w:r>
+      <w:r>
+        <w:rPr>
+          <w:bCs/>
+        </w:rPr>
+        <w:t xml:space="preserve"> </w:t>
+      </w:r>
     </w:p>
     <w:p>
       <w:pPr>
@@ -563,7 +624,31 @@
         <w:rPr>
           <w:bCs/>
         </w:rPr>
-        <w:t xml:space="preserve">: 1-19. </w:t>
+        <w:t>: 1-19.</w:t>
+      </w:r>
+      <w:r>
+        <w:rPr>
+          <w:bCs/>
+        </w:rPr>
+        <w:t xml:space="preserve"> </w:t>
+      </w:r>
+      <w:r>
+        <w:rPr>
+          <w:bCs/>
+        </w:rPr>
+        <w:t xml:space="preserve"> </w:t>
+      </w:r>
+      <w:r>
+        <w:rPr>
+          <w:bCs/>
+        </w:rPr>
+        <w:t>https://doi.org/10.1080/08941920.2025.2466170</w:t>
+      </w:r>
+      <w:r>
+        <w:rPr>
+          <w:bCs/>
+        </w:rPr>
+        <w:t xml:space="preserve"> </w:t>
       </w:r>
     </w:p>
     <w:p>
@@ -610,22 +695,35 @@
         </w:rPr>
         <w:t xml:space="preserve"> 42(4): 86-96.</w:t>
       </w:r>
-    </w:p>
-    <w:p>
-      <w:pPr>
-        <w:tabs>
-          <w:tab w:val="left" w:pos="6480"/>
-        </w:tabs>
-        <w:spacing w:line="240" w:lineRule="atLeast"/>
-        <w:ind w:left="360" w:hanging="360"/>
-        <w:rPr>
-          <w:bCs/>
-        </w:rPr>
-      </w:pPr>
-      <w:r>
-        <w:rPr>
-          <w:bCs/>
-        </w:rPr>
+      <w:r>
+        <w:rPr>
+          <w:bCs/>
+        </w:rPr>
+        <w:t xml:space="preserve"> </w:t>
+      </w:r>
+      <w:r>
+        <w:rPr>
+          <w:bCs/>
+        </w:rPr>
+        <w:t>https://doi.org/10.18666/JPRA-2024-12457</w:t>
+      </w:r>
+    </w:p>
+    <w:p>
+      <w:pPr>
+        <w:tabs>
+          <w:tab w:val="left" w:pos="6480"/>
+        </w:tabs>
+        <w:spacing w:line="240" w:lineRule="atLeast"/>
+        <w:ind w:left="360" w:hanging="360"/>
+        <w:rPr>
+          <w:bCs/>
+        </w:rPr>
+      </w:pPr>
+      <w:r>
+        <w:rPr>
+          <w:bCs/>
+        </w:rPr>
+        <w:lastRenderedPageBreak/>
         <w:t xml:space="preserve">Borrelli, Jonathan J., Matthew S. Schuler, William D. Hintz, </w:t>
       </w:r>
       <w:r>
@@ -665,6 +763,24 @@
           <w:bCs/>
         </w:rPr>
         <w:t xml:space="preserve"> 37: e00315.</w:t>
+      </w:r>
+      <w:r>
+        <w:rPr>
+          <w:bCs/>
+        </w:rPr>
+        <w:t xml:space="preserve"> </w:t>
+      </w:r>
+      <w:r>
+        <w:rPr>
+          <w:bCs/>
+        </w:rPr>
+        <w:t>https://doi.org/10.1016/j.fooweb.2023.e00315</w:t>
+      </w:r>
+      <w:r>
+        <w:rPr>
+          <w:bCs/>
+        </w:rPr>
+        <w:t xml:space="preserve"> </w:t>
       </w:r>
     </w:p>
     <w:p>
@@ -683,7 +799,23 @@
           <w:bCs/>
           <w:color w:val="000000"/>
         </w:rPr>
-        <w:t xml:space="preserve">Whaley, Thomas and </w:t>
+        <w:t xml:space="preserve">Whaley, </w:t>
+      </w:r>
+      <w:proofErr w:type="gramStart"/>
+      <w:r>
+        <w:rPr>
+          <w:bCs/>
+          <w:color w:val="000000"/>
+        </w:rPr>
+        <w:t>Thomas</w:t>
+      </w:r>
+      <w:proofErr w:type="gramEnd"/>
+      <w:r>
+        <w:rPr>
+          <w:bCs/>
+          <w:color w:val="000000"/>
+        </w:rPr>
+        <w:t xml:space="preserve"> and </w:t>
       </w:r>
       <w:r>
         <w:rPr>
@@ -745,6 +877,26 @@
           <w:color w:val="000000"/>
         </w:rPr>
         <w:t xml:space="preserve"> 46: 1021-1034.</w:t>
+      </w:r>
+      <w:r>
+        <w:rPr>
+          <w:bCs/>
+          <w:color w:val="000000"/>
+        </w:rPr>
+        <w:t xml:space="preserve"> </w:t>
+      </w:r>
+      <w:r>
+        <w:rPr>
+          <w:bCs/>
+        </w:rPr>
+        <w:t>https://doi.org/10.1007/s12237-023-01194-x</w:t>
+      </w:r>
+      <w:r>
+        <w:rPr>
+          <w:bCs/>
+          <w:color w:val="000000"/>
+        </w:rPr>
+        <w:t xml:space="preserve"> </w:t>
       </w:r>
     </w:p>
     <w:p>
@@ -761,7 +913,6 @@
         <w:rPr>
           <w:color w:val="000000"/>
         </w:rPr>
-        <w:lastRenderedPageBreak/>
         <w:t xml:space="preserve">Abbas, Ahmed, Anais Cardenas, Darius LaFond, Brandon </w:t>
       </w:r>
       <w:proofErr w:type="spellStart"/>
@@ -884,6 +1035,21 @@
           <w:color w:val="000000"/>
         </w:rPr>
         <w:t>.</w:t>
+      </w:r>
+      <w:r>
+        <w:rPr>
+          <w:color w:val="000000"/>
+        </w:rPr>
+        <w:t xml:space="preserve"> </w:t>
+      </w:r>
+      <w:r>
+        <w:t>https://doi.org/10.1007/s11273-023-09921-8</w:t>
+      </w:r>
+      <w:r>
+        <w:rPr>
+          <w:color w:val="000000"/>
+        </w:rPr>
+        <w:t xml:space="preserve"> </w:t>
       </w:r>
     </w:p>
     <w:p>
@@ -947,6 +1113,21 @@
         </w:rPr>
         <w:t xml:space="preserve"> 85: 916-930.</w:t>
       </w:r>
+      <w:r>
+        <w:rPr>
+          <w:color w:val="000000"/>
+        </w:rPr>
+        <w:t xml:space="preserve"> </w:t>
+      </w:r>
+      <w:r>
+        <w:t>https://doi.org/10.1007/s00248-023-02193-y</w:t>
+      </w:r>
+      <w:r>
+        <w:rPr>
+          <w:color w:val="000000"/>
+        </w:rPr>
+        <w:t xml:space="preserve"> </w:t>
+      </w:r>
     </w:p>
     <w:p>
       <w:pPr>
@@ -999,6 +1180,12 @@
         </w:rPr>
         <w:t xml:space="preserve"> 96(1): 49-50.</w:t>
       </w:r>
+      <w:r>
+        <w:rPr>
+          <w:color w:val="000000"/>
+        </w:rPr>
+        <w:t xml:space="preserve"> </w:t>
+      </w:r>
     </w:p>
     <w:p>
       <w:pPr>
@@ -1060,6 +1247,21 @@
         </w:rPr>
         <w:t xml:space="preserve"> 43: 801-813.</w:t>
       </w:r>
+      <w:r>
+        <w:rPr>
+          <w:color w:val="000000"/>
+        </w:rPr>
+        <w:t xml:space="preserve"> </w:t>
+      </w:r>
+      <w:r>
+        <w:t>https://doi.org/10.1007/s12237-020-00700-9</w:t>
+      </w:r>
+      <w:r>
+        <w:rPr>
+          <w:color w:val="000000"/>
+        </w:rPr>
+        <w:t xml:space="preserve"> </w:t>
+      </w:r>
     </w:p>
     <w:p>
       <w:pPr>
@@ -1196,6 +1398,15 @@
         </w:rPr>
         <w:t xml:space="preserve"> 154: 104845. </w:t>
       </w:r>
+      <w:r>
+        <w:t>https://doi.org/10.1016/j.marenvres.2019.104845</w:t>
+      </w:r>
+      <w:r>
+        <w:rPr>
+          <w:color w:val="000000"/>
+        </w:rPr>
+        <w:t xml:space="preserve"> </w:t>
+      </w:r>
     </w:p>
     <w:p>
       <w:pPr>
@@ -1294,6 +1505,21 @@
         </w:rPr>
         <w:t xml:space="preserve"> 631: 67-80.</w:t>
       </w:r>
+      <w:r>
+        <w:rPr>
+          <w:color w:val="000000"/>
+        </w:rPr>
+        <w:t xml:space="preserve"> </w:t>
+      </w:r>
+      <w:r>
+        <w:t>https://doi.org/10.3354/meps13132</w:t>
+      </w:r>
+      <w:r>
+        <w:rPr>
+          <w:color w:val="000000"/>
+        </w:rPr>
+        <w:t xml:space="preserve"> </w:t>
+      </w:r>
     </w:p>
     <w:p>
       <w:pPr>
@@ -1418,6 +1644,15 @@
         </w:rPr>
         <w:t xml:space="preserve"> </w:t>
       </w:r>
+      <w:r>
+        <w:t>https://doi.org/10.1002/ecs2.2010</w:t>
+      </w:r>
+      <w:r>
+        <w:rPr>
+          <w:color w:val="000000"/>
+        </w:rPr>
+        <w:t xml:space="preserve"> </w:t>
+      </w:r>
     </w:p>
     <w:p>
       <w:pPr>
@@ -1503,6 +1738,21 @@
         </w:rPr>
         <w:t xml:space="preserve"> 26 (3): 676-685.</w:t>
       </w:r>
+      <w:r>
+        <w:rPr>
+          <w:color w:val="000000"/>
+        </w:rPr>
+        <w:t xml:space="preserve"> </w:t>
+      </w:r>
+      <w:r>
+        <w:t>https://doi.org/10.1890/14-1525</w:t>
+      </w:r>
+      <w:r>
+        <w:rPr>
+          <w:color w:val="000000"/>
+        </w:rPr>
+        <w:t xml:space="preserve"> </w:t>
+      </w:r>
     </w:p>
     <w:p>
       <w:pPr>
@@ -1579,6 +1829,21 @@
         </w:rPr>
         <w:t xml:space="preserve"> 11 (2): e0149813.</w:t>
       </w:r>
+      <w:r>
+        <w:rPr>
+          <w:color w:val="000000"/>
+        </w:rPr>
+        <w:t xml:space="preserve"> </w:t>
+      </w:r>
+      <w:r>
+        <w:t>https://doi.org/10.1371/journal.pone.0149813</w:t>
+      </w:r>
+      <w:r>
+        <w:rPr>
+          <w:color w:val="000000"/>
+        </w:rPr>
+        <w:t xml:space="preserve"> </w:t>
+      </w:r>
     </w:p>
     <w:p>
       <w:pPr>
@@ -1633,6 +1898,21 @@
         </w:rPr>
         <w:t>.</w:t>
       </w:r>
+      <w:r>
+        <w:rPr>
+          <w:color w:val="000000"/>
+        </w:rPr>
+        <w:t xml:space="preserve"> </w:t>
+      </w:r>
+      <w:r>
+        <w:t>https://www.hudsonriver.org/ls/reports/Reports_of_the_Tibor_T_Polgar_Fellowship_Program_2010.pdf</w:t>
+      </w:r>
+      <w:r>
+        <w:rPr>
+          <w:color w:val="000000"/>
+        </w:rPr>
+        <w:t xml:space="preserve"> </w:t>
+      </w:r>
     </w:p>
     <w:p>
       <w:pPr>
@@ -1684,12 +1964,22 @@
       <w:r>
         <w:t xml:space="preserve"> 2(2): 85-96.</w:t>
       </w:r>
+      <w:r>
+        <w:t xml:space="preserve"> </w:t>
+      </w:r>
+      <w:r>
+        <w:t>https://doi.org/10.1089/env.2008.0544</w:t>
+      </w:r>
+      <w:r>
+        <w:t xml:space="preserve"> </w:t>
+      </w:r>
     </w:p>
     <w:p>
       <w:pPr>
         <w:pStyle w:val="Heading1"/>
       </w:pPr>
       <w:r>
+        <w:lastRenderedPageBreak/>
         <w:t>Published Data</w:t>
       </w:r>
       <w:r>
@@ -1853,1227 +2143,1223 @@
         <w:rPr>
           <w:u w:val="single"/>
         </w:rPr>
+        <w:t>Alldred, Mary</w:t>
+      </w:r>
+      <w:r>
+        <w:t xml:space="preserve"> </w:t>
+      </w:r>
+      <w:r>
+        <w:t xml:space="preserve">and </w:t>
+      </w:r>
+      <w:r>
+        <w:t xml:space="preserve">Thomas </w:t>
+      </w:r>
+      <w:r>
+        <w:t>Whaley</w:t>
+      </w:r>
+      <w:r>
+        <w:t>.</w:t>
+      </w:r>
+      <w:r>
+        <w:t xml:space="preserve"> 2022. Systematic review of mutualistic interaction between </w:t>
+      </w:r>
+      <w:r>
+        <w:rPr>
+          <w:i/>
+          <w:iCs/>
+        </w:rPr>
+        <w:t>Spartina alterniflora</w:t>
+      </w:r>
+      <w:r>
+        <w:t xml:space="preserve"> and </w:t>
+      </w:r>
+      <w:proofErr w:type="spellStart"/>
+      <w:r>
+        <w:rPr>
+          <w:i/>
+          <w:iCs/>
+        </w:rPr>
+        <w:t>Geukensia</w:t>
+      </w:r>
+      <w:proofErr w:type="spellEnd"/>
+      <w:r>
+        <w:rPr>
+          <w:i/>
+          <w:iCs/>
+        </w:rPr>
+        <w:t xml:space="preserve"> </w:t>
+      </w:r>
+      <w:proofErr w:type="spellStart"/>
+      <w:r>
+        <w:rPr>
+          <w:i/>
+          <w:iCs/>
+        </w:rPr>
+        <w:t>demissa</w:t>
+      </w:r>
+      <w:proofErr w:type="spellEnd"/>
+      <w:r>
+        <w:t xml:space="preserve">. figshare. Dataset. </w:t>
+      </w:r>
+      <w:r>
+        <w:t>https://doi.org/10.6084/m9.figshare.20113427.v1 (</w:t>
+      </w:r>
+      <w:r>
+        <w:t>464</w:t>
+      </w:r>
+      <w:r>
+        <w:t xml:space="preserve"> views, </w:t>
+      </w:r>
+      <w:r>
+        <w:t>103</w:t>
+      </w:r>
+      <w:r>
+        <w:t xml:space="preserve"> downloads)</w:t>
+      </w:r>
+    </w:p>
+    <w:p>
+      <w:pPr>
+        <w:ind w:left="360" w:hanging="360"/>
+      </w:pPr>
+      <w:proofErr w:type="spellStart"/>
+      <w:r>
+        <w:t>Lenberger</w:t>
+      </w:r>
+      <w:proofErr w:type="spellEnd"/>
+      <w:r>
+        <w:t xml:space="preserve">, Brandon, </w:t>
+      </w:r>
+      <w:r>
+        <w:rPr>
+          <w:u w:val="single"/>
+        </w:rPr>
+        <w:t>Mary Alldred</w:t>
+      </w:r>
+      <w:r>
+        <w:t>.</w:t>
+      </w:r>
+      <w:r>
+        <w:t xml:space="preserve"> 2020. Evaluating the potential for floating treatment wetlands to remove excess nutrients (Plattsburgh, NY, USA). figshare. Dataset. https://doi.org/10.6084/m9.figshare.12439868.v1 (</w:t>
+      </w:r>
+      <w:r>
+        <w:t>655</w:t>
+      </w:r>
+      <w:r>
+        <w:t xml:space="preserve"> views, </w:t>
+      </w:r>
+      <w:r>
+        <w:t>418</w:t>
+      </w:r>
+      <w:r>
+        <w:t xml:space="preserve"> downloads)</w:t>
+      </w:r>
+    </w:p>
+    <w:p>
+      <w:pPr>
+        <w:ind w:left="360" w:hanging="360"/>
+      </w:pPr>
+      <w:r>
+        <w:rPr>
+          <w:u w:val="single"/>
+        </w:rPr>
+        <w:t>Alldred, Mary</w:t>
+      </w:r>
+      <w:r>
+        <w:t>,</w:t>
+      </w:r>
+      <w:r>
+        <w:t xml:space="preserve"> </w:t>
+      </w:r>
+      <w:proofErr w:type="spellStart"/>
+      <w:r>
+        <w:t>Stoycho</w:t>
+      </w:r>
+      <w:proofErr w:type="spellEnd"/>
+      <w:r>
+        <w:t xml:space="preserve"> </w:t>
+      </w:r>
+      <w:proofErr w:type="spellStart"/>
+      <w:r>
+        <w:t>Velkovsky</w:t>
+      </w:r>
+      <w:proofErr w:type="spellEnd"/>
+      <w:r>
+        <w:t xml:space="preserve">, Nawal Ahmed, </w:t>
+      </w:r>
+      <w:proofErr w:type="spellStart"/>
+      <w:r>
+        <w:t>Vashtidevi</w:t>
+      </w:r>
+      <w:proofErr w:type="spellEnd"/>
+      <w:r>
+        <w:t xml:space="preserve"> Mahadeo, Priscilla Moley, Stephen B.</w:t>
+      </w:r>
+      <w:r>
+        <w:t xml:space="preserve"> </w:t>
+      </w:r>
+      <w:r>
+        <w:t>Baines</w:t>
+      </w:r>
+      <w:r>
+        <w:t>.</w:t>
+      </w:r>
+      <w:r>
+        <w:t xml:space="preserve"> 2019. Growth-chamber experiments: Influence of wetland plants on sediment oxygen and denitrification (Long Island, NY, USA). figshare. Dataset. https://doi.org/10.6084/m9.figshare.9232142.v1 (</w:t>
+      </w:r>
+      <w:r>
+        <w:t>965</w:t>
+      </w:r>
+      <w:r>
+        <w:t xml:space="preserve"> views, </w:t>
+      </w:r>
+      <w:r>
+        <w:t>184</w:t>
+      </w:r>
+      <w:r>
+        <w:t xml:space="preserve"> downloads)</w:t>
+      </w:r>
+    </w:p>
+    <w:p>
+      <w:pPr>
+        <w:ind w:left="360" w:hanging="360"/>
+      </w:pPr>
+      <w:r>
+        <w:rPr>
+          <w:u w:val="single"/>
+        </w:rPr>
+        <w:t>Alldred, Mary</w:t>
+      </w:r>
+      <w:r>
+        <w:t>,</w:t>
+      </w:r>
+      <w:r>
+        <w:t xml:space="preserve"> Jonathan Borrelli, Timothy Hoellein, Denise A. Bruesewitz, Chester Zarnoch</w:t>
+      </w:r>
+      <w:r>
+        <w:t>.</w:t>
+      </w:r>
+      <w:r>
+        <w:t xml:space="preserve"> 2019. Sediment Oxygen and Sulfide </w:t>
+      </w:r>
+      <w:proofErr w:type="spellStart"/>
+      <w:r>
+        <w:t>Microprofiles</w:t>
+      </w:r>
+      <w:proofErr w:type="spellEnd"/>
+      <w:r>
+        <w:t xml:space="preserve"> in Extant and Restored Marshes of Jamaica Bay (New York, NY, USA). figshare. Dataset. https://doi.org/10.6084/m9.figshare.9175157.v3 (</w:t>
+      </w:r>
+      <w:r>
+        <w:t>1755</w:t>
+      </w:r>
+      <w:r>
+        <w:t xml:space="preserve"> views, </w:t>
+      </w:r>
+      <w:r>
+        <w:t>2449</w:t>
+      </w:r>
+      <w:r>
+        <w:t xml:space="preserve"> downloads, 1 citation)</w:t>
+      </w:r>
+    </w:p>
+    <w:p>
+      <w:pPr>
+        <w:ind w:left="360" w:hanging="360"/>
+      </w:pPr>
+      <w:r>
+        <w:rPr>
+          <w:u w:val="single"/>
+        </w:rPr>
+        <w:t>Alldred, Mary</w:t>
+      </w:r>
+      <w:r>
+        <w:t>.</w:t>
+      </w:r>
+      <w:r>
+        <w:t xml:space="preserve"> 2016. Denitrification measurements in various plant communities. figshare. Dataset. https://doi.org/10.6084/m9.figshare.1541106.v1 (</w:t>
+      </w:r>
+      <w:r>
+        <w:t>1425</w:t>
+      </w:r>
+      <w:r>
+        <w:t xml:space="preserve"> views, </w:t>
+      </w:r>
+      <w:r>
+        <w:t>446</w:t>
+      </w:r>
+      <w:r>
+        <w:t xml:space="preserve"> downloads, </w:t>
+      </w:r>
+      <w:r>
+        <w:t>1</w:t>
+      </w:r>
+      <w:r>
+        <w:t xml:space="preserve"> citation)</w:t>
+      </w:r>
+    </w:p>
+    <w:p>
+      <w:pPr>
+        <w:ind w:left="360" w:hanging="360"/>
+      </w:pPr>
+      <w:r>
+        <w:rPr>
+          <w:u w:val="single"/>
+        </w:rPr>
+        <w:t>Alldred, Mary</w:t>
+      </w:r>
+      <w:r>
+        <w:t>.</w:t>
+      </w:r>
+      <w:r>
+        <w:t xml:space="preserve"> 2015. Invasive-Plant Management and Nitrogen Removal. figshare. Dataset. https://doi.org/10.6084/m9.figshare.1597718.v1 (</w:t>
+      </w:r>
+      <w:r>
+        <w:t>1472</w:t>
+      </w:r>
+      <w:r>
+        <w:t xml:space="preserve"> views, </w:t>
+      </w:r>
+      <w:r>
+        <w:t>473</w:t>
+      </w:r>
+      <w:r>
+        <w:t xml:space="preserve"> downloads, 1 citation)</w:t>
+      </w:r>
+    </w:p>
+    <w:p>
+      <w:pPr>
+        <w:pStyle w:val="Heading1"/>
+        <w:rPr>
+          <w:b w:val="0"/>
+        </w:rPr>
+      </w:pPr>
+      <w:r>
+        <w:t>Funding</w:t>
+      </w:r>
+    </w:p>
+    <w:p>
+      <w:pPr>
+        <w:ind w:left="360" w:hanging="360"/>
+      </w:pPr>
+      <w:bookmarkStart w:id="0" w:name="_Hlk92717978"/>
+      <w:r>
+        <w:t xml:space="preserve">Rafferty, Patricia, Chester Zarnoch, and </w:t>
+      </w:r>
+      <w:r>
+        <w:rPr>
+          <w:u w:val="single"/>
+        </w:rPr>
+        <w:t>Mary Alldred</w:t>
+      </w:r>
+      <w:r>
+        <w:t xml:space="preserve">. 2024. </w:t>
+      </w:r>
+      <w:r>
+        <w:t>Condition Assessment of Restored Jamaica Bay, NY Salt Marsh to inform GATE and Partner Design, Monitoring and Management of Future Salt Marsh Restoration Projects</w:t>
+      </w:r>
+      <w:r>
+        <w:t xml:space="preserve">. </w:t>
+      </w:r>
+      <w:bookmarkStart w:id="1" w:name="_Hlk178676752"/>
+      <w:r>
+        <w:t>$73,615</w:t>
+      </w:r>
+      <w:bookmarkEnd w:id="1"/>
+      <w:r>
+        <w:t>.</w:t>
+      </w:r>
+    </w:p>
+    <w:p>
+      <w:pPr>
+        <w:ind w:left="360" w:hanging="360"/>
+      </w:pPr>
+      <w:r>
+        <w:t xml:space="preserve">Price, Nancy, </w:t>
+      </w:r>
+      <w:r>
+        <w:rPr>
+          <w:u w:val="single"/>
+        </w:rPr>
+        <w:t>Mary Alldred</w:t>
+      </w:r>
+      <w:r>
+        <w:t>, and Kim</w:t>
+      </w:r>
+      <w:r>
+        <w:t>berly</w:t>
+      </w:r>
+      <w:r>
+        <w:t xml:space="preserve"> Coleman. </w:t>
+      </w:r>
+      <w:r>
+        <w:t xml:space="preserve">2023. </w:t>
+      </w:r>
+      <w:r>
+        <w:t>Salty Water in the Champlain Basin? Developing Place-based, Inquiry Lessons Around Road Salt and Chloride Contaminants. Lake Champlain Basin Program Education and Outreach Project. $34,885</w:t>
+      </w:r>
+      <w:r>
+        <w:t>.</w:t>
+      </w:r>
+    </w:p>
+    <w:p>
+      <w:pPr>
+        <w:ind w:left="360" w:hanging="360"/>
+      </w:pPr>
+      <w:r>
+        <w:rPr>
+          <w:u w:val="single"/>
+        </w:rPr>
+        <w:t>Alldred, Mary</w:t>
+      </w:r>
+      <w:r>
+        <w:t xml:space="preserve"> and Chester Zarnoch. 2022. Measuring Ecosystem Services of Living Shoreline at Sherman Creek Park. New York Restoration Project. $18,000.</w:t>
+      </w:r>
+    </w:p>
+    <w:p>
+      <w:pPr>
+        <w:ind w:left="360" w:hanging="360"/>
+      </w:pPr>
+      <w:r>
+        <w:t xml:space="preserve">Coleman, </w:t>
+      </w:r>
+      <w:r>
+        <w:t xml:space="preserve">Kimberly, Jessica Leahy, Elizabeth Perry, Sonya Sachdeva, Maura Adams, Abigail Long, Joshua </w:t>
+      </w:r>
+      <w:proofErr w:type="spellStart"/>
+      <w:r>
+        <w:t>Tauses</w:t>
+      </w:r>
+      <w:proofErr w:type="spellEnd"/>
+      <w:r>
+        <w:t xml:space="preserve">, and </w:t>
+      </w:r>
+      <w:r>
+        <w:rPr>
+          <w:u w:val="single"/>
+        </w:rPr>
+        <w:t>Mary Alldred</w:t>
+      </w:r>
+      <w:r>
+        <w:t xml:space="preserve"> (added 2024). 2022. </w:t>
+      </w:r>
+      <w:r>
+        <w:t>Trail forks and merges: Exploring social impacts from recreational mountain biking in northern forest communities</w:t>
+      </w:r>
+      <w:r>
+        <w:t>. Northeastern States Research Cooperative (NSRC). $134,296.</w:t>
+      </w:r>
+    </w:p>
+    <w:p>
+      <w:pPr>
+        <w:ind w:left="360" w:hanging="360"/>
+      </w:pPr>
+      <w:r>
         <w:lastRenderedPageBreak/>
+        <w:t>Coleman, K</w:t>
+      </w:r>
+      <w:r>
+        <w:t>imberly</w:t>
+      </w:r>
+      <w:r>
+        <w:t>,</w:t>
+      </w:r>
+      <w:r>
+        <w:rPr>
+          <w:b/>
+        </w:rPr>
+        <w:t xml:space="preserve"> </w:t>
+      </w:r>
+      <w:r>
+        <w:rPr>
+          <w:bCs/>
+        </w:rPr>
+        <w:t>M</w:t>
+      </w:r>
+      <w:r>
+        <w:rPr>
+          <w:bCs/>
+        </w:rPr>
+        <w:t>ark</w:t>
+      </w:r>
+      <w:r>
+        <w:rPr>
+          <w:bCs/>
+        </w:rPr>
+        <w:t xml:space="preserve"> Lesser,</w:t>
+      </w:r>
+      <w:r>
+        <w:rPr>
+          <w:b/>
+        </w:rPr>
+        <w:t xml:space="preserve"> </w:t>
+      </w:r>
+      <w:r>
+        <w:t>C</w:t>
+      </w:r>
+      <w:r>
+        <w:t>urt</w:t>
+      </w:r>
+      <w:r>
+        <w:t xml:space="preserve"> </w:t>
+      </w:r>
+      <w:proofErr w:type="spellStart"/>
+      <w:r>
+        <w:t>G</w:t>
+      </w:r>
+      <w:r>
+        <w:t>e</w:t>
+      </w:r>
+      <w:r>
+        <w:t>rvich</w:t>
+      </w:r>
+      <w:proofErr w:type="spellEnd"/>
+      <w:r>
+        <w:t xml:space="preserve">, </w:t>
+      </w:r>
+      <w:r>
+        <w:rPr>
+          <w:u w:val="single"/>
+        </w:rPr>
+        <w:t>Mary Alldred</w:t>
+      </w:r>
+      <w:r>
+        <w:t xml:space="preserve">, Danielle Garneau, Colin Fuss, and Timothy </w:t>
+      </w:r>
+      <w:proofErr w:type="spellStart"/>
+      <w:r>
+        <w:t>Mihuc</w:t>
+      </w:r>
+      <w:proofErr w:type="spellEnd"/>
+      <w:r>
+        <w:t>. 2021. Wildfire Planning and Management at the Altona Flat Rock. USDA Forest Service. $147,500</w:t>
+      </w:r>
+      <w:r>
+        <w:t>.</w:t>
+      </w:r>
+    </w:p>
+    <w:bookmarkEnd w:id="0"/>
+    <w:p>
+      <w:pPr>
+        <w:ind w:left="360" w:hanging="360"/>
+      </w:pPr>
+      <w:r>
+        <w:rPr>
+          <w:u w:val="single"/>
+        </w:rPr>
         <w:t>Alldred, Mary</w:t>
       </w:r>
       <w:r>
-        <w:t xml:space="preserve"> </w:t>
-      </w:r>
-      <w:r>
-        <w:t xml:space="preserve">and </w:t>
-      </w:r>
-      <w:r>
-        <w:t xml:space="preserve">Thomas </w:t>
-      </w:r>
-      <w:r>
-        <w:t>Whaley</w:t>
+        <w:t xml:space="preserve">, Chester Zarnoch, J. Stephen Gosnell, Timothy J. Hoellein, Denise A. </w:t>
+      </w:r>
+      <w:proofErr w:type="spellStart"/>
+      <w:r>
+        <w:t>Bruesewitz</w:t>
+      </w:r>
+      <w:proofErr w:type="spellEnd"/>
+      <w:r>
+        <w:t xml:space="preserve">, and Christopher </w:t>
+      </w:r>
+      <w:proofErr w:type="spellStart"/>
+      <w:r>
+        <w:t>Girgenti</w:t>
+      </w:r>
+      <w:proofErr w:type="spellEnd"/>
+      <w:r>
+        <w:t xml:space="preserve">. 2020. Evaluating the Potential for Mutualistic Species Interactions to Enhance Restoration Success in Urban Salt Marshes. Hudson River Foundation. </w:t>
+      </w:r>
+      <w:r>
+        <w:t>Hudson River Fund.</w:t>
+      </w:r>
+      <w:r>
+        <w:t xml:space="preserve"> </w:t>
+      </w:r>
+      <w:r>
+        <w:t>$157,224.</w:t>
+      </w:r>
+    </w:p>
+    <w:p>
+      <w:pPr>
+        <w:ind w:left="360" w:hanging="360"/>
+      </w:pPr>
+      <w:r>
+        <w:t xml:space="preserve">Garneau, Danielle, </w:t>
+      </w:r>
+      <w:r>
+        <w:rPr>
+          <w:u w:val="single"/>
+        </w:rPr>
+        <w:t>Mary Alldred</w:t>
+      </w:r>
+      <w:r>
+        <w:t>, and Mark Lesser.</w:t>
+      </w:r>
+      <w:r>
+        <w:t xml:space="preserve"> </w:t>
+      </w:r>
+      <w:r>
+        <w:t xml:space="preserve">Natural History Interpretation of </w:t>
+      </w:r>
+      <w:proofErr w:type="spellStart"/>
+      <w:r>
+        <w:t>Rugar</w:t>
+      </w:r>
+      <w:proofErr w:type="spellEnd"/>
+      <w:r>
+        <w:t xml:space="preserve"> Woods.</w:t>
+      </w:r>
+      <w:r>
+        <w:t xml:space="preserve"> </w:t>
+      </w:r>
+      <w:r>
+        <w:t>2018. Lake Champlain Basin Program, Champlain Valley Natural Heritage Program, Local Heritage Grant. $3,911.</w:t>
+      </w:r>
+    </w:p>
+    <w:p>
+      <w:pPr>
+        <w:ind w:left="360" w:hanging="360"/>
+      </w:pPr>
+      <w:r>
+        <w:t xml:space="preserve">Lesser, Mark, </w:t>
+      </w:r>
+      <w:r>
+        <w:t>D</w:t>
+      </w:r>
+      <w:r>
+        <w:t>anielle</w:t>
+      </w:r>
+      <w:r>
+        <w:t xml:space="preserve"> Garneau, T</w:t>
+      </w:r>
+      <w:r>
+        <w:t>imothy</w:t>
+      </w:r>
+      <w:r>
+        <w:t xml:space="preserve"> </w:t>
+      </w:r>
+      <w:proofErr w:type="spellStart"/>
+      <w:r>
+        <w:t>Mihuc</w:t>
+      </w:r>
+      <w:proofErr w:type="spellEnd"/>
+      <w:r>
+        <w:t xml:space="preserve">, </w:t>
+      </w:r>
+      <w:r>
+        <w:rPr>
+          <w:u w:val="single"/>
+        </w:rPr>
+        <w:t>Mary Alldred</w:t>
+      </w:r>
+      <w:r>
+        <w:t xml:space="preserve">, and </w:t>
+      </w:r>
+      <w:r>
+        <w:t>E</w:t>
+      </w:r>
+      <w:r>
+        <w:t>ileen</w:t>
+      </w:r>
+      <w:r>
+        <w:t xml:space="preserve"> Allen. 2018. Ecosystem response to fire in a jack pine barren in northeastern New York. SUNY Plattsburgh In-House Mini-Grant. </w:t>
+      </w:r>
+      <w:r>
+        <w:t>$2,958</w:t>
+      </w:r>
+    </w:p>
+    <w:p>
+      <w:pPr>
+        <w:pStyle w:val="Heading1"/>
+        <w:rPr>
+          <w:b w:val="0"/>
+        </w:rPr>
+      </w:pPr>
+      <w:r>
+        <w:t>Fellowships and Awards</w:t>
+      </w:r>
+    </w:p>
+    <w:p>
+      <w:pPr>
+        <w:tabs>
+          <w:tab w:val="left" w:pos="6480"/>
+        </w:tabs>
+        <w:spacing w:line="240" w:lineRule="atLeast"/>
+        <w:ind w:left="231" w:hanging="231"/>
+      </w:pPr>
+      <w:r>
+        <w:t>New England Estuarine Research Society, 3x3 Poster Award, 2025</w:t>
+      </w:r>
+    </w:p>
+    <w:p>
+      <w:pPr>
+        <w:tabs>
+          <w:tab w:val="left" w:pos="6480"/>
+        </w:tabs>
+        <w:spacing w:line="240" w:lineRule="atLeast"/>
+        <w:ind w:left="231" w:hanging="231"/>
+      </w:pPr>
+      <w:r>
+        <w:t>Cardinals Care Recognition Program Award, 2024</w:t>
+      </w:r>
+    </w:p>
+    <w:p>
+      <w:pPr>
+        <w:tabs>
+          <w:tab w:val="left" w:pos="6480"/>
+        </w:tabs>
+        <w:spacing w:line="240" w:lineRule="atLeast"/>
+        <w:ind w:left="231" w:hanging="231"/>
+      </w:pPr>
+      <w:r>
+        <w:t>New England Estuarine Research Society, 3x3 Poster Award, 2017</w:t>
+      </w:r>
+    </w:p>
+    <w:p>
+      <w:pPr>
+        <w:tabs>
+          <w:tab w:val="left" w:pos="6480"/>
+        </w:tabs>
+        <w:spacing w:line="240" w:lineRule="atLeast"/>
+        <w:ind w:left="231" w:hanging="231"/>
+      </w:pPr>
+      <w:r>
+        <w:t>CUNY Postdoctoral Distinguished Travel Award, $1</w:t>
+      </w:r>
+      <w:r>
+        <w:t>,</w:t>
+      </w:r>
+      <w:r>
+        <w:t>500, 2017</w:t>
+      </w:r>
+    </w:p>
+    <w:p>
+      <w:pPr>
+        <w:tabs>
+          <w:tab w:val="left" w:pos="6480"/>
+        </w:tabs>
+        <w:spacing w:line="240" w:lineRule="atLeast"/>
+        <w:ind w:left="231" w:hanging="231"/>
+      </w:pPr>
+      <w:r>
+        <w:t>Science and Resilience Institute of Jamaica Bay Fellowship, $10</w:t>
+      </w:r>
+      <w:r>
+        <w:t>,</w:t>
+      </w:r>
+      <w:r>
+        <w:t>000, 2016</w:t>
+      </w:r>
+    </w:p>
+    <w:p>
+      <w:pPr>
+        <w:tabs>
+          <w:tab w:val="left" w:pos="6480"/>
+        </w:tabs>
+        <w:spacing w:line="240" w:lineRule="atLeast"/>
+        <w:ind w:left="231" w:hanging="231"/>
+      </w:pPr>
+      <w:r>
+        <w:t>NSF Travel Award to attend International Meeting of the Royal Society</w:t>
+      </w:r>
+      <w:r>
+        <w:t>, $5</w:t>
+      </w:r>
+      <w:r>
+        <w:t>,</w:t>
+      </w:r>
+      <w:r>
+        <w:t>000</w:t>
+      </w:r>
+      <w:r>
+        <w:t>, 2015</w:t>
+      </w:r>
+    </w:p>
+    <w:p>
+      <w:pPr>
+        <w:tabs>
+          <w:tab w:val="left" w:pos="6480"/>
+        </w:tabs>
+        <w:spacing w:line="240" w:lineRule="atLeast"/>
+        <w:ind w:left="231" w:hanging="231"/>
+      </w:pPr>
+      <w:r>
+        <w:t>Cedar Brook Award for Best Student Presentation, 2014</w:t>
+      </w:r>
+    </w:p>
+    <w:p>
+      <w:pPr>
+        <w:tabs>
+          <w:tab w:val="left" w:pos="6480"/>
+        </w:tabs>
+        <w:spacing w:line="240" w:lineRule="atLeast"/>
+        <w:ind w:left="231" w:hanging="231"/>
+      </w:pPr>
+      <w:proofErr w:type="spellStart"/>
+      <w:r>
+        <w:t>Slobodkin</w:t>
+      </w:r>
+      <w:proofErr w:type="spellEnd"/>
+      <w:r>
+        <w:t xml:space="preserve"> Award for Research in Ecology, </w:t>
+      </w:r>
+      <w:r>
+        <w:t xml:space="preserve">$700, </w:t>
+      </w:r>
+      <w:r>
+        <w:t>2014</w:t>
+      </w:r>
+    </w:p>
+    <w:p>
+      <w:pPr>
+        <w:tabs>
+          <w:tab w:val="left" w:pos="6480"/>
+        </w:tabs>
+        <w:spacing w:line="240" w:lineRule="atLeast"/>
+        <w:ind w:left="231" w:hanging="231"/>
+      </w:pPr>
+      <w:r>
+        <w:t>Outstanding Department Service Award, 2014</w:t>
+      </w:r>
+    </w:p>
+    <w:p>
+      <w:pPr>
+        <w:tabs>
+          <w:tab w:val="left" w:pos="6480"/>
+        </w:tabs>
+        <w:spacing w:line="240" w:lineRule="atLeast"/>
+        <w:ind w:left="231" w:hanging="231"/>
+      </w:pPr>
+      <w:r>
+        <w:t xml:space="preserve">New York </w:t>
+      </w:r>
+      <w:proofErr w:type="spellStart"/>
+      <w:r>
+        <w:t>SeaGrant</w:t>
+      </w:r>
+      <w:proofErr w:type="spellEnd"/>
+      <w:r>
+        <w:t xml:space="preserve"> Scholar</w:t>
+      </w:r>
+      <w:r>
+        <w:t xml:space="preserve"> Fellowship</w:t>
+      </w:r>
+      <w:r>
+        <w:t>,</w:t>
+      </w:r>
+      <w:r>
+        <w:t xml:space="preserve"> $26</w:t>
+      </w:r>
+      <w:r>
+        <w:t>,</w:t>
+      </w:r>
+      <w:r>
+        <w:t>000,</w:t>
+      </w:r>
+      <w:r>
+        <w:t xml:space="preserve"> 2012</w:t>
+      </w:r>
+    </w:p>
+    <w:p>
+      <w:pPr>
+        <w:tabs>
+          <w:tab w:val="left" w:pos="6480"/>
+        </w:tabs>
+        <w:spacing w:line="240" w:lineRule="atLeast"/>
+        <w:ind w:left="231" w:hanging="231"/>
+      </w:pPr>
+      <w:r>
+        <w:t xml:space="preserve">Hudson River Foundation Graduate Fellowship, </w:t>
+      </w:r>
+      <w:r>
+        <w:t>$15</w:t>
+      </w:r>
+      <w:r>
+        <w:t>,</w:t>
+      </w:r>
+      <w:r>
+        <w:t xml:space="preserve">000, </w:t>
+      </w:r>
+      <w:r>
+        <w:t>2011</w:t>
+      </w:r>
+    </w:p>
+    <w:p>
+      <w:pPr>
+        <w:tabs>
+          <w:tab w:val="left" w:pos="6480"/>
+        </w:tabs>
+        <w:spacing w:line="240" w:lineRule="atLeast"/>
+        <w:ind w:left="231" w:hanging="231"/>
+      </w:pPr>
+      <w:r>
+        <w:t>National Science Foundation Graduate Fellowship, Honorable Mention, 2010</w:t>
+      </w:r>
+    </w:p>
+    <w:p>
+      <w:pPr>
+        <w:tabs>
+          <w:tab w:val="left" w:pos="6480"/>
+        </w:tabs>
+        <w:spacing w:line="240" w:lineRule="atLeast"/>
+        <w:ind w:left="231" w:hanging="231"/>
+      </w:pPr>
+      <w:r>
+        <w:t>Tibor T. Polgar Fellowship, Hudson River Foundation,</w:t>
+      </w:r>
+      <w:r>
+        <w:t xml:space="preserve"> $4</w:t>
+      </w:r>
+      <w:r>
+        <w:t>,</w:t>
+      </w:r>
+      <w:r>
+        <w:t>800,</w:t>
+      </w:r>
+      <w:r>
+        <w:t xml:space="preserve"> 2010</w:t>
+      </w:r>
+    </w:p>
+    <w:p>
+      <w:pPr>
+        <w:tabs>
+          <w:tab w:val="left" w:pos="6480"/>
+        </w:tabs>
+        <w:spacing w:line="240" w:lineRule="atLeast"/>
+        <w:ind w:left="231" w:hanging="231"/>
+      </w:pPr>
+      <w:r>
+        <w:t xml:space="preserve">Robert R. </w:t>
+      </w:r>
+      <w:proofErr w:type="spellStart"/>
+      <w:r>
+        <w:t>Sokal</w:t>
+      </w:r>
+      <w:proofErr w:type="spellEnd"/>
+      <w:r>
+        <w:t xml:space="preserve"> Award for Research in Statistical Biology,</w:t>
+      </w:r>
+      <w:r>
+        <w:t xml:space="preserve"> $500,</w:t>
+      </w:r>
+      <w:r>
+        <w:t xml:space="preserve"> 2010</w:t>
+      </w:r>
+    </w:p>
+    <w:p>
+      <w:pPr>
+        <w:pStyle w:val="Heading1"/>
+        <w:rPr>
+          <w:b w:val="0"/>
+        </w:rPr>
+      </w:pPr>
+      <w:r>
+        <w:t>Presentations</w:t>
+      </w:r>
+      <w:r>
+        <w:tab/>
+      </w:r>
+    </w:p>
+    <w:p>
+      <w:pPr>
+        <w:tabs>
+          <w:tab w:val="left" w:pos="6480"/>
+        </w:tabs>
+        <w:spacing w:line="240" w:lineRule="atLeast"/>
+        <w:ind w:left="360" w:hanging="360"/>
+      </w:pPr>
+      <w:r>
+        <w:t>Alldred, Mary. 14 February 2026. Wetland function, nutrient cycling, and climate resilience. New York Restoration Project Sherman Creek Environmental Science Series. New York, NY. Invited Oral Presentation and Walking Tour of Sherman Creek Living Shoreline.</w:t>
+      </w:r>
+    </w:p>
+    <w:p>
+      <w:pPr>
+        <w:tabs>
+          <w:tab w:val="left" w:pos="6480"/>
+        </w:tabs>
+        <w:spacing w:line="240" w:lineRule="atLeast"/>
+        <w:ind w:left="360" w:hanging="360"/>
+      </w:pPr>
+      <w:r>
+        <w:t>Alldred, Mary. 18 &amp; 21 November 2025. Working toward climate resilience in coastal urban wetlands. Paul Smith’s College, Paul Smiths, NY. Invited Guest Lecture and Coastal Planning Workshop.</w:t>
+      </w:r>
+    </w:p>
+    <w:p>
+      <w:pPr>
+        <w:tabs>
+          <w:tab w:val="left" w:pos="6480"/>
+        </w:tabs>
+        <w:spacing w:line="240" w:lineRule="atLeast"/>
+        <w:ind w:left="360" w:hanging="360"/>
+      </w:pPr>
+      <w:r>
+        <w:t xml:space="preserve">Alldred, Mary, Thomas Whaley, Timothy </w:t>
+      </w:r>
+      <w:proofErr w:type="spellStart"/>
+      <w:r>
+        <w:t>Hoellein</w:t>
+      </w:r>
+      <w:proofErr w:type="spellEnd"/>
+      <w:r>
+        <w:t xml:space="preserve">, Denise </w:t>
+      </w:r>
+      <w:proofErr w:type="spellStart"/>
+      <w:r>
+        <w:t>Bruesewitz</w:t>
+      </w:r>
+      <w:proofErr w:type="spellEnd"/>
+      <w:r>
+        <w:t xml:space="preserve">, Christopher </w:t>
+      </w:r>
+      <w:proofErr w:type="spellStart"/>
+      <w:r>
+        <w:t>Girgenti</w:t>
+      </w:r>
+      <w:proofErr w:type="spellEnd"/>
+      <w:r>
+        <w:t>, J. Stephen Gosnell, and Chester Zarnoch.</w:t>
+      </w:r>
+      <w:r>
+        <w:t xml:space="preserve"> 16 April 2024. </w:t>
+      </w:r>
+      <w:r>
+        <w:t>When to move a mussel: Ribbed mussels enhance nitrogen removal, but not plant growth, in restored urban marshes.</w:t>
+      </w:r>
+      <w:r>
+        <w:t xml:space="preserve"> New York State Wetlands Forum, Saratoga Springs, NY. Oral Presentation.</w:t>
+      </w:r>
+    </w:p>
+    <w:p>
+      <w:pPr>
+        <w:tabs>
+          <w:tab w:val="left" w:pos="6480"/>
+        </w:tabs>
+        <w:spacing w:line="240" w:lineRule="atLeast"/>
+        <w:ind w:left="360" w:hanging="360"/>
+      </w:pPr>
+      <w:r>
+        <w:t xml:space="preserve">Alldred, Mary, Thomas Whaley, Timothy </w:t>
+      </w:r>
+      <w:proofErr w:type="spellStart"/>
+      <w:r>
+        <w:t>Hoellein</w:t>
+      </w:r>
+      <w:proofErr w:type="spellEnd"/>
+      <w:r>
+        <w:t xml:space="preserve">, Denise </w:t>
+      </w:r>
+      <w:proofErr w:type="spellStart"/>
+      <w:r>
+        <w:t>Bruesewitz</w:t>
+      </w:r>
+      <w:proofErr w:type="spellEnd"/>
+      <w:r>
+        <w:t xml:space="preserve">, Christopher </w:t>
+      </w:r>
+      <w:proofErr w:type="spellStart"/>
+      <w:r>
+        <w:t>Girgenti</w:t>
+      </w:r>
+      <w:proofErr w:type="spellEnd"/>
+      <w:r>
+        <w:t>, J. Stephen Gosnell, and Chester Zarnoch.</w:t>
+      </w:r>
+      <w:r>
+        <w:t xml:space="preserve"> 29 April 2023. </w:t>
+      </w:r>
+      <w:r>
+        <w:t>When to move a mussel: Ribbed mussels enhance nitrogen removal, but not plant growth, in restored urban marshes.</w:t>
+      </w:r>
+      <w:r>
+        <w:t xml:space="preserve"> New England Estuarine Research Society, Brooklyn, NY. Oral Presentation.</w:t>
+      </w:r>
+    </w:p>
+    <w:p>
+      <w:pPr>
+        <w:tabs>
+          <w:tab w:val="left" w:pos="6480"/>
+        </w:tabs>
+        <w:spacing w:line="240" w:lineRule="atLeast"/>
+        <w:ind w:left="360" w:hanging="360"/>
+      </w:pPr>
+      <w:r>
+        <w:lastRenderedPageBreak/>
+        <w:t xml:space="preserve">Alldred, Mary, Thomas Whaley, Timothy </w:t>
+      </w:r>
+      <w:proofErr w:type="spellStart"/>
+      <w:r>
+        <w:t>Hoellein</w:t>
+      </w:r>
+      <w:proofErr w:type="spellEnd"/>
+      <w:r>
+        <w:t xml:space="preserve">, Denise </w:t>
+      </w:r>
+      <w:proofErr w:type="spellStart"/>
+      <w:r>
+        <w:t>Bruesewitz</w:t>
+      </w:r>
+      <w:proofErr w:type="spellEnd"/>
+      <w:r>
+        <w:t xml:space="preserve">, Christopher </w:t>
+      </w:r>
+      <w:proofErr w:type="spellStart"/>
+      <w:r>
+        <w:t>Girgenti</w:t>
+      </w:r>
+      <w:proofErr w:type="spellEnd"/>
+      <w:r>
+        <w:t>, J. Stephen Gosnell, and Chester Zarnoch.</w:t>
+      </w:r>
+      <w:r>
+        <w:t xml:space="preserve"> 13 January 2023. </w:t>
+      </w:r>
+      <w:r>
+        <w:t>When to move a mussel: Ribbed mussels enhance nitrogen removal, but not plant growth, in restored urban marshes.</w:t>
+      </w:r>
+      <w:r>
+        <w:t xml:space="preserve"> Keynote Presentation at </w:t>
+      </w:r>
+      <w:r>
+        <w:t>Binghamton University Biology Graduate Student Organization Symposium. Binghamton, NY. Invited Oral Presentation.</w:t>
+      </w:r>
+    </w:p>
+    <w:p>
+      <w:pPr>
+        <w:tabs>
+          <w:tab w:val="left" w:pos="6480"/>
+        </w:tabs>
+        <w:spacing w:line="240" w:lineRule="atLeast"/>
+        <w:ind w:left="360" w:hanging="360"/>
+      </w:pPr>
+      <w:r>
+        <w:t xml:space="preserve">Alldred, Mary, Thomas Whaley, Timothy </w:t>
+      </w:r>
+      <w:proofErr w:type="spellStart"/>
+      <w:r>
+        <w:t>Hoellein</w:t>
+      </w:r>
+      <w:proofErr w:type="spellEnd"/>
+      <w:r>
+        <w:t xml:space="preserve">, Denise </w:t>
+      </w:r>
+      <w:proofErr w:type="spellStart"/>
+      <w:r>
+        <w:t>Bruesewitz</w:t>
+      </w:r>
+      <w:proofErr w:type="spellEnd"/>
+      <w:r>
+        <w:t xml:space="preserve">, Christopher </w:t>
+      </w:r>
+      <w:proofErr w:type="spellStart"/>
+      <w:r>
+        <w:t>Girgenti</w:t>
+      </w:r>
+      <w:proofErr w:type="spellEnd"/>
+      <w:r>
+        <w:t xml:space="preserve">, J. Stephen Gosnell, and Chester Zarnoch. </w:t>
+      </w:r>
+      <w:r>
+        <w:t>2 December</w:t>
+      </w:r>
+      <w:r>
+        <w:t xml:space="preserve"> 2022. </w:t>
+      </w:r>
+      <w:r>
+        <w:t xml:space="preserve">Restoring coastal marshes: </w:t>
+      </w:r>
+      <w:r>
+        <w:t>C</w:t>
+      </w:r>
+      <w:r>
+        <w:t>an we recover nitrogen-removal services in urban estuaries?</w:t>
+      </w:r>
+      <w:r>
+        <w:t xml:space="preserve"> CEES Seminar. Plattsburgh, NY. Oral Presentation.</w:t>
+      </w:r>
+    </w:p>
+    <w:p>
+      <w:pPr>
+        <w:tabs>
+          <w:tab w:val="left" w:pos="6480"/>
+        </w:tabs>
+        <w:spacing w:line="240" w:lineRule="atLeast"/>
+        <w:ind w:left="360" w:hanging="360"/>
+      </w:pPr>
+      <w:r>
+        <w:t xml:space="preserve">Alldred, Mary, Thomas Whaley, Timothy </w:t>
+      </w:r>
+      <w:proofErr w:type="spellStart"/>
+      <w:r>
+        <w:t>Hoellein</w:t>
+      </w:r>
+      <w:proofErr w:type="spellEnd"/>
+      <w:r>
+        <w:t xml:space="preserve">, Denise </w:t>
+      </w:r>
+      <w:proofErr w:type="spellStart"/>
+      <w:r>
+        <w:t>Bruesewitz</w:t>
+      </w:r>
+      <w:proofErr w:type="spellEnd"/>
+      <w:r>
+        <w:t xml:space="preserve">, Christopher </w:t>
+      </w:r>
+      <w:proofErr w:type="spellStart"/>
+      <w:r>
+        <w:t>Girgenti</w:t>
+      </w:r>
+      <w:proofErr w:type="spellEnd"/>
+      <w:r>
+        <w:t xml:space="preserve">, J. Stephen Gosnell, and Chester Zarnoch. </w:t>
+      </w:r>
+      <w:r>
+        <w:t xml:space="preserve">16 </w:t>
+      </w:r>
+      <w:r>
+        <w:t>May 2022. When to move a mussel: Ribbed mussels enhance nitrogen removal, but not plant growth, in restored urban marshes. Joint Aquatic</w:t>
+      </w:r>
+      <w:r>
+        <w:t xml:space="preserve"> Sciences</w:t>
+      </w:r>
+      <w:r>
+        <w:t xml:space="preserve"> Meeting, Grand Rapids, MI.</w:t>
+      </w:r>
+      <w:r>
+        <w:t xml:space="preserve"> Oral Presentation.</w:t>
+      </w:r>
+    </w:p>
+    <w:p>
+      <w:pPr>
+        <w:tabs>
+          <w:tab w:val="left" w:pos="6480"/>
+        </w:tabs>
+        <w:spacing w:line="240" w:lineRule="atLeast"/>
+        <w:ind w:left="360" w:hanging="360"/>
+      </w:pPr>
+      <w:r>
+        <w:t xml:space="preserve">Alldred, Mary, Jonathan J. Borrelli, </w:t>
+      </w:r>
+      <w:r>
+        <w:t>Timothy Hoellein, Denise Bruesewitz, and Chester Zarnoch</w:t>
       </w:r>
       <w:r>
         <w:t>.</w:t>
       </w:r>
       <w:r>
-        <w:t xml:space="preserve"> 2022. Systematic review of mutualistic interaction between </w:t>
-      </w:r>
-      <w:r>
-        <w:rPr>
-          <w:i/>
-          <w:iCs/>
-        </w:rPr>
-        <w:t>Spartina alterniflora</w:t>
-      </w:r>
-      <w:r>
-        <w:t xml:space="preserve"> and </w:t>
-      </w:r>
-      <w:proofErr w:type="spellStart"/>
-      <w:r>
-        <w:rPr>
-          <w:i/>
-          <w:iCs/>
-        </w:rPr>
-        <w:t>Geukensia</w:t>
-      </w:r>
-      <w:proofErr w:type="spellEnd"/>
-      <w:r>
-        <w:rPr>
-          <w:i/>
-          <w:iCs/>
-        </w:rPr>
-        <w:t xml:space="preserve"> </w:t>
-      </w:r>
-      <w:proofErr w:type="spellStart"/>
-      <w:r>
-        <w:rPr>
-          <w:i/>
-          <w:iCs/>
-        </w:rPr>
-        <w:t>demissa</w:t>
-      </w:r>
-      <w:proofErr w:type="spellEnd"/>
-      <w:r>
-        <w:t xml:space="preserve">. figshare. Dataset. </w:t>
-      </w:r>
-      <w:r>
-        <w:t>https://doi.org/10.6084/m9.figshare.20113427.v1 (</w:t>
-      </w:r>
-      <w:r>
-        <w:t>464</w:t>
-      </w:r>
-      <w:r>
-        <w:t xml:space="preserve"> views, </w:t>
-      </w:r>
-      <w:r>
-        <w:t>103</w:t>
-      </w:r>
-      <w:r>
-        <w:t xml:space="preserve"> downloads)</w:t>
-      </w:r>
-    </w:p>
-    <w:p>
-      <w:pPr>
-        <w:ind w:left="360" w:hanging="360"/>
-      </w:pPr>
-      <w:proofErr w:type="spellStart"/>
-      <w:r>
-        <w:t>Lenberger</w:t>
-      </w:r>
-      <w:proofErr w:type="spellEnd"/>
-      <w:r>
-        <w:t xml:space="preserve">, Brandon, </w:t>
-      </w:r>
-      <w:r>
-        <w:rPr>
-          <w:u w:val="single"/>
-        </w:rPr>
-        <w:t>Mary Alldred</w:t>
+        <w:t xml:space="preserve"> </w:t>
+      </w:r>
+      <w:r>
+        <w:t>21 June 202</w:t>
+      </w:r>
+      <w:r>
+        <w:t>1</w:t>
       </w:r>
       <w:r>
         <w:t>.</w:t>
       </w:r>
       <w:r>
-        <w:t xml:space="preserve"> 2020. Evaluating the potential for floating treatment wetlands to remove excess nutrients (Plattsburgh, NY, USA). figshare. Dataset. https://doi.org/10.6084/m9.figshare.12439868.v1 (</w:t>
-      </w:r>
-      <w:r>
-        <w:t>655</w:t>
-      </w:r>
-      <w:r>
-        <w:t xml:space="preserve"> views, </w:t>
-      </w:r>
-      <w:r>
-        <w:t>418</w:t>
-      </w:r>
-      <w:r>
-        <w:t xml:space="preserve"> downloads)</w:t>
-      </w:r>
-    </w:p>
-    <w:p>
-      <w:pPr>
-        <w:ind w:left="360" w:hanging="360"/>
-      </w:pPr>
-      <w:r>
-        <w:rPr>
-          <w:u w:val="single"/>
-        </w:rPr>
-        <w:t>Alldred, Mary</w:t>
-      </w:r>
-      <w:r>
-        <w:t>,</w:t>
-      </w:r>
-      <w:r>
-        <w:t xml:space="preserve"> </w:t>
-      </w:r>
-      <w:proofErr w:type="spellStart"/>
-      <w:r>
-        <w:t>Stoycho</w:t>
-      </w:r>
-      <w:proofErr w:type="spellEnd"/>
-      <w:r>
-        <w:t xml:space="preserve"> </w:t>
-      </w:r>
-      <w:proofErr w:type="spellStart"/>
-      <w:r>
-        <w:t>Velkovsky</w:t>
-      </w:r>
-      <w:proofErr w:type="spellEnd"/>
-      <w:r>
-        <w:t xml:space="preserve">, Nawal Ahmed, </w:t>
-      </w:r>
-      <w:proofErr w:type="spellStart"/>
-      <w:r>
-        <w:t>Vashtidevi</w:t>
-      </w:r>
-      <w:proofErr w:type="spellEnd"/>
-      <w:r>
-        <w:t xml:space="preserve"> Mahadeo, Priscilla Moley, Stephen B.</w:t>
-      </w:r>
-      <w:r>
-        <w:t xml:space="preserve"> </w:t>
-      </w:r>
-      <w:r>
-        <w:t>Baines</w:t>
-      </w:r>
-      <w:r>
-        <w:t>.</w:t>
-      </w:r>
-      <w:r>
-        <w:t xml:space="preserve"> 2019. Growth-chamber experiments: Influence of wetland plants on sediment oxygen and denitrification (Long Island, NY, USA). figshare. Dataset. https://doi.org/10.6084/m9.figshare.9232142.v1 (</w:t>
-      </w:r>
-      <w:r>
-        <w:t>965</w:t>
-      </w:r>
-      <w:r>
-        <w:t xml:space="preserve"> views, </w:t>
-      </w:r>
-      <w:r>
-        <w:t>184</w:t>
-      </w:r>
-      <w:r>
-        <w:t xml:space="preserve"> downloads)</w:t>
-      </w:r>
-    </w:p>
-    <w:p>
-      <w:pPr>
-        <w:ind w:left="360" w:hanging="360"/>
-      </w:pPr>
-      <w:r>
-        <w:rPr>
-          <w:u w:val="single"/>
-        </w:rPr>
-        <w:t>Alldred, Mary</w:t>
-      </w:r>
-      <w:r>
-        <w:t>,</w:t>
-      </w:r>
-      <w:r>
-        <w:t xml:space="preserve"> Jonathan Borrelli, Timothy Hoellein, Denise A. Bruesewitz, Chester Zarnoch</w:t>
-      </w:r>
-      <w:r>
-        <w:t>.</w:t>
-      </w:r>
-      <w:r>
-        <w:t xml:space="preserve"> 2019. Sediment Oxygen and Sulfide </w:t>
-      </w:r>
-      <w:proofErr w:type="spellStart"/>
-      <w:r>
-        <w:t>Microprofiles</w:t>
-      </w:r>
-      <w:proofErr w:type="spellEnd"/>
-      <w:r>
-        <w:t xml:space="preserve"> in Extant and Restored Marshes of Jamaica Bay (New York, NY, USA). figshare. Dataset. https://doi.org/10.6084/m9.figshare.9175157.v3 (</w:t>
-      </w:r>
-      <w:r>
-        <w:t>1755</w:t>
-      </w:r>
-      <w:r>
-        <w:t xml:space="preserve"> views, </w:t>
-      </w:r>
-      <w:r>
-        <w:t>2449</w:t>
-      </w:r>
-      <w:r>
-        <w:t xml:space="preserve"> downloads, 1 citation)</w:t>
-      </w:r>
-    </w:p>
-    <w:p>
-      <w:pPr>
-        <w:ind w:left="360" w:hanging="360"/>
-      </w:pPr>
-      <w:r>
-        <w:rPr>
-          <w:u w:val="single"/>
-        </w:rPr>
-        <w:t>Alldred, Mary</w:t>
-      </w:r>
-      <w:r>
-        <w:t>.</w:t>
-      </w:r>
-      <w:r>
-        <w:t xml:space="preserve"> 2016. Denitrification measurements in various plant communities. figshare. Dataset. https://doi.org/10.6084/m9.figshare.1541106.v1 (</w:t>
-      </w:r>
-      <w:r>
-        <w:t>1425</w:t>
-      </w:r>
-      <w:r>
-        <w:t xml:space="preserve"> views, </w:t>
-      </w:r>
-      <w:r>
-        <w:t>446</w:t>
-      </w:r>
-      <w:r>
-        <w:t xml:space="preserve"> downloads, </w:t>
-      </w:r>
-      <w:r>
-        <w:t>1</w:t>
-      </w:r>
-      <w:r>
-        <w:t xml:space="preserve"> citation)</w:t>
-      </w:r>
-    </w:p>
-    <w:p>
-      <w:pPr>
-        <w:ind w:left="360" w:hanging="360"/>
-      </w:pPr>
-      <w:r>
-        <w:rPr>
-          <w:u w:val="single"/>
-        </w:rPr>
-        <w:t>Alldred, Mary</w:t>
-      </w:r>
-      <w:r>
-        <w:t>.</w:t>
-      </w:r>
-      <w:r>
-        <w:t xml:space="preserve"> 2015. Invasive-Plant Management and Nitrogen Removal. figshare. Dataset. https://doi.org/10.6084/m9.figshare.1597718.v1 (</w:t>
-      </w:r>
-      <w:r>
-        <w:t>1472</w:t>
-      </w:r>
-      <w:r>
-        <w:t xml:space="preserve"> views, </w:t>
-      </w:r>
-      <w:r>
-        <w:t>473</w:t>
-      </w:r>
-      <w:r>
-        <w:t xml:space="preserve"> downloads, 1 citation)</w:t>
-      </w:r>
-    </w:p>
-    <w:p>
-      <w:pPr>
-        <w:pStyle w:val="Heading1"/>
-        <w:rPr>
-          <w:b w:val="0"/>
-        </w:rPr>
-      </w:pPr>
-      <w:r>
-        <w:t>Funding</w:t>
-      </w:r>
-    </w:p>
-    <w:p>
-      <w:pPr>
-        <w:ind w:left="360" w:hanging="360"/>
-      </w:pPr>
-      <w:bookmarkStart w:id="0" w:name="_Hlk92717978"/>
-      <w:r>
-        <w:t xml:space="preserve">Rafferty, Patricia, Chester Zarnoch, and </w:t>
-      </w:r>
-      <w:r>
-        <w:rPr>
-          <w:u w:val="single"/>
-        </w:rPr>
-        <w:t>Mary Alldred</w:t>
-      </w:r>
-      <w:r>
-        <w:t xml:space="preserve">. 2024. </w:t>
-      </w:r>
-      <w:r>
-        <w:t>Condition Assessment of Restored Jamaica Bay, NY Salt Marsh to inform GATE and Partner Design, Monitoring and Management of Future Salt Marsh Restoration Projects</w:t>
-      </w:r>
-      <w:r>
-        <w:t xml:space="preserve">. </w:t>
-      </w:r>
-      <w:bookmarkStart w:id="1" w:name="_Hlk178676752"/>
-      <w:r>
-        <w:t>$73,615</w:t>
-      </w:r>
-      <w:bookmarkEnd w:id="1"/>
-      <w:r>
-        <w:t>.</w:t>
-      </w:r>
-    </w:p>
-    <w:p>
-      <w:pPr>
-        <w:ind w:left="360" w:hanging="360"/>
-      </w:pPr>
-      <w:r>
-        <w:t xml:space="preserve">Price, Nancy, </w:t>
-      </w:r>
-      <w:r>
-        <w:rPr>
-          <w:u w:val="single"/>
-        </w:rPr>
-        <w:t>Mary Alldred</w:t>
-      </w:r>
-      <w:r>
-        <w:t>, and Kim</w:t>
-      </w:r>
-      <w:r>
-        <w:t>berly</w:t>
-      </w:r>
-      <w:r>
-        <w:t xml:space="preserve"> Coleman. </w:t>
-      </w:r>
-      <w:r>
-        <w:t xml:space="preserve">2023. </w:t>
-      </w:r>
-      <w:r>
-        <w:t>Salty Water in the Champlain Basin? Developing Place-based, Inquiry Lessons Around Road Salt and Chloride Contaminants. Lake Champlain Basin Program Education and Outreach Project. $34,885</w:t>
-      </w:r>
-      <w:r>
-        <w:t>.</w:t>
-      </w:r>
-    </w:p>
-    <w:p>
-      <w:pPr>
-        <w:ind w:left="360" w:hanging="360"/>
-      </w:pPr>
-      <w:r>
-        <w:rPr>
-          <w:u w:val="single"/>
-        </w:rPr>
-        <w:t>Alldred, Mary</w:t>
-      </w:r>
-      <w:r>
-        <w:t xml:space="preserve"> and Chester Zarnoch. 2022. Measuring Ecosystem Services of Living Shoreline at Sherman Creek Park. New York Restoration Project. $18,000.</w:t>
-      </w:r>
-    </w:p>
-    <w:p>
-      <w:pPr>
-        <w:ind w:left="360" w:hanging="360"/>
-      </w:pPr>
-      <w:r>
-        <w:t xml:space="preserve">Coleman, </w:t>
-      </w:r>
-      <w:r>
-        <w:t xml:space="preserve">Kimberly, Jessica Leahy, Elizabeth Perry, Sonya Sachdeva, Maura Adams, Abigail Long, Joshua </w:t>
-      </w:r>
-      <w:proofErr w:type="spellStart"/>
-      <w:r>
-        <w:t>Tauses</w:t>
-      </w:r>
-      <w:proofErr w:type="spellEnd"/>
-      <w:r>
-        <w:t xml:space="preserve">, and </w:t>
-      </w:r>
-      <w:r>
-        <w:rPr>
-          <w:u w:val="single"/>
-        </w:rPr>
-        <w:t>Mary Alldred</w:t>
-      </w:r>
-      <w:r>
-        <w:t xml:space="preserve"> (added 2024). 2022. </w:t>
-      </w:r>
-      <w:r>
-        <w:t>Trail forks and merges: Exploring social impacts from recreational mountain biking in northern forest communities</w:t>
-      </w:r>
-      <w:r>
-        <w:t>. Northeastern States Research Cooperative (NSRC). $134,296.</w:t>
-      </w:r>
-    </w:p>
-    <w:p>
-      <w:pPr>
-        <w:ind w:left="360" w:hanging="360"/>
-      </w:pPr>
-      <w:r>
-        <w:t>Coleman, K</w:t>
-      </w:r>
-      <w:r>
-        <w:t>imberly</w:t>
-      </w:r>
-      <w:r>
-        <w:t>,</w:t>
-      </w:r>
-      <w:r>
-        <w:rPr>
-          <w:b/>
-        </w:rPr>
-        <w:t xml:space="preserve"> </w:t>
-      </w:r>
-      <w:r>
-        <w:rPr>
-          <w:bCs/>
-        </w:rPr>
-        <w:t>M</w:t>
-      </w:r>
-      <w:r>
-        <w:rPr>
-          <w:bCs/>
-        </w:rPr>
-        <w:t>ark</w:t>
-      </w:r>
-      <w:r>
-        <w:rPr>
-          <w:bCs/>
-        </w:rPr>
-        <w:t xml:space="preserve"> Lesser,</w:t>
-      </w:r>
-      <w:r>
-        <w:rPr>
-          <w:b/>
-        </w:rPr>
-        <w:t xml:space="preserve"> </w:t>
-      </w:r>
-      <w:r>
-        <w:t>C</w:t>
-      </w:r>
-      <w:r>
-        <w:t>urt</w:t>
-      </w:r>
-      <w:r>
-        <w:t xml:space="preserve"> </w:t>
-      </w:r>
-      <w:proofErr w:type="spellStart"/>
-      <w:r>
-        <w:t>G</w:t>
-      </w:r>
-      <w:r>
-        <w:t>e</w:t>
-      </w:r>
-      <w:r>
-        <w:t>rvich</w:t>
-      </w:r>
-      <w:proofErr w:type="spellEnd"/>
-      <w:r>
-        <w:t xml:space="preserve">, </w:t>
-      </w:r>
-      <w:r>
-        <w:rPr>
-          <w:u w:val="single"/>
-        </w:rPr>
-        <w:t>Mary Alldred</w:t>
-      </w:r>
-      <w:r>
-        <w:t xml:space="preserve">, Danielle Garneau, Colin Fuss, and Timothy </w:t>
-      </w:r>
-      <w:proofErr w:type="spellStart"/>
-      <w:r>
-        <w:t>Mihuc</w:t>
-      </w:r>
-      <w:proofErr w:type="spellEnd"/>
-      <w:r>
-        <w:t>. 2021. Wildfire Planning and Management at the Altona Flat Rock. USDA Forest Service. $147,500</w:t>
-      </w:r>
-      <w:r>
-        <w:t>.</w:t>
-      </w:r>
-    </w:p>
-    <w:bookmarkEnd w:id="0"/>
-    <w:p>
-      <w:pPr>
-        <w:ind w:left="360" w:hanging="360"/>
-      </w:pPr>
-      <w:r>
-        <w:rPr>
-          <w:u w:val="single"/>
-        </w:rPr>
-        <w:t>Alldred, Mary</w:t>
-      </w:r>
-      <w:r>
-        <w:t xml:space="preserve">, Chester Zarnoch, J. Stephen Gosnell, Timothy J. Hoellein, Denise A. </w:t>
-      </w:r>
-      <w:proofErr w:type="spellStart"/>
-      <w:r>
-        <w:t>Bruesewitz</w:t>
-      </w:r>
-      <w:proofErr w:type="spellEnd"/>
-      <w:r>
-        <w:t xml:space="preserve">, and Christopher </w:t>
-      </w:r>
-      <w:proofErr w:type="spellStart"/>
-      <w:r>
-        <w:t>Girgenti</w:t>
-      </w:r>
-      <w:proofErr w:type="spellEnd"/>
-      <w:r>
-        <w:t xml:space="preserve">. 2020. Evaluating the Potential for Mutualistic Species Interactions to Enhance Restoration Success in Urban Salt Marshes. Hudson River Foundation. </w:t>
-      </w:r>
-      <w:r>
-        <w:t>Hudson River Fund.</w:t>
-      </w:r>
-      <w:r>
-        <w:t xml:space="preserve"> </w:t>
-      </w:r>
-      <w:r>
-        <w:t>$157,224.</w:t>
-      </w:r>
-    </w:p>
-    <w:p>
-      <w:pPr>
-        <w:ind w:left="360" w:hanging="360"/>
-      </w:pPr>
-      <w:r>
-        <w:t xml:space="preserve">Garneau, Danielle, </w:t>
-      </w:r>
-      <w:r>
-        <w:rPr>
-          <w:u w:val="single"/>
-        </w:rPr>
-        <w:t>Mary Alldred</w:t>
-      </w:r>
-      <w:r>
-        <w:t>, and Mark Lesser.</w:t>
-      </w:r>
-      <w:r>
-        <w:t xml:space="preserve"> </w:t>
-      </w:r>
-      <w:r>
-        <w:t xml:space="preserve">Natural History Interpretation of </w:t>
-      </w:r>
-      <w:proofErr w:type="spellStart"/>
-      <w:r>
-        <w:t>Rugar</w:t>
-      </w:r>
-      <w:proofErr w:type="spellEnd"/>
-      <w:r>
-        <w:t xml:space="preserve"> Woods.</w:t>
-      </w:r>
-      <w:r>
-        <w:t xml:space="preserve"> </w:t>
-      </w:r>
-      <w:r>
-        <w:t>2018. Lake Champlain Basin Program, Champlain Valley Natural Heritage Program, Local Heritage Grant. $3,911.</w:t>
-      </w:r>
-    </w:p>
-    <w:p>
-      <w:pPr>
-        <w:ind w:left="360" w:hanging="360"/>
-      </w:pPr>
-      <w:r>
-        <w:t xml:space="preserve">Lesser, Mark, </w:t>
-      </w:r>
-      <w:r>
-        <w:t>D</w:t>
-      </w:r>
-      <w:r>
-        <w:t>anielle</w:t>
-      </w:r>
-      <w:r>
-        <w:t xml:space="preserve"> Garneau, T</w:t>
-      </w:r>
-      <w:r>
-        <w:t>imothy</w:t>
-      </w:r>
-      <w:r>
-        <w:t xml:space="preserve"> </w:t>
-      </w:r>
-      <w:proofErr w:type="spellStart"/>
-      <w:r>
-        <w:t>Mihuc</w:t>
-      </w:r>
-      <w:proofErr w:type="spellEnd"/>
-      <w:r>
-        <w:t xml:space="preserve">, </w:t>
-      </w:r>
-      <w:r>
-        <w:rPr>
-          <w:u w:val="single"/>
-        </w:rPr>
-        <w:t>Mary Alldred</w:t>
-      </w:r>
-      <w:r>
-        <w:t xml:space="preserve">, and </w:t>
-      </w:r>
-      <w:r>
-        <w:t>E</w:t>
-      </w:r>
-      <w:r>
-        <w:t>ileen</w:t>
-      </w:r>
-      <w:r>
-        <w:t xml:space="preserve"> Allen. 2018. Ecosystem response to fire in a jack pine barren in northeastern New York. SUNY Plattsburgh In-House Mini-Grant. </w:t>
-      </w:r>
-      <w:r>
-        <w:t>$2,958</w:t>
-      </w:r>
-    </w:p>
-    <w:p>
-      <w:pPr>
-        <w:pStyle w:val="Heading1"/>
-        <w:rPr>
-          <w:b w:val="0"/>
-        </w:rPr>
-      </w:pPr>
-      <w:r>
-        <w:lastRenderedPageBreak/>
-        <w:t>Fellowships and Awards</w:t>
-      </w:r>
-    </w:p>
-    <w:p>
-      <w:pPr>
-        <w:tabs>
-          <w:tab w:val="left" w:pos="6480"/>
-        </w:tabs>
-        <w:spacing w:line="240" w:lineRule="atLeast"/>
-        <w:ind w:left="231" w:hanging="231"/>
-      </w:pPr>
-      <w:r>
-        <w:t>New England Estuarine Research Society, 3x3 Poster Award, 2025</w:t>
-      </w:r>
-    </w:p>
-    <w:p>
-      <w:pPr>
-        <w:tabs>
-          <w:tab w:val="left" w:pos="6480"/>
-        </w:tabs>
-        <w:spacing w:line="240" w:lineRule="atLeast"/>
-        <w:ind w:left="231" w:hanging="231"/>
-      </w:pPr>
-      <w:r>
-        <w:t>Cardinals Care Recognition Program Award, 2024</w:t>
-      </w:r>
-    </w:p>
-    <w:p>
-      <w:pPr>
-        <w:tabs>
-          <w:tab w:val="left" w:pos="6480"/>
-        </w:tabs>
-        <w:spacing w:line="240" w:lineRule="atLeast"/>
-        <w:ind w:left="231" w:hanging="231"/>
-      </w:pPr>
-      <w:r>
-        <w:t>New England Estuarine Research Society, 3x3 Poster Award, 2017</w:t>
-      </w:r>
-    </w:p>
-    <w:p>
-      <w:pPr>
-        <w:tabs>
-          <w:tab w:val="left" w:pos="6480"/>
-        </w:tabs>
-        <w:spacing w:line="240" w:lineRule="atLeast"/>
-        <w:ind w:left="231" w:hanging="231"/>
-      </w:pPr>
-      <w:r>
-        <w:t>CUNY Postdoctoral Distinguished Travel Award, $1</w:t>
-      </w:r>
-      <w:r>
-        <w:t>,</w:t>
-      </w:r>
-      <w:r>
-        <w:t>500, 2017</w:t>
-      </w:r>
-    </w:p>
-    <w:p>
-      <w:pPr>
-        <w:tabs>
-          <w:tab w:val="left" w:pos="6480"/>
-        </w:tabs>
-        <w:spacing w:line="240" w:lineRule="atLeast"/>
-        <w:ind w:left="231" w:hanging="231"/>
-      </w:pPr>
-      <w:r>
-        <w:t>Science and Resilience Institute of Jamaica Bay Fellowship, $10</w:t>
-      </w:r>
-      <w:r>
-        <w:t>,</w:t>
-      </w:r>
-      <w:r>
-        <w:t>000, 2016</w:t>
-      </w:r>
-    </w:p>
-    <w:p>
-      <w:pPr>
-        <w:tabs>
-          <w:tab w:val="left" w:pos="6480"/>
-        </w:tabs>
-        <w:spacing w:line="240" w:lineRule="atLeast"/>
-        <w:ind w:left="231" w:hanging="231"/>
-      </w:pPr>
-      <w:r>
-        <w:t>NSF Travel Award to attend International Meeting of the Royal Society</w:t>
-      </w:r>
-      <w:r>
-        <w:t>, $5</w:t>
-      </w:r>
-      <w:r>
-        <w:t>,</w:t>
-      </w:r>
-      <w:r>
-        <w:t>000</w:t>
-      </w:r>
-      <w:r>
-        <w:t>, 2015</w:t>
-      </w:r>
-    </w:p>
-    <w:p>
-      <w:pPr>
-        <w:tabs>
-          <w:tab w:val="left" w:pos="6480"/>
-        </w:tabs>
-        <w:spacing w:line="240" w:lineRule="atLeast"/>
-        <w:ind w:left="231" w:hanging="231"/>
-      </w:pPr>
-      <w:r>
-        <w:t>Cedar Brook Award for Best Student Presentation, 2014</w:t>
-      </w:r>
-    </w:p>
-    <w:p>
-      <w:pPr>
-        <w:tabs>
-          <w:tab w:val="left" w:pos="6480"/>
-        </w:tabs>
-        <w:spacing w:line="240" w:lineRule="atLeast"/>
-        <w:ind w:left="231" w:hanging="231"/>
-      </w:pPr>
-      <w:proofErr w:type="spellStart"/>
-      <w:r>
-        <w:t>Slobodkin</w:t>
-      </w:r>
-      <w:proofErr w:type="spellEnd"/>
-      <w:r>
-        <w:t xml:space="preserve"> Award for Research in Ecology, </w:t>
-      </w:r>
-      <w:r>
-        <w:t xml:space="preserve">$700, </w:t>
-      </w:r>
-      <w:r>
-        <w:t>2014</w:t>
-      </w:r>
-    </w:p>
-    <w:p>
-      <w:pPr>
-        <w:tabs>
-          <w:tab w:val="left" w:pos="6480"/>
-        </w:tabs>
-        <w:spacing w:line="240" w:lineRule="atLeast"/>
-        <w:ind w:left="231" w:hanging="231"/>
-      </w:pPr>
-      <w:r>
-        <w:t>Outstanding Department Service Award, 2014</w:t>
-      </w:r>
-    </w:p>
-    <w:p>
-      <w:pPr>
-        <w:tabs>
-          <w:tab w:val="left" w:pos="6480"/>
-        </w:tabs>
-        <w:spacing w:line="240" w:lineRule="atLeast"/>
-        <w:ind w:left="231" w:hanging="231"/>
-      </w:pPr>
-      <w:r>
-        <w:t xml:space="preserve">New York </w:t>
-      </w:r>
-      <w:proofErr w:type="spellStart"/>
-      <w:r>
-        <w:t>SeaGrant</w:t>
-      </w:r>
-      <w:proofErr w:type="spellEnd"/>
-      <w:r>
-        <w:t xml:space="preserve"> Scholar</w:t>
-      </w:r>
-      <w:r>
-        <w:t xml:space="preserve"> Fellowship</w:t>
-      </w:r>
-      <w:r>
-        <w:t>,</w:t>
-      </w:r>
-      <w:r>
-        <w:t xml:space="preserve"> $26</w:t>
-      </w:r>
-      <w:r>
-        <w:t>,</w:t>
-      </w:r>
-      <w:r>
-        <w:t>000,</w:t>
-      </w:r>
-      <w:r>
-        <w:t xml:space="preserve"> 2012</w:t>
-      </w:r>
-    </w:p>
-    <w:p>
-      <w:pPr>
-        <w:tabs>
-          <w:tab w:val="left" w:pos="6480"/>
-        </w:tabs>
-        <w:spacing w:line="240" w:lineRule="atLeast"/>
-        <w:ind w:left="231" w:hanging="231"/>
-      </w:pPr>
-      <w:r>
-        <w:t xml:space="preserve">Hudson River Foundation Graduate Fellowship, </w:t>
-      </w:r>
-      <w:r>
-        <w:t>$15</w:t>
-      </w:r>
-      <w:r>
-        <w:t>,</w:t>
-      </w:r>
-      <w:r>
-        <w:t xml:space="preserve">000, </w:t>
-      </w:r>
-      <w:r>
-        <w:t>2011</w:t>
-      </w:r>
-    </w:p>
-    <w:p>
-      <w:pPr>
-        <w:tabs>
-          <w:tab w:val="left" w:pos="6480"/>
-        </w:tabs>
-        <w:spacing w:line="240" w:lineRule="atLeast"/>
-        <w:ind w:left="231" w:hanging="231"/>
-      </w:pPr>
-      <w:r>
-        <w:t>National Science Foundation Graduate Fellowship, Honorable Mention, 2010</w:t>
-      </w:r>
-    </w:p>
-    <w:p>
-      <w:pPr>
-        <w:tabs>
-          <w:tab w:val="left" w:pos="6480"/>
-        </w:tabs>
-        <w:spacing w:line="240" w:lineRule="atLeast"/>
-        <w:ind w:left="231" w:hanging="231"/>
-      </w:pPr>
-      <w:r>
-        <w:t>Tibor T. Polgar Fellowship, Hudson River Foundation,</w:t>
-      </w:r>
-      <w:r>
-        <w:t xml:space="preserve"> $4</w:t>
-      </w:r>
-      <w:r>
-        <w:t>,</w:t>
-      </w:r>
-      <w:r>
-        <w:t>800,</w:t>
-      </w:r>
-      <w:r>
-        <w:t xml:space="preserve"> 2010</w:t>
-      </w:r>
-    </w:p>
-    <w:p>
-      <w:pPr>
-        <w:tabs>
-          <w:tab w:val="left" w:pos="6480"/>
-        </w:tabs>
-        <w:spacing w:line="240" w:lineRule="atLeast"/>
-        <w:ind w:left="231" w:hanging="231"/>
-      </w:pPr>
-      <w:r>
-        <w:t xml:space="preserve">Robert R. </w:t>
-      </w:r>
-      <w:proofErr w:type="spellStart"/>
-      <w:r>
-        <w:t>Sokal</w:t>
-      </w:r>
-      <w:proofErr w:type="spellEnd"/>
-      <w:r>
-        <w:t xml:space="preserve"> Award for Research in Statistical Biology,</w:t>
-      </w:r>
-      <w:r>
-        <w:t xml:space="preserve"> $500,</w:t>
-      </w:r>
-      <w:r>
-        <w:t xml:space="preserve"> 2010</w:t>
-      </w:r>
-    </w:p>
-    <w:p>
-      <w:pPr>
-        <w:pStyle w:val="Heading1"/>
-        <w:rPr>
-          <w:b w:val="0"/>
-        </w:rPr>
-      </w:pPr>
-      <w:r>
-        <w:t>Presentations</w:t>
-      </w:r>
-      <w:r>
-        <w:tab/>
-      </w:r>
-    </w:p>
-    <w:p>
-      <w:pPr>
-        <w:tabs>
-          <w:tab w:val="left" w:pos="6480"/>
-        </w:tabs>
-        <w:spacing w:line="240" w:lineRule="atLeast"/>
-        <w:ind w:left="360" w:hanging="360"/>
-      </w:pPr>
-      <w:r>
-        <w:t>Alldred, Mary. 14 February 2026. Wetland function, nutrient cycling, and climate resilience. New York Restoration Project Sherman Creek Environmental Science Series. New York, NY. Invited Oral Presentation and Walking Tour of Sherman Creek Living Shoreline.</w:t>
-      </w:r>
-    </w:p>
-    <w:p>
-      <w:pPr>
-        <w:tabs>
-          <w:tab w:val="left" w:pos="6480"/>
-        </w:tabs>
-        <w:spacing w:line="240" w:lineRule="atLeast"/>
-        <w:ind w:left="360" w:hanging="360"/>
-      </w:pPr>
-      <w:r>
-        <w:t>Alldred, Mary. 18 &amp; 21 November 2025. Working toward climate resilience in coastal urban wetlands. Paul Smith’s College, Paul Smiths, NY. Invited Guest Lecture and Coastal Planning Workshop.</w:t>
-      </w:r>
-    </w:p>
-    <w:p>
-      <w:pPr>
-        <w:tabs>
-          <w:tab w:val="left" w:pos="6480"/>
-        </w:tabs>
-        <w:spacing w:line="240" w:lineRule="atLeast"/>
-        <w:ind w:left="360" w:hanging="360"/>
-      </w:pPr>
-      <w:r>
-        <w:t xml:space="preserve">Alldred, Mary, Thomas Whaley, Timothy </w:t>
-      </w:r>
-      <w:proofErr w:type="spellStart"/>
-      <w:r>
-        <w:t>Hoellein</w:t>
-      </w:r>
-      <w:proofErr w:type="spellEnd"/>
-      <w:r>
-        <w:t xml:space="preserve">, Denise </w:t>
-      </w:r>
-      <w:proofErr w:type="spellStart"/>
-      <w:r>
-        <w:t>Bruesewitz</w:t>
-      </w:r>
-      <w:proofErr w:type="spellEnd"/>
-      <w:r>
-        <w:t xml:space="preserve">, Christopher </w:t>
-      </w:r>
-      <w:proofErr w:type="spellStart"/>
-      <w:r>
-        <w:t>Girgenti</w:t>
-      </w:r>
-      <w:proofErr w:type="spellEnd"/>
-      <w:r>
-        <w:t>, J. Stephen Gosnell, and Chester Zarnoch.</w:t>
-      </w:r>
-      <w:r>
-        <w:t xml:space="preserve"> 16 April 2024. </w:t>
-      </w:r>
-      <w:r>
-        <w:t>When to move a mussel: Ribbed mussels enhance nitrogen removal, but not plant growth, in restored urban marshes.</w:t>
-      </w:r>
-      <w:r>
-        <w:t xml:space="preserve"> New York State Wetlands Forum, Saratoga Springs, NY. Oral Presentation.</w:t>
-      </w:r>
-    </w:p>
-    <w:p>
-      <w:pPr>
-        <w:tabs>
-          <w:tab w:val="left" w:pos="6480"/>
-        </w:tabs>
-        <w:spacing w:line="240" w:lineRule="atLeast"/>
-        <w:ind w:left="360" w:hanging="360"/>
-      </w:pPr>
-      <w:r>
-        <w:t xml:space="preserve">Alldred, Mary, Thomas Whaley, Timothy </w:t>
-      </w:r>
-      <w:proofErr w:type="spellStart"/>
-      <w:r>
-        <w:t>Hoellein</w:t>
-      </w:r>
-      <w:proofErr w:type="spellEnd"/>
-      <w:r>
-        <w:t xml:space="preserve">, Denise </w:t>
-      </w:r>
-      <w:proofErr w:type="spellStart"/>
-      <w:r>
-        <w:t>Bruesewitz</w:t>
-      </w:r>
-      <w:proofErr w:type="spellEnd"/>
-      <w:r>
-        <w:t xml:space="preserve">, Christopher </w:t>
-      </w:r>
-      <w:proofErr w:type="spellStart"/>
-      <w:r>
-        <w:t>Girgenti</w:t>
-      </w:r>
-      <w:proofErr w:type="spellEnd"/>
-      <w:r>
-        <w:t>, J. Stephen Gosnell, and Chester Zarnoch.</w:t>
-      </w:r>
-      <w:r>
-        <w:t xml:space="preserve"> 29 April 2023. </w:t>
-      </w:r>
-      <w:r>
-        <w:t>When to move a mussel: Ribbed mussels enhance nitrogen removal, but not plant growth, in restored urban marshes.</w:t>
-      </w:r>
-      <w:r>
-        <w:t xml:space="preserve"> New England Estuarine Research Society, Brooklyn, NY. Oral Presentation.</w:t>
-      </w:r>
-    </w:p>
-    <w:p>
-      <w:pPr>
-        <w:tabs>
-          <w:tab w:val="left" w:pos="6480"/>
-        </w:tabs>
-        <w:spacing w:line="240" w:lineRule="atLeast"/>
-        <w:ind w:left="360" w:hanging="360"/>
-      </w:pPr>
-      <w:r>
-        <w:t xml:space="preserve">Alldred, Mary, Thomas Whaley, Timothy </w:t>
-      </w:r>
-      <w:proofErr w:type="spellStart"/>
-      <w:r>
-        <w:t>Hoellein</w:t>
-      </w:r>
-      <w:proofErr w:type="spellEnd"/>
-      <w:r>
-        <w:t xml:space="preserve">, Denise </w:t>
-      </w:r>
-      <w:proofErr w:type="spellStart"/>
-      <w:r>
-        <w:t>Bruesewitz</w:t>
-      </w:r>
-      <w:proofErr w:type="spellEnd"/>
-      <w:r>
-        <w:t xml:space="preserve">, Christopher </w:t>
-      </w:r>
-      <w:proofErr w:type="spellStart"/>
-      <w:r>
-        <w:t>Girgenti</w:t>
-      </w:r>
-      <w:proofErr w:type="spellEnd"/>
-      <w:r>
-        <w:t>, J. Stephen Gosnell, and Chester Zarnoch.</w:t>
-      </w:r>
-      <w:r>
-        <w:t xml:space="preserve"> 13 January 2023. </w:t>
-      </w:r>
-      <w:r>
-        <w:t>When to move a mussel: Ribbed mussels enhance nitrogen removal, but not plant growth, in restored urban marshes.</w:t>
-      </w:r>
-      <w:r>
-        <w:t xml:space="preserve"> Keynote Presentation at </w:t>
-      </w:r>
-      <w:r>
-        <w:t>Binghamton University Biology Graduate Student Organization Symposium. Binghamton, NY. Invited Oral Presentation.</w:t>
-      </w:r>
-    </w:p>
-    <w:p>
-      <w:pPr>
-        <w:tabs>
-          <w:tab w:val="left" w:pos="6480"/>
-        </w:tabs>
-        <w:spacing w:line="240" w:lineRule="atLeast"/>
-        <w:ind w:left="360" w:hanging="360"/>
-      </w:pPr>
-      <w:r>
-        <w:t xml:space="preserve">Alldred, Mary, Thomas Whaley, Timothy </w:t>
-      </w:r>
-      <w:proofErr w:type="spellStart"/>
-      <w:r>
-        <w:t>Hoellein</w:t>
-      </w:r>
-      <w:proofErr w:type="spellEnd"/>
-      <w:r>
-        <w:t xml:space="preserve">, Denise </w:t>
-      </w:r>
-      <w:proofErr w:type="spellStart"/>
-      <w:r>
-        <w:t>Bruesewitz</w:t>
-      </w:r>
-      <w:proofErr w:type="spellEnd"/>
-      <w:r>
-        <w:t xml:space="preserve">, Christopher </w:t>
-      </w:r>
-      <w:proofErr w:type="spellStart"/>
-      <w:r>
-        <w:t>Girgenti</w:t>
-      </w:r>
-      <w:proofErr w:type="spellEnd"/>
-      <w:r>
-        <w:t xml:space="preserve">, J. Stephen Gosnell, and Chester Zarnoch. </w:t>
-      </w:r>
-      <w:r>
-        <w:t>2 December</w:t>
-      </w:r>
-      <w:r>
-        <w:t xml:space="preserve"> 2022. </w:t>
-      </w:r>
-      <w:r>
-        <w:t xml:space="preserve">Restoring coastal marshes: </w:t>
-      </w:r>
-      <w:r>
-        <w:t>C</w:t>
-      </w:r>
-      <w:r>
-        <w:t>an we recover nitrogen-removal services in urban estuaries?</w:t>
-      </w:r>
-      <w:r>
-        <w:t xml:space="preserve"> CEES Seminar. Plattsburgh, NY. Oral Presentation.</w:t>
-      </w:r>
-    </w:p>
-    <w:p>
-      <w:pPr>
-        <w:tabs>
-          <w:tab w:val="left" w:pos="6480"/>
-        </w:tabs>
-        <w:spacing w:line="240" w:lineRule="atLeast"/>
-        <w:ind w:left="360" w:hanging="360"/>
-      </w:pPr>
-      <w:r>
-        <w:t xml:space="preserve">Alldred, Mary, Thomas Whaley, Timothy </w:t>
-      </w:r>
-      <w:proofErr w:type="spellStart"/>
-      <w:r>
-        <w:t>Hoellein</w:t>
-      </w:r>
-      <w:proofErr w:type="spellEnd"/>
-      <w:r>
-        <w:t xml:space="preserve">, Denise </w:t>
-      </w:r>
-      <w:proofErr w:type="spellStart"/>
-      <w:r>
-        <w:t>Bruesewitz</w:t>
-      </w:r>
-      <w:proofErr w:type="spellEnd"/>
-      <w:r>
-        <w:t xml:space="preserve">, Christopher </w:t>
-      </w:r>
-      <w:proofErr w:type="spellStart"/>
-      <w:r>
-        <w:t>Girgenti</w:t>
-      </w:r>
-      <w:proofErr w:type="spellEnd"/>
-      <w:r>
-        <w:t xml:space="preserve">, J. Stephen Gosnell, and Chester Zarnoch. </w:t>
-      </w:r>
-      <w:r>
-        <w:t xml:space="preserve">16 </w:t>
-      </w:r>
-      <w:r>
-        <w:t>May 2022. When to move a mussel: Ribbed mussels enhance nitrogen removal, but not plant growth, in restored urban marshes. Joint Aquatic</w:t>
-      </w:r>
-      <w:r>
-        <w:t xml:space="preserve"> Sciences</w:t>
-      </w:r>
-      <w:r>
-        <w:t xml:space="preserve"> Meeting, Grand Rapids, MI.</w:t>
-      </w:r>
-      <w:r>
-        <w:t xml:space="preserve"> Oral Presentation.</w:t>
-      </w:r>
-    </w:p>
-    <w:p>
-      <w:pPr>
-        <w:tabs>
-          <w:tab w:val="left" w:pos="6480"/>
-        </w:tabs>
-        <w:spacing w:line="240" w:lineRule="atLeast"/>
-        <w:ind w:left="360" w:hanging="360"/>
-      </w:pPr>
-      <w:r>
-        <w:t xml:space="preserve">Alldred, Mary, Jonathan J. Borrelli, </w:t>
-      </w:r>
-      <w:r>
-        <w:t>Timothy Hoellein, Denise Bruesewitz, and Chester Zarnoch</w:t>
-      </w:r>
-      <w:r>
-        <w:t>.</w:t>
-      </w:r>
-      <w:r>
-        <w:t xml:space="preserve"> </w:t>
-      </w:r>
-      <w:r>
-        <w:t>21 June 202</w:t>
-      </w:r>
-      <w:r>
-        <w:t>1</w:t>
-      </w:r>
-      <w:r>
-        <w:t>.</w:t>
-      </w:r>
-      <w:r>
-        <w:t xml:space="preserve"> </w:t>
-      </w:r>
-      <w:r>
-        <w:t xml:space="preserve">Marsh plants enhance coastal marsh resilience by changing sediment redox </w:t>
-      </w:r>
-      <w:r>
-        <w:lastRenderedPageBreak/>
-        <w:t xml:space="preserve">conditions in an urban, eutrophic estuary. </w:t>
+        <w:t xml:space="preserve"> </w:t>
+      </w:r>
+      <w:r>
+        <w:t xml:space="preserve">Marsh plants enhance coastal marsh resilience by changing sediment redox conditions in an urban, eutrophic estuary. </w:t>
       </w:r>
       <w:r>
         <w:rPr>
@@ -3443,257 +3729,6 @@
         <w:ind w:left="360" w:hanging="360"/>
       </w:pPr>
       <w:r>
-        <w:t>Alldred, Mary, Timothy Hoellein, Denise Bruesewitz, and Chester Zarnoch.</w:t>
-      </w:r>
-      <w:r>
-        <w:t xml:space="preserve"> </w:t>
-      </w:r>
-      <w:r>
-        <w:t>18 March 2017.</w:t>
-      </w:r>
-      <w:r>
-        <w:t xml:space="preserve"> </w:t>
-      </w:r>
-      <w:r>
-        <w:t>Nitrogen removal services of restored salt marshes in Jamaica Bay (New York, NY).</w:t>
-      </w:r>
-      <w:r>
-        <w:t xml:space="preserve"> </w:t>
-      </w:r>
-      <w:r>
-        <w:t>New England Estuarine Research Society.</w:t>
-      </w:r>
-      <w:r>
-        <w:t xml:space="preserve"> </w:t>
-      </w:r>
-      <w:r>
-        <w:t>Groton, CT.</w:t>
-      </w:r>
-      <w:r>
-        <w:t xml:space="preserve"> </w:t>
-      </w:r>
-      <w:r>
-        <w:t>Oral Presentation.</w:t>
-      </w:r>
-    </w:p>
-    <w:p>
-      <w:pPr>
-        <w:ind w:left="360" w:hanging="360"/>
-      </w:pPr>
-      <w:r>
-        <w:t>Alldred, Mary.</w:t>
-      </w:r>
-      <w:r>
-        <w:t xml:space="preserve"> </w:t>
-      </w:r>
-      <w:r>
-        <w:t>27 January 2017.</w:t>
-      </w:r>
-      <w:r>
-        <w:t xml:space="preserve"> </w:t>
-      </w:r>
-      <w:r>
-        <w:t>Nitrogen-removal ecosystem services of natural and restored salt marshes in Jamaica Bay (New York, NY).</w:t>
-      </w:r>
-      <w:r>
-        <w:t xml:space="preserve"> </w:t>
-      </w:r>
-      <w:r>
-        <w:t>School of Marine and Atmospheric Sciences, Stony Brook University.</w:t>
-      </w:r>
-      <w:r>
-        <w:t xml:space="preserve"> </w:t>
-      </w:r>
-      <w:r>
-        <w:t>Invited Oral Presentation.</w:t>
-      </w:r>
-    </w:p>
-    <w:p>
-      <w:pPr>
-        <w:ind w:left="360" w:hanging="360"/>
-      </w:pPr>
-      <w:r>
-        <w:t>Alldred, Mary.</w:t>
-      </w:r>
-      <w:r>
-        <w:t xml:space="preserve"> </w:t>
-      </w:r>
-      <w:r>
-        <w:t>4 November 2016.</w:t>
-      </w:r>
-      <w:r>
-        <w:t xml:space="preserve"> </w:t>
-      </w:r>
-      <w:r>
-        <w:t>Assessing methods for measuring nitrogen-removal services in natural and restored coastal wetlands.</w:t>
-      </w:r>
-      <w:r>
-        <w:t xml:space="preserve"> </w:t>
-      </w:r>
-      <w:r>
-        <w:t>Science and Resilience Institute of Jamaica Bay (SRI-JB) Public Agency Committee Meeting.</w:t>
-      </w:r>
-      <w:r>
-        <w:t xml:space="preserve"> </w:t>
-      </w:r>
-      <w:r>
-        <w:t>New York, NY.</w:t>
-      </w:r>
-      <w:r>
-        <w:t xml:space="preserve"> </w:t>
-      </w:r>
-      <w:r>
-        <w:t>Invited Oral Presentation.</w:t>
-      </w:r>
-    </w:p>
-    <w:p>
-      <w:pPr>
-        <w:ind w:left="360" w:hanging="360"/>
-      </w:pPr>
-      <w:r>
-        <w:t>Alldred, Mary.</w:t>
-      </w:r>
-      <w:r>
-        <w:t xml:space="preserve"> </w:t>
-      </w:r>
-      <w:r>
-        <w:t>22 October 2016.</w:t>
-      </w:r>
-      <w:r>
-        <w:t xml:space="preserve"> </w:t>
-      </w:r>
-      <w:r>
-        <w:t>Nitrogen removal services of restored salt marshes in Jamaica Bay.</w:t>
-      </w:r>
-      <w:r>
-        <w:t xml:space="preserve"> </w:t>
-      </w:r>
-      <w:r>
-        <w:t>New York Marine Sciences Consortium.</w:t>
-      </w:r>
-      <w:r>
-        <w:t xml:space="preserve"> </w:t>
-      </w:r>
-      <w:r>
-        <w:t>Bronx, NY.</w:t>
-      </w:r>
-      <w:r>
-        <w:t xml:space="preserve"> </w:t>
-      </w:r>
-      <w:r>
-        <w:t>Oral Presentation.</w:t>
-      </w:r>
-    </w:p>
-    <w:p>
-      <w:pPr>
-        <w:ind w:left="360" w:hanging="360"/>
-      </w:pPr>
-      <w:r>
-        <w:t xml:space="preserve">Alldred, Mary, </w:t>
-      </w:r>
-      <w:proofErr w:type="spellStart"/>
-      <w:r>
-        <w:t>Stoycho</w:t>
-      </w:r>
-      <w:proofErr w:type="spellEnd"/>
-      <w:r>
-        <w:t xml:space="preserve"> </w:t>
-      </w:r>
-      <w:proofErr w:type="spellStart"/>
-      <w:r>
-        <w:t>Velkovsky</w:t>
-      </w:r>
-      <w:proofErr w:type="spellEnd"/>
-      <w:r>
-        <w:t>, and Stephen B. Baines.</w:t>
-      </w:r>
-      <w:r>
-        <w:t xml:space="preserve"> </w:t>
-      </w:r>
-      <w:r>
-        <w:t>11 August 2016.</w:t>
-      </w:r>
-      <w:r>
-        <w:t xml:space="preserve"> </w:t>
-      </w:r>
-      <w:r>
-        <w:t xml:space="preserve">Using </w:t>
-      </w:r>
-      <w:r>
-        <w:t>p</w:t>
-      </w:r>
-      <w:r>
-        <w:t xml:space="preserve">lant </w:t>
-      </w:r>
-      <w:r>
-        <w:t>t</w:t>
-      </w:r>
-      <w:r>
-        <w:t xml:space="preserve">raits to </w:t>
-      </w:r>
-      <w:r>
-        <w:t>p</w:t>
-      </w:r>
-      <w:r>
-        <w:t xml:space="preserve">redict </w:t>
-      </w:r>
-      <w:r>
-        <w:t>d</w:t>
-      </w:r>
-      <w:r>
-        <w:t xml:space="preserve">enitrification </w:t>
-      </w:r>
-      <w:r>
-        <w:t>p</w:t>
-      </w:r>
-      <w:r>
-        <w:t xml:space="preserve">otential in </w:t>
-      </w:r>
-      <w:r>
-        <w:t>s</w:t>
-      </w:r>
-      <w:r>
-        <w:t xml:space="preserve">alt </w:t>
-      </w:r>
-      <w:r>
-        <w:t>m</w:t>
-      </w:r>
-      <w:r>
-        <w:t xml:space="preserve">arsh </w:t>
-      </w:r>
-      <w:r>
-        <w:t>e</w:t>
-      </w:r>
-      <w:r>
-        <w:t>cosystems</w:t>
-      </w:r>
-      <w:r>
-        <w:t>.</w:t>
-      </w:r>
-      <w:r>
-        <w:t xml:space="preserve"> </w:t>
-      </w:r>
-      <w:r>
-        <w:t>Ecological Society of America.</w:t>
-      </w:r>
-      <w:r>
-        <w:t xml:space="preserve"> </w:t>
-      </w:r>
-      <w:r>
-        <w:t>Fort Lauderdale, FL.</w:t>
-      </w:r>
-      <w:r>
-        <w:t xml:space="preserve"> </w:t>
-      </w:r>
-      <w:r>
-        <w:t>Oral Presentation.</w:t>
-      </w:r>
-    </w:p>
-    <w:p>
-      <w:pPr>
-        <w:ind w:left="360" w:hanging="360"/>
-      </w:pPr>
-      <w:r>
         <w:lastRenderedPageBreak/>
         <w:t>Alldred, Mary, Timothy Hoellein, Denise Bruesewitz, and Chester Zarnoch.</w:t>
       </w:r>
@@ -3701,6 +3736,257 @@
         <w:t xml:space="preserve"> </w:t>
       </w:r>
       <w:r>
+        <w:t>18 March 2017.</w:t>
+      </w:r>
+      <w:r>
+        <w:t xml:space="preserve"> </w:t>
+      </w:r>
+      <w:r>
+        <w:t>Nitrogen removal services of restored salt marshes in Jamaica Bay (New York, NY).</w:t>
+      </w:r>
+      <w:r>
+        <w:t xml:space="preserve"> </w:t>
+      </w:r>
+      <w:r>
+        <w:t>New England Estuarine Research Society.</w:t>
+      </w:r>
+      <w:r>
+        <w:t xml:space="preserve"> </w:t>
+      </w:r>
+      <w:r>
+        <w:t>Groton, CT.</w:t>
+      </w:r>
+      <w:r>
+        <w:t xml:space="preserve"> </w:t>
+      </w:r>
+      <w:r>
+        <w:t>Oral Presentation.</w:t>
+      </w:r>
+    </w:p>
+    <w:p>
+      <w:pPr>
+        <w:ind w:left="360" w:hanging="360"/>
+      </w:pPr>
+      <w:r>
+        <w:t>Alldred, Mary.</w:t>
+      </w:r>
+      <w:r>
+        <w:t xml:space="preserve"> </w:t>
+      </w:r>
+      <w:r>
+        <w:t>27 January 2017.</w:t>
+      </w:r>
+      <w:r>
+        <w:t xml:space="preserve"> </w:t>
+      </w:r>
+      <w:r>
+        <w:t>Nitrogen-removal ecosystem services of natural and restored salt marshes in Jamaica Bay (New York, NY).</w:t>
+      </w:r>
+      <w:r>
+        <w:t xml:space="preserve"> </w:t>
+      </w:r>
+      <w:r>
+        <w:t>School of Marine and Atmospheric Sciences, Stony Brook University.</w:t>
+      </w:r>
+      <w:r>
+        <w:t xml:space="preserve"> </w:t>
+      </w:r>
+      <w:r>
+        <w:t>Invited Oral Presentation.</w:t>
+      </w:r>
+    </w:p>
+    <w:p>
+      <w:pPr>
+        <w:ind w:left="360" w:hanging="360"/>
+      </w:pPr>
+      <w:r>
+        <w:t>Alldred, Mary.</w:t>
+      </w:r>
+      <w:r>
+        <w:t xml:space="preserve"> </w:t>
+      </w:r>
+      <w:r>
+        <w:t>4 November 2016.</w:t>
+      </w:r>
+      <w:r>
+        <w:t xml:space="preserve"> </w:t>
+      </w:r>
+      <w:r>
+        <w:t>Assessing methods for measuring nitrogen-removal services in natural and restored coastal wetlands.</w:t>
+      </w:r>
+      <w:r>
+        <w:t xml:space="preserve"> </w:t>
+      </w:r>
+      <w:r>
+        <w:t>Science and Resilience Institute of Jamaica Bay (SRI-JB) Public Agency Committee Meeting.</w:t>
+      </w:r>
+      <w:r>
+        <w:t xml:space="preserve"> </w:t>
+      </w:r>
+      <w:r>
+        <w:t>New York, NY.</w:t>
+      </w:r>
+      <w:r>
+        <w:t xml:space="preserve"> </w:t>
+      </w:r>
+      <w:r>
+        <w:t>Invited Oral Presentation.</w:t>
+      </w:r>
+    </w:p>
+    <w:p>
+      <w:pPr>
+        <w:ind w:left="360" w:hanging="360"/>
+      </w:pPr>
+      <w:r>
+        <w:t>Alldred, Mary.</w:t>
+      </w:r>
+      <w:r>
+        <w:t xml:space="preserve"> </w:t>
+      </w:r>
+      <w:r>
+        <w:t>22 October 2016.</w:t>
+      </w:r>
+      <w:r>
+        <w:t xml:space="preserve"> </w:t>
+      </w:r>
+      <w:r>
+        <w:t>Nitrogen removal services of restored salt marshes in Jamaica Bay.</w:t>
+      </w:r>
+      <w:r>
+        <w:t xml:space="preserve"> </w:t>
+      </w:r>
+      <w:r>
+        <w:t>New York Marine Sciences Consortium.</w:t>
+      </w:r>
+      <w:r>
+        <w:t xml:space="preserve"> </w:t>
+      </w:r>
+      <w:r>
+        <w:t>Bronx, NY.</w:t>
+      </w:r>
+      <w:r>
+        <w:t xml:space="preserve"> </w:t>
+      </w:r>
+      <w:r>
+        <w:t>Oral Presentation.</w:t>
+      </w:r>
+    </w:p>
+    <w:p>
+      <w:pPr>
+        <w:ind w:left="360" w:hanging="360"/>
+      </w:pPr>
+      <w:r>
+        <w:t xml:space="preserve">Alldred, Mary, </w:t>
+      </w:r>
+      <w:proofErr w:type="spellStart"/>
+      <w:r>
+        <w:t>Stoycho</w:t>
+      </w:r>
+      <w:proofErr w:type="spellEnd"/>
+      <w:r>
+        <w:t xml:space="preserve"> </w:t>
+      </w:r>
+      <w:proofErr w:type="spellStart"/>
+      <w:r>
+        <w:t>Velkovsky</w:t>
+      </w:r>
+      <w:proofErr w:type="spellEnd"/>
+      <w:r>
+        <w:t>, and Stephen B. Baines.</w:t>
+      </w:r>
+      <w:r>
+        <w:t xml:space="preserve"> </w:t>
+      </w:r>
+      <w:r>
+        <w:t>11 August 2016.</w:t>
+      </w:r>
+      <w:r>
+        <w:t xml:space="preserve"> </w:t>
+      </w:r>
+      <w:r>
+        <w:t xml:space="preserve">Using </w:t>
+      </w:r>
+      <w:r>
+        <w:t>p</w:t>
+      </w:r>
+      <w:r>
+        <w:t xml:space="preserve">lant </w:t>
+      </w:r>
+      <w:r>
+        <w:t>t</w:t>
+      </w:r>
+      <w:r>
+        <w:t xml:space="preserve">raits to </w:t>
+      </w:r>
+      <w:r>
+        <w:t>p</w:t>
+      </w:r>
+      <w:r>
+        <w:t xml:space="preserve">redict </w:t>
+      </w:r>
+      <w:r>
+        <w:t>d</w:t>
+      </w:r>
+      <w:r>
+        <w:t xml:space="preserve">enitrification </w:t>
+      </w:r>
+      <w:r>
+        <w:t>p</w:t>
+      </w:r>
+      <w:r>
+        <w:t xml:space="preserve">otential in </w:t>
+      </w:r>
+      <w:r>
+        <w:t>s</w:t>
+      </w:r>
+      <w:r>
+        <w:t xml:space="preserve">alt </w:t>
+      </w:r>
+      <w:r>
+        <w:t>m</w:t>
+      </w:r>
+      <w:r>
+        <w:t xml:space="preserve">arsh </w:t>
+      </w:r>
+      <w:r>
+        <w:t>e</w:t>
+      </w:r>
+      <w:r>
+        <w:t>cosystems</w:t>
+      </w:r>
+      <w:r>
+        <w:t>.</w:t>
+      </w:r>
+      <w:r>
+        <w:t xml:space="preserve"> </w:t>
+      </w:r>
+      <w:r>
+        <w:t>Ecological Society of America.</w:t>
+      </w:r>
+      <w:r>
+        <w:t xml:space="preserve"> </w:t>
+      </w:r>
+      <w:r>
+        <w:t>Fort Lauderdale, FL.</w:t>
+      </w:r>
+      <w:r>
+        <w:t xml:space="preserve"> </w:t>
+      </w:r>
+      <w:r>
+        <w:t>Oral Presentation.</w:t>
+      </w:r>
+    </w:p>
+    <w:p>
+      <w:pPr>
+        <w:ind w:left="360" w:hanging="360"/>
+      </w:pPr>
+      <w:r>
+        <w:t>Alldred, Mary, Timothy Hoellein, Denise Bruesewitz, and Chester Zarnoch.</w:t>
+      </w:r>
+      <w:r>
+        <w:t xml:space="preserve"> </w:t>
+      </w:r>
+      <w:r>
         <w:t>16 June 2016.</w:t>
       </w:r>
       <w:r>
@@ -4085,6 +4371,7 @@
         <w:ind w:left="360" w:hanging="360"/>
       </w:pPr>
       <w:r>
+        <w:lastRenderedPageBreak/>
         <w:t>Alldred, Mary, Stephen B. Baines, and Stuart Findlay.</w:t>
       </w:r>
       <w:r>
@@ -4432,7 +4719,6 @@
         <w:ind w:left="360" w:hanging="360"/>
       </w:pPr>
       <w:r>
-        <w:lastRenderedPageBreak/>
         <w:t>Alldred, Mary, Stephen B. Baines.</w:t>
       </w:r>
       <w:r>
@@ -4869,6 +5155,7 @@
         <w:ind w:left="360" w:hanging="360"/>
       </w:pPr>
       <w:r>
+        <w:lastRenderedPageBreak/>
         <w:t xml:space="preserve">Oviedo, </w:t>
       </w:r>
       <w:proofErr w:type="spellStart"/>
@@ -4973,7 +5260,6 @@
         <w:ind w:left="360" w:hanging="360"/>
       </w:pPr>
       <w:r>
-        <w:lastRenderedPageBreak/>
         <w:t xml:space="preserve">Allen, Owen, Leif Goldie, Nancy Price, and Mary Alldred. 7 May 2025. </w:t>
       </w:r>
       <w:r>
@@ -5338,7 +5624,11 @@
         <w:t xml:space="preserve"> 2025. </w:t>
       </w:r>
       <w:r>
-        <w:t>Adaptive management essential to long-term nitrogen removal success in an urban tidal wetland</w:t>
+        <w:t xml:space="preserve">Adaptive management </w:t>
+      </w:r>
+      <w:r>
+        <w:lastRenderedPageBreak/>
+        <w:t>essential to long-term nitrogen removal success in an urban tidal wetland</w:t>
       </w:r>
       <w:r>
         <w:t>. New England Estuarine Research Society, Provincetown, MA. Poster Presentation. *</w:t>
@@ -5439,7 +5729,6 @@
         <w:ind w:left="360" w:hanging="360"/>
       </w:pPr>
       <w:r>
-        <w:lastRenderedPageBreak/>
         <w:t xml:space="preserve">Harvey, Lydia, </w:t>
       </w:r>
       <w:r>
@@ -5833,6 +6122,7 @@
         <w:ind w:left="360" w:hanging="360"/>
       </w:pPr>
       <w:r>
+        <w:lastRenderedPageBreak/>
         <w:t xml:space="preserve">Lester, Sara, </w:t>
       </w:r>
       <w:proofErr w:type="spellStart"/>
@@ -5980,80 +6270,260 @@
         <w:ind w:left="360" w:hanging="360"/>
       </w:pPr>
       <w:r>
+        <w:t>Cooper, Shannon and Mary Alldred. 28 April 2023. There’s something in the water: Patterns in groundwater chemistry in the Lake Champlain Basin. New England Estuarine Research Society. Brooklyn, NY. Poster Presentation.</w:t>
+      </w:r>
+    </w:p>
+    <w:p>
+      <w:pPr>
+        <w:tabs>
+          <w:tab w:val="left" w:pos="6480"/>
+        </w:tabs>
+        <w:spacing w:line="240" w:lineRule="atLeast"/>
+        <w:ind w:left="360" w:hanging="360"/>
+      </w:pPr>
+      <w:r>
+        <w:t xml:space="preserve">Kemmerling, Lucas and Mary Alldred. 28 April 2023. </w:t>
+      </w:r>
+      <w:r>
+        <w:t>Maximizing mitigation: Quantifying the energetic carrying capacity of mitigation wetlands for waterfowl</w:t>
+      </w:r>
+      <w:r>
+        <w:t xml:space="preserve">. </w:t>
+      </w:r>
+      <w:r>
+        <w:t>New England Estuarine Research Society. Brooklyn, NY. Poster Presentation.</w:t>
+      </w:r>
+      <w:r>
+        <w:t xml:space="preserve"> *</w:t>
+      </w:r>
+      <w:r>
+        <w:rPr>
+          <w:u w:val="single"/>
+        </w:rPr>
+        <w:t>Honorable mention, Best Graduate Student Poster</w:t>
+      </w:r>
+      <w:r>
+        <w:t>.</w:t>
+      </w:r>
+    </w:p>
+    <w:p>
+      <w:pPr>
+        <w:tabs>
+          <w:tab w:val="left" w:pos="6480"/>
+        </w:tabs>
+        <w:spacing w:line="240" w:lineRule="atLeast"/>
+        <w:ind w:left="360" w:hanging="360"/>
+      </w:pPr>
+      <w:r>
+        <w:t xml:space="preserve">Randall, Anne, Robert Kruse, Colin Fuss, and Mary Alldred. 28 April 2023. </w:t>
+      </w:r>
+      <w:r>
+        <w:t>Quantifying the phosphorus contributions of urban street trees to Lake Champlain</w:t>
+      </w:r>
+      <w:r>
+        <w:t xml:space="preserve">. </w:t>
+      </w:r>
+      <w:r>
+        <w:t>New England Estuarine Research Society. Brooklyn, NY. Poster Presentation.</w:t>
+      </w:r>
+    </w:p>
+    <w:p>
+      <w:pPr>
+        <w:tabs>
+          <w:tab w:val="left" w:pos="6480"/>
+        </w:tabs>
+        <w:spacing w:line="240" w:lineRule="atLeast"/>
+        <w:ind w:left="360" w:hanging="360"/>
+      </w:pPr>
+      <w:r>
+        <w:t xml:space="preserve">Snyder, </w:t>
+      </w:r>
+      <w:r>
+        <w:t xml:space="preserve">Kayleen, </w:t>
+      </w:r>
+      <w:r>
+        <w:t xml:space="preserve">Luke Myers, Tess Moran, Timothy </w:t>
+      </w:r>
+      <w:proofErr w:type="spellStart"/>
+      <w:r>
+        <w:t>Mihuc</w:t>
+      </w:r>
+      <w:proofErr w:type="spellEnd"/>
+      <w:r>
+        <w:t>, Danielle Garneau, and Mary Alldred</w:t>
+      </w:r>
+      <w:r>
+        <w:t xml:space="preserve">. 21 April 2023. </w:t>
+      </w:r>
+      <w:r>
+        <w:t>Long-term patterns of phytoplankton community composition and abundance in Lake Champlain: 1970-2021.</w:t>
+      </w:r>
+      <w:r>
+        <w:t xml:space="preserve"> Northeast Natural History Conference. Burlington, VT. Poster Presentation.</w:t>
+      </w:r>
+    </w:p>
+    <w:p>
+      <w:pPr>
+        <w:tabs>
+          <w:tab w:val="left" w:pos="6480"/>
+        </w:tabs>
+        <w:spacing w:line="240" w:lineRule="atLeast"/>
+        <w:ind w:left="360" w:hanging="360"/>
+      </w:pPr>
+      <w:r>
+        <w:t xml:space="preserve">Randall, Anne, Robert Kruse, Colin Fuss, and Mary Alldred. 5 December 2022. Quantifying the phosphorus concentration of urban street trees to Lake Champlain. </w:t>
+      </w:r>
+      <w:r>
+        <w:t xml:space="preserve">SUNY Plattsburgh </w:t>
+      </w:r>
+      <w:r>
+        <w:t>Fall Research Symposium. Plattsburgh, NY. Poster Presentation.</w:t>
+      </w:r>
+    </w:p>
+    <w:p>
+      <w:pPr>
+        <w:tabs>
+          <w:tab w:val="left" w:pos="6480"/>
+        </w:tabs>
+        <w:spacing w:line="240" w:lineRule="atLeast"/>
+        <w:ind w:left="360" w:hanging="360"/>
+      </w:pPr>
+      <w:r>
+        <w:t xml:space="preserve">Snyder, Kayleen, Tim </w:t>
+      </w:r>
+      <w:proofErr w:type="spellStart"/>
+      <w:r>
+        <w:t>Mihuc</w:t>
+      </w:r>
+      <w:proofErr w:type="spellEnd"/>
+      <w:r>
+        <w:t xml:space="preserve">, and Mary Alldred. 5 December 2022. Phytoplankton community composition and abundance from 1970 to 2021 in Lake Champlain. </w:t>
+      </w:r>
+      <w:r>
+        <w:t xml:space="preserve">SUNY Plattsburgh </w:t>
+      </w:r>
+      <w:r>
+        <w:t>Fall Research Symposium. Plattsburgh, NY. Poster Presentation.</w:t>
+      </w:r>
+    </w:p>
+    <w:p>
+      <w:pPr>
+        <w:tabs>
+          <w:tab w:val="left" w:pos="6480"/>
+        </w:tabs>
+        <w:spacing w:line="240" w:lineRule="atLeast"/>
+        <w:ind w:left="360" w:hanging="360"/>
+      </w:pPr>
+      <w:r>
+        <w:t xml:space="preserve">Stone, Riley and Mary Alldred. 5 December 2022. Patterns in soil organic carbon following the 2018 Altona Flat Rock Fire. </w:t>
+      </w:r>
+      <w:r>
+        <w:t>SUNY Plattsburgh</w:t>
+      </w:r>
+      <w:r>
+        <w:t xml:space="preserve"> Fall Research Symposium. Plattsburgh, NY. Poster Presentation.</w:t>
+      </w:r>
+    </w:p>
+    <w:p>
+      <w:pPr>
+        <w:tabs>
+          <w:tab w:val="left" w:pos="6480"/>
+        </w:tabs>
+        <w:spacing w:line="240" w:lineRule="atLeast"/>
+        <w:ind w:left="360" w:hanging="360"/>
+      </w:pPr>
+      <w:r>
+        <w:t xml:space="preserve">Edwards, Emmanuel, Steven </w:t>
+      </w:r>
+      <w:proofErr w:type="spellStart"/>
+      <w:r>
+        <w:t>Xol</w:t>
+      </w:r>
+      <w:proofErr w:type="spellEnd"/>
+      <w:r>
+        <w:t xml:space="preserve">-Quevedo, Mary Alldred, and Chester Zarnoch. 18 August 2022. Mussels enhance nitrate removal in a restored urban marsh. RISE </w:t>
+      </w:r>
+      <w:proofErr w:type="spellStart"/>
+      <w:r>
+        <w:t>Environmentor</w:t>
+      </w:r>
+      <w:proofErr w:type="spellEnd"/>
+      <w:r>
+        <w:t xml:space="preserve"> Presentations. Queens, NY. Oral/Poster Presentation.</w:t>
+      </w:r>
+    </w:p>
+    <w:p>
+      <w:pPr>
+        <w:tabs>
+          <w:tab w:val="left" w:pos="6480"/>
+        </w:tabs>
+        <w:spacing w:line="240" w:lineRule="atLeast"/>
+        <w:ind w:left="360" w:hanging="360"/>
+      </w:pPr>
+      <w:r>
+        <w:t xml:space="preserve">Cook, </w:t>
+      </w:r>
+      <w:proofErr w:type="spellStart"/>
+      <w:r>
+        <w:t>Alesi</w:t>
+      </w:r>
+      <w:proofErr w:type="spellEnd"/>
+      <w:r>
+        <w:t xml:space="preserve">, </w:t>
+      </w:r>
+      <w:proofErr w:type="spellStart"/>
+      <w:r>
+        <w:t>Hadar</w:t>
+      </w:r>
+      <w:proofErr w:type="spellEnd"/>
+      <w:r>
+        <w:t xml:space="preserve"> </w:t>
+      </w:r>
+      <w:proofErr w:type="spellStart"/>
+      <w:r>
+        <w:t>Pepperstone</w:t>
+      </w:r>
+      <w:proofErr w:type="spellEnd"/>
+      <w:r>
+        <w:t>, Naomi Hodgson, Marcus Mitchell, Danielle Garneau, and Mary Alldred. 10 May 2022. Roadkill: A citizen science project. CEES Research Symposium. Poster Presentation.</w:t>
+      </w:r>
+    </w:p>
+    <w:p>
+      <w:pPr>
+        <w:tabs>
+          <w:tab w:val="left" w:pos="6480"/>
+        </w:tabs>
+        <w:spacing w:line="240" w:lineRule="atLeast"/>
+        <w:ind w:left="360" w:hanging="360"/>
+      </w:pPr>
+      <w:proofErr w:type="spellStart"/>
+      <w:r>
+        <w:t>Morgillo</w:t>
+      </w:r>
+      <w:proofErr w:type="spellEnd"/>
+      <w:r>
+        <w:t xml:space="preserve">, Mia, Angelo </w:t>
+      </w:r>
+      <w:proofErr w:type="spellStart"/>
+      <w:r>
+        <w:t>Sinisgalli</w:t>
+      </w:r>
+      <w:proofErr w:type="spellEnd"/>
+      <w:r>
+        <w:t>, Ashley Barkley, Danielle Garneau, and Mary Alldred. 10 May 2022. Wastewater treatment plants: Microplastics in our water. CEES Research Symposium. Poster Presentation.</w:t>
+      </w:r>
+    </w:p>
+    <w:p>
+      <w:pPr>
+        <w:tabs>
+          <w:tab w:val="left" w:pos="6480"/>
+        </w:tabs>
+        <w:spacing w:line="240" w:lineRule="atLeast"/>
+        <w:ind w:left="360" w:hanging="360"/>
+      </w:pPr>
+      <w:r>
         <w:lastRenderedPageBreak/>
-        <w:t>Cooper, Shannon and Mary Alldred. 28 April 2023. There’s something in the water: Patterns in groundwater chemistry in the Lake Champlain Basin. New England Estuarine Research Society. Brooklyn, NY. Poster Presentation.</w:t>
-      </w:r>
-    </w:p>
-    <w:p>
-      <w:pPr>
-        <w:tabs>
-          <w:tab w:val="left" w:pos="6480"/>
-        </w:tabs>
-        <w:spacing w:line="240" w:lineRule="atLeast"/>
-        <w:ind w:left="360" w:hanging="360"/>
-      </w:pPr>
-      <w:r>
-        <w:t xml:space="preserve">Kemmerling, Lucas and Mary Alldred. 28 April 2023. </w:t>
-      </w:r>
-      <w:r>
-        <w:t>Maximizing mitigation: Quantifying the energetic carrying capacity of mitigation wetlands for waterfowl</w:t>
-      </w:r>
-      <w:r>
-        <w:t xml:space="preserve">. </w:t>
-      </w:r>
-      <w:r>
-        <w:t>New England Estuarine Research Society. Brooklyn, NY. Poster Presentation.</w:t>
-      </w:r>
-      <w:r>
-        <w:t xml:space="preserve"> *</w:t>
-      </w:r>
-      <w:r>
-        <w:rPr>
-          <w:u w:val="single"/>
-        </w:rPr>
-        <w:t>Honorable mention, Best Graduate Student Poster</w:t>
-      </w:r>
-      <w:r>
-        <w:t>.</w:t>
-      </w:r>
-    </w:p>
-    <w:p>
-      <w:pPr>
-        <w:tabs>
-          <w:tab w:val="left" w:pos="6480"/>
-        </w:tabs>
-        <w:spacing w:line="240" w:lineRule="atLeast"/>
-        <w:ind w:left="360" w:hanging="360"/>
-      </w:pPr>
-      <w:r>
-        <w:t xml:space="preserve">Randall, Anne, Robert Kruse, Colin Fuss, and Mary Alldred. 28 April 2023. </w:t>
-      </w:r>
-      <w:r>
-        <w:t>Quantifying the phosphorus contributions of urban street trees to Lake Champlain</w:t>
-      </w:r>
-      <w:r>
-        <w:t xml:space="preserve">. </w:t>
-      </w:r>
-      <w:r>
-        <w:t>New England Estuarine Research Society. Brooklyn, NY. Poster Presentation.</w:t>
-      </w:r>
-    </w:p>
-    <w:p>
-      <w:pPr>
-        <w:tabs>
-          <w:tab w:val="left" w:pos="6480"/>
-        </w:tabs>
-        <w:spacing w:line="240" w:lineRule="atLeast"/>
-        <w:ind w:left="360" w:hanging="360"/>
-      </w:pPr>
-      <w:r>
-        <w:t xml:space="preserve">Snyder, </w:t>
-      </w:r>
-      <w:r>
-        <w:t xml:space="preserve">Kayleen, </w:t>
-      </w:r>
-      <w:r>
-        <w:t xml:space="preserve">Luke Myers, Tess Moran, Timothy </w:t>
+        <w:t xml:space="preserve">Snyder, Kayleen, Luke Myers, Timothy </w:t>
       </w:r>
       <w:proofErr w:type="spellStart"/>
       <w:r>
@@ -6061,186 +6531,6 @@
       </w:r>
       <w:proofErr w:type="spellEnd"/>
       <w:r>
-        <w:t>, Danielle Garneau, and Mary Alldred</w:t>
-      </w:r>
-      <w:r>
-        <w:t xml:space="preserve">. 21 April 2023. </w:t>
-      </w:r>
-      <w:r>
-        <w:t>Long-term patterns of phytoplankton community composition and abundance in Lake Champlain: 1970-2021.</w:t>
-      </w:r>
-      <w:r>
-        <w:t xml:space="preserve"> Northeast Natural History Conference. Burlington, VT. Poster Presentation.</w:t>
-      </w:r>
-    </w:p>
-    <w:p>
-      <w:pPr>
-        <w:tabs>
-          <w:tab w:val="left" w:pos="6480"/>
-        </w:tabs>
-        <w:spacing w:line="240" w:lineRule="atLeast"/>
-        <w:ind w:left="360" w:hanging="360"/>
-      </w:pPr>
-      <w:r>
-        <w:t xml:space="preserve">Randall, Anne, Robert Kruse, Colin Fuss, and Mary Alldred. 5 December 2022. Quantifying the phosphorus concentration of urban street trees to Lake Champlain. </w:t>
-      </w:r>
-      <w:r>
-        <w:t xml:space="preserve">SUNY Plattsburgh </w:t>
-      </w:r>
-      <w:r>
-        <w:t>Fall Research Symposium. Plattsburgh, NY. Poster Presentation.</w:t>
-      </w:r>
-    </w:p>
-    <w:p>
-      <w:pPr>
-        <w:tabs>
-          <w:tab w:val="left" w:pos="6480"/>
-        </w:tabs>
-        <w:spacing w:line="240" w:lineRule="atLeast"/>
-        <w:ind w:left="360" w:hanging="360"/>
-      </w:pPr>
-      <w:r>
-        <w:t xml:space="preserve">Snyder, Kayleen, Tim </w:t>
-      </w:r>
-      <w:proofErr w:type="spellStart"/>
-      <w:r>
-        <w:t>Mihuc</w:t>
-      </w:r>
-      <w:proofErr w:type="spellEnd"/>
-      <w:r>
-        <w:t xml:space="preserve">, and Mary Alldred. 5 December 2022. Phytoplankton community composition and abundance from 1970 to 2021 in Lake Champlain. </w:t>
-      </w:r>
-      <w:r>
-        <w:t xml:space="preserve">SUNY Plattsburgh </w:t>
-      </w:r>
-      <w:r>
-        <w:t>Fall Research Symposium. Plattsburgh, NY. Poster Presentation.</w:t>
-      </w:r>
-    </w:p>
-    <w:p>
-      <w:pPr>
-        <w:tabs>
-          <w:tab w:val="left" w:pos="6480"/>
-        </w:tabs>
-        <w:spacing w:line="240" w:lineRule="atLeast"/>
-        <w:ind w:left="360" w:hanging="360"/>
-      </w:pPr>
-      <w:r>
-        <w:t xml:space="preserve">Stone, Riley and Mary Alldred. 5 December 2022. Patterns in soil organic carbon following the 2018 Altona Flat Rock Fire. </w:t>
-      </w:r>
-      <w:r>
-        <w:t>SUNY Plattsburgh</w:t>
-      </w:r>
-      <w:r>
-        <w:t xml:space="preserve"> Fall Research Symposium. Plattsburgh, NY. Poster Presentation.</w:t>
-      </w:r>
-    </w:p>
-    <w:p>
-      <w:pPr>
-        <w:tabs>
-          <w:tab w:val="left" w:pos="6480"/>
-        </w:tabs>
-        <w:spacing w:line="240" w:lineRule="atLeast"/>
-        <w:ind w:left="360" w:hanging="360"/>
-      </w:pPr>
-      <w:r>
-        <w:t xml:space="preserve">Edwards, Emmanuel, Steven </w:t>
-      </w:r>
-      <w:proofErr w:type="spellStart"/>
-      <w:r>
-        <w:t>Xol</w:t>
-      </w:r>
-      <w:proofErr w:type="spellEnd"/>
-      <w:r>
-        <w:t xml:space="preserve">-Quevedo, Mary Alldred, and Chester Zarnoch. 18 August 2022. Mussels enhance nitrate removal in a restored urban marsh. RISE </w:t>
-      </w:r>
-      <w:proofErr w:type="spellStart"/>
-      <w:r>
-        <w:t>Environmentor</w:t>
-      </w:r>
-      <w:proofErr w:type="spellEnd"/>
-      <w:r>
-        <w:t xml:space="preserve"> Presentations. Queens, NY. Oral/Poster Presentation.</w:t>
-      </w:r>
-    </w:p>
-    <w:p>
-      <w:pPr>
-        <w:tabs>
-          <w:tab w:val="left" w:pos="6480"/>
-        </w:tabs>
-        <w:spacing w:line="240" w:lineRule="atLeast"/>
-        <w:ind w:left="360" w:hanging="360"/>
-      </w:pPr>
-      <w:r>
-        <w:t xml:space="preserve">Cook, </w:t>
-      </w:r>
-      <w:proofErr w:type="spellStart"/>
-      <w:r>
-        <w:t>Alesi</w:t>
-      </w:r>
-      <w:proofErr w:type="spellEnd"/>
-      <w:r>
-        <w:t xml:space="preserve">, </w:t>
-      </w:r>
-      <w:proofErr w:type="spellStart"/>
-      <w:r>
-        <w:t>Hadar</w:t>
-      </w:r>
-      <w:proofErr w:type="spellEnd"/>
-      <w:r>
-        <w:t xml:space="preserve"> </w:t>
-      </w:r>
-      <w:proofErr w:type="spellStart"/>
-      <w:r>
-        <w:t>Pepperstone</w:t>
-      </w:r>
-      <w:proofErr w:type="spellEnd"/>
-      <w:r>
-        <w:t>, Naomi Hodgson, Marcus Mitchell, Danielle Garneau, and Mary Alldred. 10 May 2022. Roadkill: A citizen science project. CEES Research Symposium. Poster Presentation.</w:t>
-      </w:r>
-    </w:p>
-    <w:p>
-      <w:pPr>
-        <w:tabs>
-          <w:tab w:val="left" w:pos="6480"/>
-        </w:tabs>
-        <w:spacing w:line="240" w:lineRule="atLeast"/>
-        <w:ind w:left="360" w:hanging="360"/>
-      </w:pPr>
-      <w:proofErr w:type="spellStart"/>
-      <w:r>
-        <w:t>Morgillo</w:t>
-      </w:r>
-      <w:proofErr w:type="spellEnd"/>
-      <w:r>
-        <w:t xml:space="preserve">, Mia, Angelo </w:t>
-      </w:r>
-      <w:proofErr w:type="spellStart"/>
-      <w:r>
-        <w:t>Sinisgalli</w:t>
-      </w:r>
-      <w:proofErr w:type="spellEnd"/>
-      <w:r>
-        <w:t>, Ashley Barkley, Danielle Garneau, and Mary Alldred. 10 May 2022. Wastewater treatment plants: Microplastics in our water. CEES Research Symposium. Poster Presentation.</w:t>
-      </w:r>
-    </w:p>
-    <w:p>
-      <w:pPr>
-        <w:tabs>
-          <w:tab w:val="left" w:pos="6480"/>
-        </w:tabs>
-        <w:spacing w:line="240" w:lineRule="atLeast"/>
-        <w:ind w:left="360" w:hanging="360"/>
-      </w:pPr>
-      <w:r>
-        <w:t xml:space="preserve">Snyder, Kayleen, Luke Myers, Timothy </w:t>
-      </w:r>
-      <w:proofErr w:type="spellStart"/>
-      <w:r>
-        <w:t>Mihuc</w:t>
-      </w:r>
-      <w:proofErr w:type="spellEnd"/>
-      <w:r>
         <w:t>, and Mary Alldred. 10 May 2022. Phytoplankton community composition and abundance from 2017-2021 in Lake Champlain. CEES Research Symposium. Poster Presentation.</w:t>
       </w:r>
     </w:p>
@@ -6404,22 +6694,71 @@
           <w:i/>
           <w:iCs/>
         </w:rPr>
-        <w:t xml:space="preserve">Spartina </w:t>
-      </w:r>
+        <w:t>Spartina alterniflora</w:t>
+      </w:r>
+      <w:r>
+        <w:rPr>
+          <w:bCs/>
+        </w:rPr>
+        <w:t xml:space="preserve">) and </w:t>
+      </w:r>
+      <w:r>
+        <w:rPr>
+          <w:bCs/>
+        </w:rPr>
+        <w:t>r</w:t>
+      </w:r>
+      <w:r>
+        <w:rPr>
+          <w:bCs/>
+        </w:rPr>
+        <w:t xml:space="preserve">ibbed </w:t>
+      </w:r>
+      <w:r>
+        <w:rPr>
+          <w:bCs/>
+        </w:rPr>
+        <w:t>m</w:t>
+      </w:r>
+      <w:r>
+        <w:rPr>
+          <w:bCs/>
+        </w:rPr>
+        <w:t>ussel (</w:t>
+      </w:r>
+      <w:proofErr w:type="spellStart"/>
       <w:r>
         <w:rPr>
           <w:bCs/>
           <w:i/>
           <w:iCs/>
         </w:rPr>
-        <w:lastRenderedPageBreak/>
-        <w:t>alterniflora</w:t>
-      </w:r>
-      <w:r>
-        <w:rPr>
-          <w:bCs/>
-        </w:rPr>
-        <w:t xml:space="preserve">) and </w:t>
+        <w:t>Geukensia</w:t>
+      </w:r>
+      <w:proofErr w:type="spellEnd"/>
+      <w:r>
+        <w:rPr>
+          <w:bCs/>
+          <w:i/>
+          <w:iCs/>
+        </w:rPr>
+        <w:t xml:space="preserve"> </w:t>
+      </w:r>
+      <w:proofErr w:type="spellStart"/>
+      <w:r>
+        <w:rPr>
+          <w:bCs/>
+          <w:i/>
+          <w:iCs/>
+        </w:rPr>
+        <w:t>demissa</w:t>
+      </w:r>
+      <w:proofErr w:type="spellEnd"/>
+      <w:r>
+        <w:rPr>
+          <w:bCs/>
+        </w:rPr>
+        <w:t xml:space="preserve">) for </w:t>
       </w:r>
       <w:r>
         <w:rPr>
@@ -6431,155 +6770,201 @@
         <w:rPr>
           <w:bCs/>
         </w:rPr>
-        <w:t xml:space="preserve">ibbed </w:t>
-      </w:r>
-      <w:r>
-        <w:rPr>
-          <w:bCs/>
-        </w:rPr>
-        <w:t>m</w:t>
-      </w:r>
-      <w:r>
-        <w:rPr>
-          <w:bCs/>
-        </w:rPr>
-        <w:t>ussel (</w:t>
-      </w:r>
-      <w:proofErr w:type="spellStart"/>
-      <w:r>
-        <w:rPr>
-          <w:bCs/>
+        <w:t xml:space="preserve">estoration of </w:t>
+      </w:r>
+      <w:r>
+        <w:rPr>
+          <w:bCs/>
+        </w:rPr>
+        <w:t>u</w:t>
+      </w:r>
+      <w:r>
+        <w:rPr>
+          <w:bCs/>
+        </w:rPr>
+        <w:t xml:space="preserve">rban </w:t>
+      </w:r>
+      <w:r>
+        <w:rPr>
+          <w:bCs/>
+        </w:rPr>
+        <w:t>w</w:t>
+      </w:r>
+      <w:r>
+        <w:rPr>
+          <w:bCs/>
+        </w:rPr>
+        <w:t>etlands</w:t>
+      </w:r>
+      <w:r>
+        <w:rPr>
+          <w:bCs/>
+        </w:rPr>
+        <w:t>. Online Conference of the Society for Ecological Restoration</w:t>
+      </w:r>
+      <w:r>
+        <w:t>. Poster Presentation.</w:t>
+      </w:r>
+    </w:p>
+    <w:p>
+      <w:pPr>
+        <w:tabs>
+          <w:tab w:val="left" w:pos="6480"/>
+        </w:tabs>
+        <w:spacing w:line="240" w:lineRule="atLeast"/>
+        <w:ind w:left="360" w:hanging="360"/>
+      </w:pPr>
+      <w:proofErr w:type="spellStart"/>
+      <w:r>
+        <w:t>Lenberger</w:t>
+      </w:r>
+      <w:proofErr w:type="spellEnd"/>
+      <w:r>
+        <w:t>, Brandon and Mary Alldred. 2</w:t>
+      </w:r>
+      <w:r>
+        <w:t>9</w:t>
+      </w:r>
+      <w:r>
+        <w:t xml:space="preserve"> April 2021. Assessing the nutrient-removal potential of floating treatment wetlands in a mesocosm field experiment. Online Joint Meeting of New England Estuarine Research Society and Atlantic Estuarine Research Society. Lightning Talk.</w:t>
+      </w:r>
+    </w:p>
+    <w:p>
+      <w:pPr>
+        <w:tabs>
+          <w:tab w:val="left" w:pos="6480"/>
+        </w:tabs>
+        <w:spacing w:line="240" w:lineRule="atLeast"/>
+        <w:ind w:left="360" w:hanging="360"/>
+      </w:pPr>
+      <w:r>
+        <w:t xml:space="preserve">Whaley, Thomas, Bethany </w:t>
+      </w:r>
+      <w:proofErr w:type="spellStart"/>
+      <w:r>
+        <w:t>Freynk</w:t>
+      </w:r>
+      <w:proofErr w:type="spellEnd"/>
+      <w:r>
+        <w:t xml:space="preserve">, Chester </w:t>
+      </w:r>
+      <w:proofErr w:type="spellStart"/>
+      <w:r>
+        <w:t>Zarnoch</w:t>
+      </w:r>
+      <w:proofErr w:type="spellEnd"/>
+      <w:r>
+        <w:t>, Patricia Rafferty, Jolene Willis</w:t>
+      </w:r>
+      <w:r>
+        <w:t>, and Mary Alldred</w:t>
+      </w:r>
+      <w:r>
+        <w:t xml:space="preserve">. 27 April 2021. </w:t>
+      </w:r>
+      <w:r>
+        <w:rPr>
           <w:i/>
           <w:iCs/>
         </w:rPr>
         <w:t>Geukensia</w:t>
       </w:r>
-      <w:proofErr w:type="spellEnd"/>
-      <w:r>
-        <w:rPr>
-          <w:bCs/>
+      <w:r>
+        <w:t xml:space="preserve"> recruitment and population structure in a natural and restored marsh. Online Joint Meeting of New England Estuarine Research Society and Atlantic Estuarine Research Society. Lightning Talk.</w:t>
+      </w:r>
+    </w:p>
+    <w:p>
+      <w:pPr>
+        <w:tabs>
+          <w:tab w:val="left" w:pos="6480"/>
+        </w:tabs>
+        <w:spacing w:line="240" w:lineRule="atLeast"/>
+        <w:ind w:left="360" w:hanging="360"/>
+      </w:pPr>
+      <w:proofErr w:type="spellStart"/>
+      <w:r>
+        <w:t>Lenberger</w:t>
+      </w:r>
+      <w:proofErr w:type="spellEnd"/>
+      <w:r>
+        <w:t>, Brandon and Mary Alldred. 22 April 2021. Assessing the nutrient-removal potential of floating treatment wetlands in a mesocosm field experiment. CEES Virtual Research Symposium. Plattsburgh, NY. Poster Presentation.</w:t>
+      </w:r>
+    </w:p>
+    <w:p>
+      <w:pPr>
+        <w:tabs>
+          <w:tab w:val="left" w:pos="6480"/>
+        </w:tabs>
+        <w:spacing w:line="240" w:lineRule="atLeast"/>
+        <w:ind w:left="360" w:hanging="360"/>
+      </w:pPr>
+      <w:r>
+        <w:t xml:space="preserve">Whaley, Thomas, Eileen Allen, Bethany </w:t>
+      </w:r>
+      <w:proofErr w:type="spellStart"/>
+      <w:r>
+        <w:t>Freynk</w:t>
+      </w:r>
+      <w:proofErr w:type="spellEnd"/>
+      <w:r>
+        <w:t xml:space="preserve">, Chester </w:t>
+      </w:r>
+      <w:proofErr w:type="spellStart"/>
+      <w:r>
+        <w:t>Zarnoch</w:t>
+      </w:r>
+      <w:proofErr w:type="spellEnd"/>
+      <w:r>
+        <w:t xml:space="preserve">, Patricia Rafferty, Jolene Willis, and Mary Alldred. 22 April 2021. Recovery of native </w:t>
+      </w:r>
+      <w:r>
+        <w:rPr>
           <w:i/>
           <w:iCs/>
         </w:rPr>
-        <w:t xml:space="preserve"> </w:t>
-      </w:r>
-      <w:proofErr w:type="spellStart"/>
-      <w:r>
-        <w:rPr>
-          <w:bCs/>
+        <w:t>Geukensia</w:t>
+      </w:r>
+      <w:r>
+        <w:t xml:space="preserve"> populations following restoration of an urban marsh. CEES Virtual Research Symposium. Plattsburgh, NY. Lightning Talk.</w:t>
+      </w:r>
+    </w:p>
+    <w:p>
+      <w:pPr>
+        <w:tabs>
+          <w:tab w:val="left" w:pos="6480"/>
+        </w:tabs>
+        <w:spacing w:line="240" w:lineRule="atLeast"/>
+        <w:ind w:left="360" w:hanging="360"/>
+      </w:pPr>
+      <w:proofErr w:type="spellStart"/>
+      <w:r>
+        <w:t>Lenberger</w:t>
+      </w:r>
+      <w:proofErr w:type="spellEnd"/>
+      <w:r>
+        <w:t>, Brandon and Mary Alldred. 15 April 2021. Assessing the nutrient-removal potential of floating treatment wetlands in a mesocosm field experiment. Online Northeast Natural History Conference. Poster Presentation.</w:t>
+      </w:r>
+    </w:p>
+    <w:p>
+      <w:pPr>
+        <w:tabs>
+          <w:tab w:val="left" w:pos="6480"/>
+        </w:tabs>
+        <w:spacing w:line="240" w:lineRule="atLeast"/>
+        <w:ind w:left="360" w:hanging="360"/>
+      </w:pPr>
+      <w:r>
+        <w:t xml:space="preserve">Whaley, Thomas and Mary Alldred. 15 April 2021. A meta-analysis reveals context dependence in the </w:t>
+      </w:r>
+      <w:r>
+        <w:rPr>
           <w:i/>
           <w:iCs/>
         </w:rPr>
-        <w:t>demissa</w:t>
-      </w:r>
-      <w:proofErr w:type="spellEnd"/>
-      <w:r>
-        <w:rPr>
-          <w:bCs/>
-        </w:rPr>
-        <w:t xml:space="preserve">) for </w:t>
-      </w:r>
-      <w:r>
-        <w:rPr>
-          <w:bCs/>
-        </w:rPr>
-        <w:t>r</w:t>
-      </w:r>
-      <w:r>
-        <w:rPr>
-          <w:bCs/>
-        </w:rPr>
-        <w:t xml:space="preserve">estoration of </w:t>
-      </w:r>
-      <w:r>
-        <w:rPr>
-          <w:bCs/>
-        </w:rPr>
-        <w:t>u</w:t>
-      </w:r>
-      <w:r>
-        <w:rPr>
-          <w:bCs/>
-        </w:rPr>
-        <w:t xml:space="preserve">rban </w:t>
-      </w:r>
-      <w:r>
-        <w:rPr>
-          <w:bCs/>
-        </w:rPr>
-        <w:t>w</w:t>
-      </w:r>
-      <w:r>
-        <w:rPr>
-          <w:bCs/>
-        </w:rPr>
-        <w:t>etlands</w:t>
-      </w:r>
-      <w:r>
-        <w:rPr>
-          <w:bCs/>
-        </w:rPr>
-        <w:t>. Online Conference of the Society for Ecological Restoration</w:t>
-      </w:r>
-      <w:r>
-        <w:t>. Poster Presentation.</w:t>
-      </w:r>
-    </w:p>
-    <w:p>
-      <w:pPr>
-        <w:tabs>
-          <w:tab w:val="left" w:pos="6480"/>
-        </w:tabs>
-        <w:spacing w:line="240" w:lineRule="atLeast"/>
-        <w:ind w:left="360" w:hanging="360"/>
-      </w:pPr>
-      <w:proofErr w:type="spellStart"/>
-      <w:r>
-        <w:t>Lenberger</w:t>
-      </w:r>
-      <w:proofErr w:type="spellEnd"/>
-      <w:r>
-        <w:t>, Brandon and Mary Alldred. 2</w:t>
-      </w:r>
-      <w:r>
-        <w:t>9</w:t>
-      </w:r>
-      <w:r>
-        <w:t xml:space="preserve"> April 2021. Assessing the nutrient-removal potential of floating treatment wetlands in a mesocosm field experiment. Online Joint Meeting of New England Estuarine Research Society and Atlantic Estuarine Research Society. Lightning Talk.</w:t>
-      </w:r>
-    </w:p>
-    <w:p>
-      <w:pPr>
-        <w:tabs>
-          <w:tab w:val="left" w:pos="6480"/>
-        </w:tabs>
-        <w:spacing w:line="240" w:lineRule="atLeast"/>
-        <w:ind w:left="360" w:hanging="360"/>
-      </w:pPr>
-      <w:r>
-        <w:t xml:space="preserve">Whaley, Thomas, Bethany </w:t>
-      </w:r>
-      <w:proofErr w:type="spellStart"/>
-      <w:r>
-        <w:t>Freynk</w:t>
-      </w:r>
-      <w:proofErr w:type="spellEnd"/>
-      <w:r>
-        <w:t xml:space="preserve">, Chester </w:t>
-      </w:r>
-      <w:proofErr w:type="spellStart"/>
-      <w:r>
-        <w:t>Zarnoch</w:t>
-      </w:r>
-      <w:proofErr w:type="spellEnd"/>
-      <w:r>
-        <w:t>, Patricia Rafferty, Jolene Willis</w:t>
-      </w:r>
-      <w:r>
-        <w:t>, and Mary Alldred</w:t>
-      </w:r>
-      <w:r>
-        <w:t xml:space="preserve">. 27 April 2021. </w:t>
+        <w:t>Spartina</w:t>
+      </w:r>
+      <w:r>
+        <w:t>-</w:t>
       </w:r>
       <w:r>
         <w:rPr>
@@ -6589,487 +6974,85 @@
         <w:t>Geukensia</w:t>
       </w:r>
       <w:r>
-        <w:t xml:space="preserve"> recruitment and population structure in a natural and restored marsh. Online Joint Meeting of New England Estuarine Research Society and Atlantic Estuarine Research Society. Lightning Talk.</w:t>
-      </w:r>
-    </w:p>
-    <w:p>
-      <w:pPr>
-        <w:tabs>
-          <w:tab w:val="left" w:pos="6480"/>
-        </w:tabs>
-        <w:spacing w:line="240" w:lineRule="atLeast"/>
-        <w:ind w:left="360" w:hanging="360"/>
-      </w:pPr>
-      <w:proofErr w:type="spellStart"/>
-      <w:r>
-        <w:t>Lenberger</w:t>
-      </w:r>
-      <w:proofErr w:type="spellEnd"/>
-      <w:r>
-        <w:t>, Brandon and Mary Alldred. 22 April 2021. Assessing the nutrient-removal potential of floating treatment wetlands in a mesocosm field experiment. CEES Virtual Research Symposium. Plattsburgh, NY. Poster Presentation.</w:t>
-      </w:r>
-    </w:p>
-    <w:p>
-      <w:pPr>
-        <w:tabs>
-          <w:tab w:val="left" w:pos="6480"/>
-        </w:tabs>
-        <w:spacing w:line="240" w:lineRule="atLeast"/>
-        <w:ind w:left="360" w:hanging="360"/>
-      </w:pPr>
-      <w:r>
-        <w:t xml:space="preserve">Whaley, Thomas, Eileen Allen, Bethany </w:t>
-      </w:r>
-      <w:proofErr w:type="spellStart"/>
-      <w:r>
-        <w:t>Freynk</w:t>
-      </w:r>
-      <w:proofErr w:type="spellEnd"/>
-      <w:r>
-        <w:t xml:space="preserve">, Chester </w:t>
-      </w:r>
-      <w:proofErr w:type="spellStart"/>
-      <w:r>
-        <w:t>Zarnoch</w:t>
-      </w:r>
-      <w:proofErr w:type="spellEnd"/>
-      <w:r>
-        <w:t xml:space="preserve">, Patricia Rafferty, Jolene Willis, and Mary Alldred. 22 April 2021. Recovery of native </w:t>
+        <w:t xml:space="preserve"> mutualism. Online Northeast Natural History Conference. Recorded Poster Presentation.</w:t>
+      </w:r>
+    </w:p>
+    <w:p>
+      <w:pPr>
+        <w:tabs>
+          <w:tab w:val="left" w:pos="6480"/>
+        </w:tabs>
+        <w:spacing w:line="240" w:lineRule="atLeast"/>
+        <w:ind w:left="360" w:hanging="360"/>
+      </w:pPr>
+      <w:proofErr w:type="spellStart"/>
+      <w:r>
+        <w:t>Heyer</w:t>
+      </w:r>
+      <w:proofErr w:type="spellEnd"/>
+      <w:r>
+        <w:t>, Mark and Mary Alldred. 27 October 2020. Using Lidar data to document elevational changes in restored urban coastal wetlands. Online Conference of the Geological Society of America. Poster Presentation.</w:t>
+      </w:r>
+    </w:p>
+    <w:p>
+      <w:pPr>
+        <w:tabs>
+          <w:tab w:val="left" w:pos="6480"/>
+        </w:tabs>
+        <w:spacing w:line="240" w:lineRule="atLeast"/>
+        <w:ind w:left="360" w:hanging="360"/>
+      </w:pPr>
+      <w:proofErr w:type="spellStart"/>
+      <w:r>
+        <w:t>Heyer</w:t>
+      </w:r>
+      <w:proofErr w:type="spellEnd"/>
+      <w:r>
+        <w:t>, Mark and Mary Alldred. 21 October 2020. Using Lidar data to document elevational changes in restored urban coastal wetlands. Online Conference of the New England Estuarine Research Society. Light</w:t>
+      </w:r>
+      <w:r>
+        <w:t>n</w:t>
+      </w:r>
+      <w:r>
+        <w:t xml:space="preserve">ing Talk. </w:t>
+      </w:r>
+    </w:p>
+    <w:p>
+      <w:pPr>
+        <w:tabs>
+          <w:tab w:val="left" w:pos="6480"/>
+        </w:tabs>
+        <w:spacing w:line="240" w:lineRule="atLeast"/>
+        <w:ind w:left="360" w:hanging="360"/>
+      </w:pPr>
+      <w:r>
+        <w:t xml:space="preserve">Whaley, Thomas and Mary Alldred. 21 October 2020. A meta-analysis reveals context dependence in the </w:t>
       </w:r>
       <w:r>
         <w:rPr>
           <w:i/>
           <w:iCs/>
         </w:rPr>
+        <w:t>Spartina</w:t>
+      </w:r>
+      <w:r>
+        <w:t>-</w:t>
+      </w:r>
+      <w:r>
+        <w:rPr>
+          <w:i/>
+          <w:iCs/>
+        </w:rPr>
         <w:t>Geukensia</w:t>
       </w:r>
       <w:r>
-        <w:t xml:space="preserve"> populations following restoration of an urban marsh. CEES Virtual Research Symposium. Plattsburgh, NY. Lightning Talk.</w:t>
-      </w:r>
-    </w:p>
-    <w:p>
-      <w:pPr>
-        <w:tabs>
-          <w:tab w:val="left" w:pos="6480"/>
-        </w:tabs>
-        <w:spacing w:line="240" w:lineRule="atLeast"/>
-        <w:ind w:left="360" w:hanging="360"/>
-      </w:pPr>
-      <w:proofErr w:type="spellStart"/>
-      <w:r>
-        <w:t>Lenberger</w:t>
-      </w:r>
-      <w:proofErr w:type="spellEnd"/>
-      <w:r>
-        <w:t>, Brandon and Mary Alldred. 15 April 2021. Assessing the nutrient-removal potential of floating treatment wetlands in a mesocosm field experiment. Online Northeast Natural History Conference. Poster Presentation.</w:t>
-      </w:r>
-    </w:p>
-    <w:p>
-      <w:pPr>
-        <w:tabs>
-          <w:tab w:val="left" w:pos="6480"/>
-        </w:tabs>
-        <w:spacing w:line="240" w:lineRule="atLeast"/>
-        <w:ind w:left="360" w:hanging="360"/>
-      </w:pPr>
-      <w:r>
-        <w:t xml:space="preserve">Whaley, Thomas and Mary Alldred. 15 April 2021. A meta-analysis reveals context dependence in the </w:t>
-      </w:r>
-      <w:r>
-        <w:rPr>
-          <w:i/>
-          <w:iCs/>
-        </w:rPr>
-        <w:t>Spartina</w:t>
-      </w:r>
-      <w:r>
-        <w:t>-</w:t>
-      </w:r>
-      <w:r>
-        <w:rPr>
-          <w:i/>
-          <w:iCs/>
-        </w:rPr>
-        <w:t>Geukensia</w:t>
-      </w:r>
-      <w:r>
-        <w:t xml:space="preserve"> mutualism. Online Northeast Natural History Conference. Recorded Poster Presentation.</w:t>
-      </w:r>
-    </w:p>
-    <w:p>
-      <w:pPr>
-        <w:tabs>
-          <w:tab w:val="left" w:pos="6480"/>
-        </w:tabs>
-        <w:spacing w:line="240" w:lineRule="atLeast"/>
-        <w:ind w:left="360" w:hanging="360"/>
-      </w:pPr>
-      <w:proofErr w:type="spellStart"/>
-      <w:r>
-        <w:t>Heyer</w:t>
-      </w:r>
-      <w:proofErr w:type="spellEnd"/>
-      <w:r>
-        <w:t>, Mark and Mary Alldred. 27 October 2020. Using Lidar data to document elevational changes in restored urban coastal wetlands. Online Conference of the Geological Society of America. Poster Presentation.</w:t>
-      </w:r>
-    </w:p>
-    <w:p>
-      <w:pPr>
-        <w:tabs>
-          <w:tab w:val="left" w:pos="6480"/>
-        </w:tabs>
-        <w:spacing w:line="240" w:lineRule="atLeast"/>
-        <w:ind w:left="360" w:hanging="360"/>
-      </w:pPr>
-      <w:proofErr w:type="spellStart"/>
-      <w:r>
-        <w:t>Heyer</w:t>
-      </w:r>
-      <w:proofErr w:type="spellEnd"/>
-      <w:r>
-        <w:t>, Mark and Mary Alldred. 21 October 2020. Using Lidar data to document elevational changes in restored urban coastal wetlands. Online Conference of the New England Estuarine Research Society. Light</w:t>
+        <w:t xml:space="preserve"> mutualism. Online Conference of the New England Estuarine Research Society. Light</w:t>
       </w:r>
       <w:r>
         <w:t>n</w:t>
       </w:r>
       <w:r>
         <w:t xml:space="preserve">ing Talk. </w:t>
-      </w:r>
-    </w:p>
-    <w:p>
-      <w:pPr>
-        <w:tabs>
-          <w:tab w:val="left" w:pos="6480"/>
-        </w:tabs>
-        <w:spacing w:line="240" w:lineRule="atLeast"/>
-        <w:ind w:left="360" w:hanging="360"/>
-      </w:pPr>
-      <w:r>
-        <w:t xml:space="preserve">Whaley, Thomas and Mary Alldred. 21 October 2020. A meta-analysis reveals context dependence in the </w:t>
-      </w:r>
-      <w:r>
-        <w:rPr>
-          <w:i/>
-          <w:iCs/>
-        </w:rPr>
-        <w:t>Spartina</w:t>
-      </w:r>
-      <w:r>
-        <w:t>-</w:t>
-      </w:r>
-      <w:r>
-        <w:rPr>
-          <w:i/>
-          <w:iCs/>
-        </w:rPr>
-        <w:t>Geukensia</w:t>
-      </w:r>
-      <w:r>
-        <w:t xml:space="preserve"> mutualism. Online Conference of the New England Estuarine Research Society. Light</w:t>
-      </w:r>
-      <w:r>
-        <w:t>n</w:t>
-      </w:r>
-      <w:r>
-        <w:t xml:space="preserve">ing Talk. </w:t>
-      </w:r>
-    </w:p>
-    <w:p>
-      <w:pPr>
-        <w:tabs>
-          <w:tab w:val="left" w:pos="6480"/>
-        </w:tabs>
-        <w:spacing w:line="240" w:lineRule="atLeast"/>
-        <w:ind w:left="360" w:hanging="360"/>
-      </w:pPr>
-      <w:r>
-        <w:t xml:space="preserve">Higgins, </w:t>
-      </w:r>
-      <w:proofErr w:type="spellStart"/>
-      <w:r>
-        <w:t>Kierstyn</w:t>
-      </w:r>
-      <w:proofErr w:type="spellEnd"/>
-      <w:r>
-        <w:t>, Jesse Pruden, and Mary Alldred. 19 June 202</w:t>
-      </w:r>
-      <w:r>
-        <w:t>0</w:t>
-      </w:r>
-      <w:r>
-        <w:t xml:space="preserve">. </w:t>
-      </w:r>
-      <w:r>
-        <w:t>Influence of wetlands on short-term and long-term soil carbon storage in a fire-dependent ecosystem</w:t>
-      </w:r>
-      <w:r>
-        <w:t>. Québec RE</w:t>
-      </w:r>
-      <w:r>
-        <w:rPr>
-          <w:vertAlign w:val="superscript"/>
-        </w:rPr>
-        <w:t>3</w:t>
-      </w:r>
-      <w:r>
-        <w:t xml:space="preserve"> Conference. Québec City, Québec, Canada. Poster Presentation. *Postponed COVID-19.</w:t>
-      </w:r>
-    </w:p>
-    <w:p>
-      <w:pPr>
-        <w:tabs>
-          <w:tab w:val="left" w:pos="6480"/>
-        </w:tabs>
-        <w:spacing w:line="240" w:lineRule="atLeast"/>
-        <w:ind w:left="360" w:hanging="360"/>
-      </w:pPr>
-      <w:r>
-        <w:t xml:space="preserve">Whaley, Thomas, </w:t>
-      </w:r>
-      <w:r>
-        <w:t xml:space="preserve">Chester B. Zarnoch, Patricia Rafferty, Jolene Willis, J. Stephen Gosnell, Timothy J. Hoellein, Denise A. </w:t>
-      </w:r>
-      <w:proofErr w:type="spellStart"/>
-      <w:r>
-        <w:t>Bruesewitz</w:t>
-      </w:r>
-      <w:proofErr w:type="spellEnd"/>
-      <w:r>
-        <w:t xml:space="preserve">, Christopher </w:t>
-      </w:r>
-      <w:proofErr w:type="spellStart"/>
-      <w:r>
-        <w:t>Girgenti</w:t>
-      </w:r>
-      <w:proofErr w:type="spellEnd"/>
-      <w:r>
-        <w:t>, Mary Alldred</w:t>
-      </w:r>
-      <w:r>
-        <w:t>. 19 June 202</w:t>
-      </w:r>
-      <w:r>
-        <w:t>0</w:t>
-      </w:r>
-      <w:r>
-        <w:t xml:space="preserve">. </w:t>
-      </w:r>
-      <w:r>
-        <w:rPr>
-          <w:bCs/>
-        </w:rPr>
-        <w:t xml:space="preserve">Potential </w:t>
-      </w:r>
-      <w:r>
-        <w:rPr>
-          <w:bCs/>
-        </w:rPr>
-        <w:t>a</w:t>
-      </w:r>
-      <w:r>
-        <w:rPr>
-          <w:bCs/>
-        </w:rPr>
-        <w:t xml:space="preserve">pplications of the </w:t>
-      </w:r>
-      <w:r>
-        <w:rPr>
-          <w:bCs/>
-        </w:rPr>
-        <w:t>m</w:t>
-      </w:r>
-      <w:r>
-        <w:rPr>
-          <w:bCs/>
-        </w:rPr>
-        <w:t xml:space="preserve">utualism between </w:t>
-      </w:r>
-      <w:r>
-        <w:rPr>
-          <w:bCs/>
-        </w:rPr>
-        <w:t>s</w:t>
-      </w:r>
-      <w:r>
-        <w:rPr>
-          <w:bCs/>
-        </w:rPr>
-        <w:t xml:space="preserve">mooth </w:t>
-      </w:r>
-      <w:r>
-        <w:rPr>
-          <w:bCs/>
-        </w:rPr>
-        <w:t>c</w:t>
-      </w:r>
-      <w:r>
-        <w:rPr>
-          <w:bCs/>
-        </w:rPr>
-        <w:t>ordgrass (</w:t>
-      </w:r>
-      <w:r>
-        <w:rPr>
-          <w:bCs/>
-          <w:i/>
-          <w:iCs/>
-        </w:rPr>
-        <w:t>Spartina alterniflora</w:t>
-      </w:r>
-      <w:r>
-        <w:rPr>
-          <w:bCs/>
-        </w:rPr>
-        <w:t xml:space="preserve">) and </w:t>
-      </w:r>
-      <w:r>
-        <w:rPr>
-          <w:bCs/>
-        </w:rPr>
-        <w:t>r</w:t>
-      </w:r>
-      <w:r>
-        <w:rPr>
-          <w:bCs/>
-        </w:rPr>
-        <w:t xml:space="preserve">ibbed </w:t>
-      </w:r>
-      <w:r>
-        <w:rPr>
-          <w:bCs/>
-        </w:rPr>
-        <w:t>m</w:t>
-      </w:r>
-      <w:r>
-        <w:rPr>
-          <w:bCs/>
-        </w:rPr>
-        <w:t>ussel (</w:t>
-      </w:r>
-      <w:proofErr w:type="spellStart"/>
-      <w:r>
-        <w:rPr>
-          <w:bCs/>
-          <w:i/>
-          <w:iCs/>
-        </w:rPr>
-        <w:t>Geukensia</w:t>
-      </w:r>
-      <w:proofErr w:type="spellEnd"/>
-      <w:r>
-        <w:rPr>
-          <w:bCs/>
-          <w:i/>
-          <w:iCs/>
-        </w:rPr>
-        <w:t xml:space="preserve"> </w:t>
-      </w:r>
-      <w:proofErr w:type="spellStart"/>
-      <w:r>
-        <w:rPr>
-          <w:bCs/>
-          <w:i/>
-          <w:iCs/>
-        </w:rPr>
-        <w:t>demissa</w:t>
-      </w:r>
-      <w:proofErr w:type="spellEnd"/>
-      <w:r>
-        <w:rPr>
-          <w:bCs/>
-        </w:rPr>
-        <w:t xml:space="preserve">) for </w:t>
-      </w:r>
-      <w:r>
-        <w:rPr>
-          <w:bCs/>
-        </w:rPr>
-        <w:t>r</w:t>
-      </w:r>
-      <w:r>
-        <w:rPr>
-          <w:bCs/>
-        </w:rPr>
-        <w:t xml:space="preserve">estoration of </w:t>
-      </w:r>
-      <w:r>
-        <w:rPr>
-          <w:bCs/>
-        </w:rPr>
-        <w:t>u</w:t>
-      </w:r>
-      <w:r>
-        <w:rPr>
-          <w:bCs/>
-        </w:rPr>
-        <w:t xml:space="preserve">rban </w:t>
-      </w:r>
-      <w:r>
-        <w:rPr>
-          <w:bCs/>
-        </w:rPr>
-        <w:t>w</w:t>
-      </w:r>
-      <w:r>
-        <w:rPr>
-          <w:bCs/>
-        </w:rPr>
-        <w:t>etlands</w:t>
-      </w:r>
-      <w:r>
-        <w:rPr>
-          <w:bCs/>
-        </w:rPr>
-        <w:t xml:space="preserve">. </w:t>
-      </w:r>
-      <w:r>
-        <w:t>Québec RE</w:t>
-      </w:r>
-      <w:r>
-        <w:rPr>
-          <w:vertAlign w:val="superscript"/>
-        </w:rPr>
-        <w:t>3</w:t>
-      </w:r>
-      <w:r>
-        <w:t xml:space="preserve"> Conference. Québec City, Québec, Canada. Poster Presentation. *Postponed COVID-19.</w:t>
-      </w:r>
-    </w:p>
-    <w:p>
-      <w:pPr>
-        <w:tabs>
-          <w:tab w:val="left" w:pos="6480"/>
-        </w:tabs>
-        <w:spacing w:line="240" w:lineRule="atLeast"/>
-        <w:ind w:left="360" w:hanging="360"/>
-      </w:pPr>
-      <w:r>
-        <w:t xml:space="preserve">Cutter, Luke, Linh Le, </w:t>
-      </w:r>
-      <w:proofErr w:type="spellStart"/>
-      <w:r>
-        <w:t>Michala</w:t>
-      </w:r>
-      <w:proofErr w:type="spellEnd"/>
-      <w:r>
-        <w:t xml:space="preserve"> Hendrick, John O’Connor, and Mary Alldred. 5 May 2020. Every duck has its day: Comparison of waterfowl resource availability following moist-soil management. CEES Virtual Research Symposium. Plattsburgh, NY. Poster Presentation.</w:t>
-      </w:r>
-    </w:p>
-    <w:p>
-      <w:pPr>
-        <w:tabs>
-          <w:tab w:val="left" w:pos="6480"/>
-        </w:tabs>
-        <w:spacing w:line="240" w:lineRule="atLeast"/>
-        <w:ind w:left="360" w:hanging="360"/>
-      </w:pPr>
-      <w:proofErr w:type="spellStart"/>
-      <w:r>
-        <w:t>Heyer</w:t>
-      </w:r>
-      <w:proofErr w:type="spellEnd"/>
-      <w:r>
-        <w:t>, Mark and Mary Alldred. 5 May 2020. Wetland stability in Jamaica Bay, NY. CEES Virtual Research Symposium. Plattsburgh, NY. Poster Presentation.</w:t>
       </w:r>
     </w:p>
     <w:p>
@@ -7090,6 +7073,304 @@
       </w:r>
       <w:proofErr w:type="spellEnd"/>
       <w:r>
+        <w:t>, Jesse Pruden, and Mary Alldred. 19 June 202</w:t>
+      </w:r>
+      <w:r>
+        <w:t>0</w:t>
+      </w:r>
+      <w:r>
+        <w:t xml:space="preserve">. </w:t>
+      </w:r>
+      <w:r>
+        <w:t>Influence of wetlands on short-term and long-term soil carbon storage in a fire-dependent ecosystem</w:t>
+      </w:r>
+      <w:r>
+        <w:t>. Québec RE</w:t>
+      </w:r>
+      <w:r>
+        <w:rPr>
+          <w:vertAlign w:val="superscript"/>
+        </w:rPr>
+        <w:t>3</w:t>
+      </w:r>
+      <w:r>
+        <w:t xml:space="preserve"> Conference. Québec City, Québec, Canada. Poster Presentation. *Postponed COVID-19.</w:t>
+      </w:r>
+    </w:p>
+    <w:p>
+      <w:pPr>
+        <w:tabs>
+          <w:tab w:val="left" w:pos="6480"/>
+        </w:tabs>
+        <w:spacing w:line="240" w:lineRule="atLeast"/>
+        <w:ind w:left="360" w:hanging="360"/>
+      </w:pPr>
+      <w:r>
+        <w:t xml:space="preserve">Whaley, Thomas, </w:t>
+      </w:r>
+      <w:r>
+        <w:t xml:space="preserve">Chester B. Zarnoch, Patricia Rafferty, Jolene Willis, J. Stephen Gosnell, Timothy J. Hoellein, Denise A. </w:t>
+      </w:r>
+      <w:proofErr w:type="spellStart"/>
+      <w:r>
+        <w:t>Bruesewitz</w:t>
+      </w:r>
+      <w:proofErr w:type="spellEnd"/>
+      <w:r>
+        <w:t xml:space="preserve">, Christopher </w:t>
+      </w:r>
+      <w:proofErr w:type="spellStart"/>
+      <w:r>
+        <w:t>Girgenti</w:t>
+      </w:r>
+      <w:proofErr w:type="spellEnd"/>
+      <w:r>
+        <w:t>, Mary Alldred</w:t>
+      </w:r>
+      <w:r>
+        <w:t>. 19 June 202</w:t>
+      </w:r>
+      <w:r>
+        <w:t>0</w:t>
+      </w:r>
+      <w:r>
+        <w:t xml:space="preserve">. </w:t>
+      </w:r>
+      <w:r>
+        <w:rPr>
+          <w:bCs/>
+        </w:rPr>
+        <w:t xml:space="preserve">Potential </w:t>
+      </w:r>
+      <w:r>
+        <w:rPr>
+          <w:bCs/>
+        </w:rPr>
+        <w:t>a</w:t>
+      </w:r>
+      <w:r>
+        <w:rPr>
+          <w:bCs/>
+        </w:rPr>
+        <w:t xml:space="preserve">pplications of the </w:t>
+      </w:r>
+      <w:r>
+        <w:rPr>
+          <w:bCs/>
+        </w:rPr>
+        <w:t>m</w:t>
+      </w:r>
+      <w:r>
+        <w:rPr>
+          <w:bCs/>
+        </w:rPr>
+        <w:t xml:space="preserve">utualism between </w:t>
+      </w:r>
+      <w:r>
+        <w:rPr>
+          <w:bCs/>
+        </w:rPr>
+        <w:t>s</w:t>
+      </w:r>
+      <w:r>
+        <w:rPr>
+          <w:bCs/>
+        </w:rPr>
+        <w:t xml:space="preserve">mooth </w:t>
+      </w:r>
+      <w:r>
+        <w:rPr>
+          <w:bCs/>
+        </w:rPr>
+        <w:t>c</w:t>
+      </w:r>
+      <w:r>
+        <w:rPr>
+          <w:bCs/>
+        </w:rPr>
+        <w:t>ordgrass (</w:t>
+      </w:r>
+      <w:r>
+        <w:rPr>
+          <w:bCs/>
+          <w:i/>
+          <w:iCs/>
+        </w:rPr>
+        <w:t>Spartina alterniflora</w:t>
+      </w:r>
+      <w:r>
+        <w:rPr>
+          <w:bCs/>
+        </w:rPr>
+        <w:t xml:space="preserve">) and </w:t>
+      </w:r>
+      <w:r>
+        <w:rPr>
+          <w:bCs/>
+        </w:rPr>
+        <w:t>r</w:t>
+      </w:r>
+      <w:r>
+        <w:rPr>
+          <w:bCs/>
+        </w:rPr>
+        <w:t xml:space="preserve">ibbed </w:t>
+      </w:r>
+      <w:r>
+        <w:rPr>
+          <w:bCs/>
+        </w:rPr>
+        <w:t>m</w:t>
+      </w:r>
+      <w:r>
+        <w:rPr>
+          <w:bCs/>
+        </w:rPr>
+        <w:t>ussel (</w:t>
+      </w:r>
+      <w:proofErr w:type="spellStart"/>
+      <w:r>
+        <w:rPr>
+          <w:bCs/>
+          <w:i/>
+          <w:iCs/>
+        </w:rPr>
+        <w:t>Geukensia</w:t>
+      </w:r>
+      <w:proofErr w:type="spellEnd"/>
+      <w:r>
+        <w:rPr>
+          <w:bCs/>
+          <w:i/>
+          <w:iCs/>
+        </w:rPr>
+        <w:t xml:space="preserve"> </w:t>
+      </w:r>
+      <w:proofErr w:type="spellStart"/>
+      <w:r>
+        <w:rPr>
+          <w:bCs/>
+          <w:i/>
+          <w:iCs/>
+        </w:rPr>
+        <w:t>demissa</w:t>
+      </w:r>
+      <w:proofErr w:type="spellEnd"/>
+      <w:r>
+        <w:rPr>
+          <w:bCs/>
+        </w:rPr>
+        <w:t xml:space="preserve">) for </w:t>
+      </w:r>
+      <w:r>
+        <w:rPr>
+          <w:bCs/>
+        </w:rPr>
+        <w:t>r</w:t>
+      </w:r>
+      <w:r>
+        <w:rPr>
+          <w:bCs/>
+        </w:rPr>
+        <w:t xml:space="preserve">estoration of </w:t>
+      </w:r>
+      <w:r>
+        <w:rPr>
+          <w:bCs/>
+        </w:rPr>
+        <w:t>u</w:t>
+      </w:r>
+      <w:r>
+        <w:rPr>
+          <w:bCs/>
+        </w:rPr>
+        <w:t xml:space="preserve">rban </w:t>
+      </w:r>
+      <w:r>
+        <w:rPr>
+          <w:bCs/>
+        </w:rPr>
+        <w:t>w</w:t>
+      </w:r>
+      <w:r>
+        <w:rPr>
+          <w:bCs/>
+        </w:rPr>
+        <w:t>etlands</w:t>
+      </w:r>
+      <w:r>
+        <w:rPr>
+          <w:bCs/>
+        </w:rPr>
+        <w:t xml:space="preserve">. </w:t>
+      </w:r>
+      <w:r>
+        <w:t>Québec RE</w:t>
+      </w:r>
+      <w:r>
+        <w:rPr>
+          <w:vertAlign w:val="superscript"/>
+        </w:rPr>
+        <w:t>3</w:t>
+      </w:r>
+      <w:r>
+        <w:t xml:space="preserve"> Conference. Québec City, Québec, Canada. Poster Presentation. *Postponed COVID-19.</w:t>
+      </w:r>
+    </w:p>
+    <w:p>
+      <w:pPr>
+        <w:tabs>
+          <w:tab w:val="left" w:pos="6480"/>
+        </w:tabs>
+        <w:spacing w:line="240" w:lineRule="atLeast"/>
+        <w:ind w:left="360" w:hanging="360"/>
+      </w:pPr>
+      <w:r>
+        <w:t xml:space="preserve">Cutter, Luke, Linh Le, </w:t>
+      </w:r>
+      <w:proofErr w:type="spellStart"/>
+      <w:r>
+        <w:t>Michala</w:t>
+      </w:r>
+      <w:proofErr w:type="spellEnd"/>
+      <w:r>
+        <w:t xml:space="preserve"> Hendrick, John O’Connor, and Mary Alldred. 5 May 2020. Every duck has its day: Comparison of waterfowl resource availability following moist-soil management. CEES Virtual Research Symposium. Plattsburgh, NY. Poster Presentation.</w:t>
+      </w:r>
+    </w:p>
+    <w:p>
+      <w:pPr>
+        <w:tabs>
+          <w:tab w:val="left" w:pos="6480"/>
+        </w:tabs>
+        <w:spacing w:line="240" w:lineRule="atLeast"/>
+        <w:ind w:left="360" w:hanging="360"/>
+      </w:pPr>
+      <w:proofErr w:type="spellStart"/>
+      <w:r>
+        <w:t>Heyer</w:t>
+      </w:r>
+      <w:proofErr w:type="spellEnd"/>
+      <w:r>
+        <w:t>, Mark and Mary Alldred. 5 May 2020. Wetland stability in Jamaica Bay, NY. CEES Virtual Research Symposium. Plattsburgh, NY. Poster Presentation.</w:t>
+      </w:r>
+    </w:p>
+    <w:p>
+      <w:pPr>
+        <w:tabs>
+          <w:tab w:val="left" w:pos="6480"/>
+        </w:tabs>
+        <w:spacing w:line="240" w:lineRule="atLeast"/>
+        <w:ind w:left="360" w:hanging="360"/>
+      </w:pPr>
+      <w:r>
+        <w:t xml:space="preserve">Higgins, </w:t>
+      </w:r>
+      <w:proofErr w:type="spellStart"/>
+      <w:r>
+        <w:t>Kierstyn</w:t>
+      </w:r>
+      <w:proofErr w:type="spellEnd"/>
+      <w:r>
         <w:t xml:space="preserve">, Jesse Pruden, and Mary Alldred. 5 May 2020. </w:t>
       </w:r>
       <w:r>
@@ -7644,6 +7925,7 @@
         <w:ind w:left="360" w:hanging="360"/>
       </w:pPr>
       <w:r>
+        <w:lastRenderedPageBreak/>
         <w:t xml:space="preserve">Flint, Juliana, Rich Spindler, and Mary Alldred. </w:t>
       </w:r>
       <w:r>
@@ -7734,152 +8016,247 @@
         <w:ind w:left="360" w:hanging="360"/>
       </w:pPr>
       <w:r>
+        <w:t xml:space="preserve">Elliott, Alexandria and Mary Alldred. 9 May 2019. </w:t>
+      </w:r>
+      <w:r>
+        <w:t>Development of a prototype floating treatment wetland for aquatic nutrient remediation</w:t>
+      </w:r>
+      <w:r>
+        <w:t>. CEES Undergraduate Research Seminar. Plattsburgh, NY. Poster Presentation.</w:t>
+      </w:r>
+    </w:p>
+    <w:p>
+      <w:pPr>
+        <w:tabs>
+          <w:tab w:val="left" w:pos="6480"/>
+        </w:tabs>
+        <w:spacing w:line="240" w:lineRule="atLeast"/>
+        <w:ind w:left="360" w:hanging="360"/>
+      </w:pPr>
+      <w:r>
+        <w:t xml:space="preserve">Elliott, Alexandria, </w:t>
+      </w:r>
+      <w:proofErr w:type="spellStart"/>
+      <w:r>
+        <w:t>Sarahana</w:t>
+      </w:r>
+      <w:proofErr w:type="spellEnd"/>
+      <w:r>
+        <w:t xml:space="preserve"> Shrestha, and Mary Alldred. 9 May 2019. </w:t>
+      </w:r>
+      <w:r>
+        <w:t>Wetland education on the Saranac River Trail Greenway: A collaborative project with the Town of Plattsburgh and the Clinton County Health Department</w:t>
+      </w:r>
+      <w:r>
+        <w:t>. CEES Undergraduate Research Seminar. Plattsburgh, NY. Poster Presentation.</w:t>
+      </w:r>
+    </w:p>
+    <w:p>
+      <w:pPr>
+        <w:tabs>
+          <w:tab w:val="left" w:pos="6480"/>
+        </w:tabs>
+        <w:spacing w:line="240" w:lineRule="atLeast"/>
+        <w:ind w:left="360" w:hanging="360"/>
+      </w:pPr>
+      <w:r>
+        <w:t>Flint, Juliana, Rich Spindler, and Mary Alldred. 9 May 2019. Predicting nitrogen removal in agricultural wetland buffers using traits of the plant community. CEES Undergraduate Research Seminar. Plattsburgh, NY. Poster Presentation.</w:t>
+      </w:r>
+    </w:p>
+    <w:p>
+      <w:pPr>
+        <w:tabs>
+          <w:tab w:val="left" w:pos="6480"/>
+        </w:tabs>
+        <w:spacing w:line="240" w:lineRule="atLeast"/>
+        <w:ind w:left="360" w:hanging="360"/>
+      </w:pPr>
+      <w:r>
+        <w:t xml:space="preserve">Gray, Stephanie, </w:t>
+      </w:r>
+      <w:r>
+        <w:t xml:space="preserve">Jennifer </w:t>
+      </w:r>
+      <w:proofErr w:type="spellStart"/>
+      <w:r>
+        <w:t>Krech</w:t>
+      </w:r>
+      <w:proofErr w:type="spellEnd"/>
+      <w:r>
+        <w:t xml:space="preserve">, Joshua Domenico, </w:t>
+      </w:r>
+      <w:r>
+        <w:t xml:space="preserve">Danielle Garneau, </w:t>
+      </w:r>
+      <w:r>
+        <w:t xml:space="preserve">Mary Alldred, </w:t>
+      </w:r>
+      <w:r>
+        <w:t>Mark Lesser, and</w:t>
+      </w:r>
+      <w:r>
+        <w:t xml:space="preserve"> Michael Burgess</w:t>
+      </w:r>
+      <w:r>
+        <w:t xml:space="preserve">. 9 May 2019. </w:t>
+      </w:r>
+      <w:r>
+        <w:t xml:space="preserve">Natural history interpretation of </w:t>
+      </w:r>
+      <w:proofErr w:type="spellStart"/>
+      <w:r>
+        <w:t>Rugar</w:t>
+      </w:r>
+      <w:proofErr w:type="spellEnd"/>
+      <w:r>
+        <w:t xml:space="preserve"> Woods</w:t>
+      </w:r>
+      <w:r>
+        <w:t>. CEES Undergraduate Research Seminar. Plattsburgh, NY. Poster Presentation.</w:t>
+      </w:r>
+    </w:p>
+    <w:p>
+      <w:pPr>
+        <w:tabs>
+          <w:tab w:val="left" w:pos="6480"/>
+        </w:tabs>
+        <w:spacing w:line="240" w:lineRule="atLeast"/>
+        <w:ind w:left="360" w:hanging="360"/>
+      </w:pPr>
+      <w:r>
+        <w:t>Tetreault, Troy, Makayla Tompkins, and Mary Alldred. 9 May 2019. Wetlands as permanent carbon sinks in a fire-dependent ecosystem. CEES Undergraduate Research Seminar. Plattsburgh, NY. Poster Presentation.</w:t>
+      </w:r>
+    </w:p>
+    <w:p>
+      <w:pPr>
+        <w:tabs>
+          <w:tab w:val="left" w:pos="6480"/>
+        </w:tabs>
+        <w:spacing w:line="240" w:lineRule="atLeast"/>
+        <w:ind w:left="360" w:hanging="360"/>
+      </w:pPr>
+      <w:r>
+        <w:t>Flint, Juliana. 3 May 2019. How a geologist entered research on wetland ecology…and then returned to geology. Student Research Showcase. SUNY Plattsburgh, Plattsburgh, NY. Invited Oral Presentation.</w:t>
+      </w:r>
+    </w:p>
+    <w:p>
+      <w:pPr>
+        <w:tabs>
+          <w:tab w:val="left" w:pos="6480"/>
+        </w:tabs>
+        <w:spacing w:line="240" w:lineRule="atLeast"/>
+        <w:ind w:left="360" w:hanging="360"/>
+      </w:pPr>
+      <w:r>
+        <w:t xml:space="preserve">Flint, Juliana, Rich Spindler, and Mary Alldred. 17 April 2019. Predicting nitrogen removal in agricultural wetland buffers using traits of the plant community. </w:t>
+      </w:r>
+      <w:r>
+        <w:t>Hudson-Mohawk Professional Geologists Association</w:t>
+      </w:r>
+      <w:r>
+        <w:t xml:space="preserve"> Student Expo</w:t>
+      </w:r>
+      <w:r>
+        <w:t xml:space="preserve">. </w:t>
+      </w:r>
+      <w:r>
+        <w:t xml:space="preserve">Latham, NY. </w:t>
+      </w:r>
+      <w:r>
+        <w:t>Poster Presentation.</w:t>
+      </w:r>
+    </w:p>
+    <w:p>
+      <w:pPr>
+        <w:tabs>
+          <w:tab w:val="left" w:pos="6480"/>
+        </w:tabs>
+        <w:spacing w:line="240" w:lineRule="atLeast"/>
+        <w:ind w:left="360" w:hanging="360"/>
+      </w:pPr>
+      <w:r>
+        <w:t>Tetreault, Troy, Makayla Tompkins, and Mary Alldred. 13 April 2019. Wetlands as permanent carbon sinks in a fire-dependent ecosystem. Northeast Natural History Conference. Springfield, MA. Poster Presentation.</w:t>
+      </w:r>
+    </w:p>
+    <w:p>
+      <w:pPr>
+        <w:tabs>
+          <w:tab w:val="left" w:pos="6480"/>
+        </w:tabs>
+        <w:spacing w:line="240" w:lineRule="atLeast"/>
+        <w:ind w:left="360" w:hanging="360"/>
+      </w:pPr>
+      <w:r>
+        <w:t>Flint, Juliana, Rich Spindler, and Mary Alldred. 17 March 2019. Predicting nitrogen removal in agricultural wetland buffers using traits of the plant community. GSA Northeastern Section Meeting. Portland, ME. Poster Presentation.</w:t>
+      </w:r>
+    </w:p>
+    <w:p>
+      <w:pPr>
+        <w:tabs>
+          <w:tab w:val="left" w:pos="6480"/>
+        </w:tabs>
+        <w:spacing w:line="240" w:lineRule="atLeast"/>
+        <w:ind w:left="360" w:hanging="360"/>
+      </w:pPr>
+      <w:r>
+        <w:t>Tompkins, Makayla, Troy Tetreault, and Mary Alldred. 17 March 2019. Wetlands as permanent carbon sinks in a fire-dependent ecosystem. GSA Northeastern Section Meeting. Portland, ME. Oral Presentation.</w:t>
+      </w:r>
+      <w:r>
+        <w:t xml:space="preserve"> *</w:t>
+      </w:r>
+      <w:r>
+        <w:rPr>
+          <w:u w:val="single"/>
+        </w:rPr>
+        <w:t>Winner of Lake Champlain Institute Best Student Presentation Award</w:t>
+      </w:r>
+      <w:r>
+        <w:t>.</w:t>
+      </w:r>
+    </w:p>
+    <w:p>
+      <w:pPr>
+        <w:tabs>
+          <w:tab w:val="left" w:pos="6480"/>
+        </w:tabs>
+        <w:spacing w:line="240" w:lineRule="atLeast"/>
+        <w:ind w:left="360" w:hanging="360"/>
+      </w:pPr>
+      <w:proofErr w:type="spellStart"/>
+      <w:r>
         <w:lastRenderedPageBreak/>
-        <w:t xml:space="preserve">Elliott, Alexandria and Mary Alldred. 9 May 2019. </w:t>
-      </w:r>
-      <w:r>
-        <w:t>Development of a prototype floating treatment wetland for aquatic nutrient remediation</w:t>
-      </w:r>
-      <w:r>
-        <w:t>. CEES Undergraduate Research Seminar. Plattsburgh, NY. Poster Presentation.</w:t>
-      </w:r>
-    </w:p>
-    <w:p>
-      <w:pPr>
-        <w:tabs>
-          <w:tab w:val="left" w:pos="6480"/>
-        </w:tabs>
-        <w:spacing w:line="240" w:lineRule="atLeast"/>
-        <w:ind w:left="360" w:hanging="360"/>
-      </w:pPr>
-      <w:r>
-        <w:t xml:space="preserve">Elliott, Alexandria, </w:t>
-      </w:r>
-      <w:proofErr w:type="spellStart"/>
-      <w:r>
-        <w:t>Sarahana</w:t>
-      </w:r>
-      <w:proofErr w:type="spellEnd"/>
-      <w:r>
-        <w:t xml:space="preserve"> Shrestha, and Mary Alldred. 9 May 2019. </w:t>
-      </w:r>
-      <w:r>
-        <w:t>Wetland education on the Saranac River Trail Greenway: A collaborative project with the Town of Plattsburgh and the Clinton County Health Department</w:t>
-      </w:r>
-      <w:r>
-        <w:t>. CEES Undergraduate Research Seminar. Plattsburgh, NY. Poster Presentation.</w:t>
-      </w:r>
-    </w:p>
-    <w:p>
-      <w:pPr>
-        <w:tabs>
-          <w:tab w:val="left" w:pos="6480"/>
-        </w:tabs>
-        <w:spacing w:line="240" w:lineRule="atLeast"/>
-        <w:ind w:left="360" w:hanging="360"/>
-      </w:pPr>
-      <w:r>
-        <w:t>Flint, Juliana, Rich Spindler, and Mary Alldred. 9 May 2019. Predicting nitrogen removal in agricultural wetland buffers using traits of the plant community. CEES Undergraduate Research Seminar. Plattsburgh, NY. Poster Presentation.</w:t>
-      </w:r>
-    </w:p>
-    <w:p>
-      <w:pPr>
-        <w:tabs>
-          <w:tab w:val="left" w:pos="6480"/>
-        </w:tabs>
-        <w:spacing w:line="240" w:lineRule="atLeast"/>
-        <w:ind w:left="360" w:hanging="360"/>
-      </w:pPr>
-      <w:r>
-        <w:t xml:space="preserve">Gray, Stephanie, </w:t>
-      </w:r>
-      <w:r>
-        <w:t xml:space="preserve">Jennifer </w:t>
-      </w:r>
-      <w:proofErr w:type="spellStart"/>
-      <w:r>
-        <w:t>Krech</w:t>
-      </w:r>
-      <w:proofErr w:type="spellEnd"/>
-      <w:r>
-        <w:t xml:space="preserve">, Joshua Domenico, </w:t>
-      </w:r>
-      <w:r>
-        <w:t xml:space="preserve">Danielle Garneau, </w:t>
-      </w:r>
-      <w:r>
-        <w:t xml:space="preserve">Mary Alldred, </w:t>
-      </w:r>
-      <w:r>
-        <w:t>Mark Lesser, and</w:t>
-      </w:r>
-      <w:r>
-        <w:t xml:space="preserve"> Michael Burgess</w:t>
-      </w:r>
-      <w:r>
-        <w:t xml:space="preserve">. 9 May 2019. </w:t>
-      </w:r>
-      <w:r>
-        <w:t xml:space="preserve">Natural history interpretation of </w:t>
-      </w:r>
-      <w:proofErr w:type="spellStart"/>
-      <w:r>
-        <w:t>Rugar</w:t>
-      </w:r>
-      <w:proofErr w:type="spellEnd"/>
-      <w:r>
-        <w:t xml:space="preserve"> Woods</w:t>
-      </w:r>
-      <w:r>
-        <w:t>. CEES Undergraduate Research Seminar. Plattsburgh, NY. Poster Presentation.</w:t>
-      </w:r>
-    </w:p>
-    <w:p>
-      <w:pPr>
-        <w:tabs>
-          <w:tab w:val="left" w:pos="6480"/>
-        </w:tabs>
-        <w:spacing w:line="240" w:lineRule="atLeast"/>
-        <w:ind w:left="360" w:hanging="360"/>
-      </w:pPr>
-      <w:r>
-        <w:t>Tetreault, Troy, Makayla Tompkins, and Mary Alldred. 9 May 2019. Wetlands as permanent carbon sinks in a fire-dependent ecosystem. CEES Undergraduate Research Seminar. Plattsburgh, NY. Poster Presentation.</w:t>
-      </w:r>
-    </w:p>
-    <w:p>
-      <w:pPr>
-        <w:tabs>
-          <w:tab w:val="left" w:pos="6480"/>
-        </w:tabs>
-        <w:spacing w:line="240" w:lineRule="atLeast"/>
-        <w:ind w:left="360" w:hanging="360"/>
-      </w:pPr>
-      <w:r>
-        <w:t>Flint, Juliana. 3 May 2019. How a geologist entered research on wetland ecology…and then returned to geology. Student Research Showcase. SUNY Plattsburgh, Plattsburgh, NY. Invited Oral Presentation.</w:t>
-      </w:r>
-    </w:p>
-    <w:p>
-      <w:pPr>
-        <w:tabs>
-          <w:tab w:val="left" w:pos="6480"/>
-        </w:tabs>
-        <w:spacing w:line="240" w:lineRule="atLeast"/>
-        <w:ind w:left="360" w:hanging="360"/>
-      </w:pPr>
-      <w:r>
-        <w:t xml:space="preserve">Flint, Juliana, Rich Spindler, and Mary Alldred. 17 April 2019. Predicting nitrogen removal in agricultural wetland buffers using traits of the plant community. </w:t>
-      </w:r>
-      <w:r>
-        <w:t>Hudson-Mohawk Professional Geologists Association</w:t>
-      </w:r>
-      <w:r>
-        <w:t xml:space="preserve"> Student Expo</w:t>
-      </w:r>
-      <w:r>
-        <w:t xml:space="preserve">. </w:t>
-      </w:r>
-      <w:r>
-        <w:t xml:space="preserve">Latham, NY. </w:t>
+        <w:t>Penders</w:t>
+      </w:r>
+      <w:proofErr w:type="spellEnd"/>
+      <w:r>
+        <w:t>, Rachel, Stephen Kramer, and Mary Alldred.</w:t>
+      </w:r>
+      <w:r>
+        <w:t xml:space="preserve"> </w:t>
+      </w:r>
+      <w:r>
+        <w:t>9 May 2018.</w:t>
+      </w:r>
+      <w:r>
+        <w:t xml:space="preserve"> </w:t>
+      </w:r>
+      <w:r>
+        <w:t>Influence of surface agricultural runoff on nutrient concentrations in the Little Chazy River.</w:t>
+      </w:r>
+      <w:r>
+        <w:t xml:space="preserve"> </w:t>
+      </w:r>
+      <w:r>
+        <w:t>CEES Undergraduate Research Seminar.</w:t>
+      </w:r>
+      <w:r>
+        <w:t xml:space="preserve"> </w:t>
+      </w:r>
+      <w:r>
+        <w:t>Plattsburgh, NY.</w:t>
+      </w:r>
+      <w:r>
+        <w:t xml:space="preserve"> </w:t>
       </w:r>
       <w:r>
         <w:t>Poster Presentation.</w:t>
@@ -7893,85 +8270,780 @@
         <w:spacing w:line="240" w:lineRule="atLeast"/>
         <w:ind w:left="360" w:hanging="360"/>
       </w:pPr>
-      <w:r>
-        <w:t>Tetreault, Troy, Makayla Tompkins, and Mary Alldred. 13 April 2019. Wetlands as permanent carbon sinks in a fire-dependent ecosystem. Northeast Natural History Conference. Springfield, MA. Poster Presentation.</w:t>
-      </w:r>
-    </w:p>
-    <w:p>
-      <w:pPr>
-        <w:tabs>
-          <w:tab w:val="left" w:pos="6480"/>
-        </w:tabs>
-        <w:spacing w:line="240" w:lineRule="atLeast"/>
-        <w:ind w:left="360" w:hanging="360"/>
-      </w:pPr>
-      <w:r>
-        <w:t>Flint, Juliana, Rich Spindler, and Mary Alldred. 17 March 2019. Predicting nitrogen removal in agricultural wetland buffers using traits of the plant community. GSA Northeastern Section Meeting. Portland, ME. Poster Presentation.</w:t>
-      </w:r>
-    </w:p>
-    <w:p>
-      <w:pPr>
-        <w:tabs>
-          <w:tab w:val="left" w:pos="6480"/>
-        </w:tabs>
-        <w:spacing w:line="240" w:lineRule="atLeast"/>
-        <w:ind w:left="360" w:hanging="360"/>
-      </w:pPr>
-      <w:r>
-        <w:t>Tompkins, Makayla, Troy Tetreault, and Mary Alldred. 17 March 2019. Wetlands as permanent carbon sinks in a fire-dependent ecosystem. GSA Northeastern Section Meeting. Portland, ME. Oral Presentation.</w:t>
-      </w:r>
-      <w:r>
-        <w:t xml:space="preserve"> *</w:t>
+      <w:proofErr w:type="spellStart"/>
+      <w:r>
+        <w:t>Facenda</w:t>
+      </w:r>
+      <w:proofErr w:type="spellEnd"/>
+      <w:r>
+        <w:t xml:space="preserve">, Raul, Chester </w:t>
+      </w:r>
+      <w:proofErr w:type="spellStart"/>
+      <w:r>
+        <w:t>Zarnoch</w:t>
+      </w:r>
+      <w:proofErr w:type="spellEnd"/>
+      <w:r>
+        <w:t>, Patricia Rafferty, Jolene Willis, and Mary Alldred.</w:t>
+      </w:r>
+      <w:r>
+        <w:t xml:space="preserve"> </w:t>
+      </w:r>
+      <w:r>
+        <w:t>9 May 2018.</w:t>
+      </w:r>
+      <w:r>
+        <w:t xml:space="preserve"> </w:t>
+      </w:r>
+      <w:r>
+        <w:t xml:space="preserve">Recovery of benthic </w:t>
+      </w:r>
+      <w:r>
+        <w:t xml:space="preserve">invertebrate </w:t>
+      </w:r>
+      <w:r>
+        <w:t>community following salt marsh restoration in Jamaica Bay (New York, NY).</w:t>
+      </w:r>
+      <w:r>
+        <w:t xml:space="preserve"> </w:t>
+      </w:r>
+      <w:r>
+        <w:t>CEES Undergraduate Research Seminar.</w:t>
+      </w:r>
+      <w:r>
+        <w:t xml:space="preserve"> </w:t>
+      </w:r>
+      <w:r>
+        <w:t>Plattsburgh, NY.</w:t>
+      </w:r>
+      <w:r>
+        <w:t xml:space="preserve"> </w:t>
+      </w:r>
+      <w:r>
+        <w:t>Poster Presentation.</w:t>
+      </w:r>
+    </w:p>
+    <w:p>
+      <w:pPr>
+        <w:tabs>
+          <w:tab w:val="left" w:pos="6480"/>
+        </w:tabs>
+        <w:spacing w:line="240" w:lineRule="atLeast"/>
+        <w:ind w:left="360" w:hanging="360"/>
+      </w:pPr>
+      <w:proofErr w:type="spellStart"/>
+      <w:r>
+        <w:t>Penders</w:t>
+      </w:r>
+      <w:proofErr w:type="spellEnd"/>
+      <w:r>
+        <w:t>, Rachel, Stephen Kramer, and Mary Alldred.</w:t>
+      </w:r>
+      <w:r>
+        <w:t xml:space="preserve"> </w:t>
+      </w:r>
+      <w:r>
+        <w:t>15 April 2018.</w:t>
+      </w:r>
+      <w:r>
+        <w:t xml:space="preserve"> </w:t>
+      </w:r>
+      <w:r>
+        <w:t>Influence of surface agricultural runoff on nutrient concentrations in the Little Chazy River.</w:t>
+      </w:r>
+      <w:r>
+        <w:t xml:space="preserve"> </w:t>
+      </w:r>
+      <w:r>
+        <w:t>Northeast Natural History Conference.</w:t>
+      </w:r>
+      <w:r>
+        <w:t xml:space="preserve"> </w:t>
+      </w:r>
+      <w:r>
+        <w:t>Burlington, VT.</w:t>
+      </w:r>
+      <w:r>
+        <w:t xml:space="preserve"> </w:t>
+      </w:r>
+      <w:r>
+        <w:t>Poster Presentation.</w:t>
+      </w:r>
+    </w:p>
+    <w:p>
+      <w:pPr>
+        <w:tabs>
+          <w:tab w:val="left" w:pos="6480"/>
+        </w:tabs>
+        <w:spacing w:line="240" w:lineRule="atLeast"/>
+        <w:ind w:left="360" w:hanging="360"/>
+      </w:pPr>
+      <w:r>
+        <w:t xml:space="preserve">Moley, Priscilla, Mary Alldred, Jonathan Haviland, </w:t>
+      </w:r>
+      <w:proofErr w:type="spellStart"/>
+      <w:r>
+        <w:t>Hoorann</w:t>
+      </w:r>
+      <w:proofErr w:type="spellEnd"/>
+      <w:r>
+        <w:t xml:space="preserve"> Shah, </w:t>
+      </w:r>
+      <w:r>
+        <w:t xml:space="preserve">John Desmond, </w:t>
+      </w:r>
+      <w:r>
+        <w:t>and Stephen B. Baines.</w:t>
+      </w:r>
+      <w:r>
+        <w:t xml:space="preserve"> </w:t>
+      </w:r>
+      <w:r>
+        <w:t>7 August 2017.</w:t>
+      </w:r>
+      <w:r>
+        <w:t xml:space="preserve"> </w:t>
+      </w:r>
+      <w:r>
+        <w:t>Plant traits affect seasonal and spatial variation in denitrification in coastal marshes.</w:t>
+      </w:r>
+      <w:r>
+        <w:t xml:space="preserve"> </w:t>
+      </w:r>
+      <w:r>
+        <w:t>Ecological Society of America.</w:t>
+      </w:r>
+      <w:r>
+        <w:t xml:space="preserve"> </w:t>
+      </w:r>
+      <w:r>
+        <w:t>Portland, OR.</w:t>
+      </w:r>
+      <w:r>
+        <w:t xml:space="preserve"> </w:t>
+      </w:r>
+      <w:r>
+        <w:t>Oral Presentation.</w:t>
+      </w:r>
+    </w:p>
+    <w:p>
+      <w:pPr>
+        <w:tabs>
+          <w:tab w:val="left" w:pos="6480"/>
+        </w:tabs>
+        <w:spacing w:line="240" w:lineRule="atLeast"/>
+        <w:ind w:left="360" w:hanging="360"/>
+      </w:pPr>
+      <w:r>
+        <w:t xml:space="preserve">Moley, Priscilla, Mary Alldred, Jonathan Haviland, John Desmond, Rebecca </w:t>
+      </w:r>
+      <w:proofErr w:type="spellStart"/>
+      <w:r>
+        <w:t>Reigle</w:t>
+      </w:r>
+      <w:proofErr w:type="spellEnd"/>
+      <w:r>
+        <w:t xml:space="preserve">, </w:t>
+      </w:r>
+      <w:proofErr w:type="spellStart"/>
+      <w:r>
+        <w:t>Hoorann</w:t>
+      </w:r>
+      <w:proofErr w:type="spellEnd"/>
+      <w:r>
+        <w:t xml:space="preserve"> Shah, and Stephen B. Baines.</w:t>
+      </w:r>
+      <w:r>
+        <w:t xml:space="preserve"> </w:t>
+      </w:r>
+      <w:r>
+        <w:t>17 March 2017.</w:t>
+      </w:r>
+      <w:r>
+        <w:t xml:space="preserve"> </w:t>
+      </w:r>
+      <w:r>
+        <w:t>Plant growth and seasonal denitrification in wetlands.</w:t>
+      </w:r>
+      <w:r>
+        <w:t xml:space="preserve"> </w:t>
+      </w:r>
+      <w:r>
+        <w:t>New England Estuarine Research Society.</w:t>
+      </w:r>
+      <w:r>
+        <w:t xml:space="preserve"> </w:t>
+      </w:r>
+      <w:r>
+        <w:t>Groton, CT.</w:t>
+      </w:r>
+      <w:r>
+        <w:t xml:space="preserve"> </w:t>
+      </w:r>
+      <w:r>
+        <w:t>Poster Presentation.</w:t>
+      </w:r>
+      <w:r>
+        <w:t xml:space="preserve"> </w:t>
+      </w:r>
+      <w:r>
+        <w:t>*</w:t>
       </w:r>
       <w:r>
         <w:rPr>
           <w:u w:val="single"/>
         </w:rPr>
-        <w:t>Winner of Lake Champlain Institute Best Student Presentation Award</w:t>
+        <w:t>Winner of 3 x 3 Poster Award</w:t>
+      </w:r>
+    </w:p>
+    <w:p>
+      <w:pPr>
+        <w:tabs>
+          <w:tab w:val="left" w:pos="6480"/>
+        </w:tabs>
+        <w:spacing w:line="240" w:lineRule="atLeast"/>
+        <w:ind w:left="360" w:hanging="360"/>
+      </w:pPr>
+      <w:r>
+        <w:t xml:space="preserve">Moley, Priscilla, Mary Alldred, Jonathan Haviland, John Desmond, Rebecca </w:t>
+      </w:r>
+      <w:proofErr w:type="spellStart"/>
+      <w:r>
+        <w:t>Reigle</w:t>
+      </w:r>
+      <w:proofErr w:type="spellEnd"/>
+      <w:r>
+        <w:t xml:space="preserve">, </w:t>
+      </w:r>
+      <w:proofErr w:type="spellStart"/>
+      <w:r>
+        <w:t>Hoorann</w:t>
+      </w:r>
+      <w:proofErr w:type="spellEnd"/>
+      <w:r>
+        <w:t xml:space="preserve"> Shah, and Stephen B. Baines.</w:t>
+      </w:r>
+      <w:r>
+        <w:t xml:space="preserve"> </w:t>
+      </w:r>
+      <w:r>
+        <w:t>22 October 2016.</w:t>
+      </w:r>
+      <w:r>
+        <w:t xml:space="preserve"> </w:t>
+      </w:r>
+      <w:r>
+        <w:t>Plant growth and seasonal denitrification in wetlands.</w:t>
+      </w:r>
+      <w:r>
+        <w:t xml:space="preserve"> </w:t>
+      </w:r>
+      <w:r>
+        <w:t>New York Marine Sciences Consortium.</w:t>
+      </w:r>
+      <w:r>
+        <w:t xml:space="preserve"> </w:t>
+      </w:r>
+      <w:r>
+        <w:t>Bronx, NY.</w:t>
+      </w:r>
+      <w:r>
+        <w:t xml:space="preserve"> </w:t>
+      </w:r>
+      <w:r>
+        <w:t>Poster Presentation.</w:t>
+      </w:r>
+      <w:r>
+        <w:t xml:space="preserve"> </w:t>
+      </w:r>
+      <w:r>
+        <w:t>*</w:t>
+      </w:r>
+      <w:r>
+        <w:rPr>
+          <w:u w:val="single"/>
+        </w:rPr>
+        <w:t>Winner of Best Student Poster Award</w:t>
+      </w:r>
+    </w:p>
+    <w:p>
+      <w:pPr>
+        <w:tabs>
+          <w:tab w:val="left" w:pos="6480"/>
+        </w:tabs>
+        <w:spacing w:line="240" w:lineRule="atLeast"/>
+        <w:ind w:left="360" w:hanging="360"/>
+      </w:pPr>
+      <w:proofErr w:type="spellStart"/>
+      <w:r>
+        <w:t>Macolino</w:t>
+      </w:r>
+      <w:proofErr w:type="spellEnd"/>
+      <w:r>
+        <w:t>, Casey, Mary Alldred, and Stephen B. Baines.</w:t>
+      </w:r>
+      <w:r>
+        <w:t xml:space="preserve"> </w:t>
+      </w:r>
+      <w:r>
+        <w:t>22 October 2016.</w:t>
+      </w:r>
+      <w:r>
+        <w:t xml:space="preserve"> </w:t>
+      </w:r>
+      <w:r>
+        <w:t>The nitrogen cycle in restored marshes of different age in Jamaica Bay, NY.</w:t>
+      </w:r>
+      <w:r>
+        <w:t xml:space="preserve"> </w:t>
+      </w:r>
+      <w:r>
+        <w:t>New York Marine Sciences Consortium.</w:t>
+      </w:r>
+      <w:r>
+        <w:t xml:space="preserve"> </w:t>
+      </w:r>
+      <w:r>
+        <w:t>Bronx, NY.</w:t>
+      </w:r>
+      <w:r>
+        <w:t xml:space="preserve"> </w:t>
+      </w:r>
+      <w:r>
+        <w:t>Poster Presentation.</w:t>
+      </w:r>
+    </w:p>
+    <w:p>
+      <w:pPr>
+        <w:tabs>
+          <w:tab w:val="left" w:pos="6480"/>
+        </w:tabs>
+        <w:spacing w:line="240" w:lineRule="atLeast"/>
+        <w:ind w:left="360" w:hanging="360"/>
+      </w:pPr>
+      <w:r>
+        <w:t>Theodore, Julie, Chester Zarnoch, and Mary Alldred.</w:t>
+      </w:r>
+      <w:r>
+        <w:t xml:space="preserve"> </w:t>
+      </w:r>
+      <w:r>
+        <w:t>12 August 2016.</w:t>
+      </w:r>
+      <w:r>
+        <w:t xml:space="preserve"> </w:t>
+      </w:r>
+      <w:r>
+        <w:t>Ecosystem services in restored salt marshes.</w:t>
+      </w:r>
+      <w:r>
+        <w:t xml:space="preserve"> </w:t>
+      </w:r>
+      <w:r>
+        <w:t>Rockaway Waterfront Alliance Summer Research Program.</w:t>
+      </w:r>
+      <w:r>
+        <w:t xml:space="preserve"> </w:t>
+      </w:r>
+      <w:r>
+        <w:t>Queens, NY.</w:t>
+      </w:r>
+      <w:r>
+        <w:t xml:space="preserve"> </w:t>
+      </w:r>
+      <w:r>
+        <w:t>Oral and Poster Presentation.</w:t>
+      </w:r>
+    </w:p>
+    <w:p>
+      <w:pPr>
+        <w:tabs>
+          <w:tab w:val="left" w:pos="6480"/>
+        </w:tabs>
+        <w:spacing w:line="240" w:lineRule="atLeast"/>
+        <w:ind w:left="360" w:hanging="360"/>
+      </w:pPr>
+      <w:proofErr w:type="spellStart"/>
+      <w:r>
+        <w:t>Macolino</w:t>
+      </w:r>
+      <w:proofErr w:type="spellEnd"/>
+      <w:r>
+        <w:t>, Casey, Mary Alldred, and Stephen B. Baines.</w:t>
+      </w:r>
+      <w:r>
+        <w:t xml:space="preserve"> </w:t>
+      </w:r>
+      <w:r>
+        <w:t>August 2016.</w:t>
+      </w:r>
+      <w:r>
+        <w:t xml:space="preserve"> </w:t>
+      </w:r>
+      <w:r>
+        <w:t xml:space="preserve">Will </w:t>
+      </w:r>
+      <w:r>
+        <w:t>r</w:t>
+      </w:r>
+      <w:r>
+        <w:t xml:space="preserve">estored </w:t>
+      </w:r>
+      <w:r>
+        <w:rPr>
+          <w:i/>
+        </w:rPr>
+        <w:t>Spartina</w:t>
+      </w:r>
+      <w:r>
+        <w:t xml:space="preserve"> </w:t>
+      </w:r>
+      <w:r>
+        <w:t>m</w:t>
+      </w:r>
+      <w:r>
+        <w:t xml:space="preserve">arshes in Jamaica Bay </w:t>
+      </w:r>
+      <w:r>
+        <w:t>m</w:t>
+      </w:r>
+      <w:r>
+        <w:t xml:space="preserve">ature </w:t>
+      </w:r>
+      <w:r>
+        <w:t>i</w:t>
+      </w:r>
+      <w:r>
+        <w:t xml:space="preserve">nto </w:t>
+      </w:r>
+      <w:r>
+        <w:t>s</w:t>
+      </w:r>
+      <w:r>
+        <w:t xml:space="preserve">table </w:t>
+      </w:r>
+      <w:r>
+        <w:t>e</w:t>
+      </w:r>
+      <w:r>
+        <w:t>cosystems?</w:t>
+      </w:r>
+      <w:r>
+        <w:t xml:space="preserve"> </w:t>
+      </w:r>
+      <w:r>
+        <w:t>Simons Summer Research Program.</w:t>
+      </w:r>
+      <w:r>
+        <w:t xml:space="preserve"> </w:t>
+      </w:r>
+      <w:r>
+        <w:t>Stony Brook, NY.</w:t>
+      </w:r>
+      <w:r>
+        <w:t xml:space="preserve"> </w:t>
+      </w:r>
+      <w:r>
+        <w:t>Poster Presentation.</w:t>
+      </w:r>
+    </w:p>
+    <w:p>
+      <w:pPr>
+        <w:tabs>
+          <w:tab w:val="left" w:pos="6480"/>
+        </w:tabs>
+        <w:spacing w:line="240" w:lineRule="atLeast"/>
+        <w:ind w:left="360" w:hanging="360"/>
+      </w:pPr>
+      <w:proofErr w:type="spellStart"/>
+      <w:r>
+        <w:t>Freynk</w:t>
+      </w:r>
+      <w:proofErr w:type="spellEnd"/>
+      <w:r>
+        <w:t xml:space="preserve">, Bethany, Chester </w:t>
+      </w:r>
+      <w:proofErr w:type="spellStart"/>
+      <w:r>
+        <w:t>Zarnoch</w:t>
+      </w:r>
+      <w:proofErr w:type="spellEnd"/>
+      <w:r>
+        <w:t>, Mary Alldred, Patricia Rafferty, and Jolene Willis.</w:t>
+      </w:r>
+      <w:r>
+        <w:t xml:space="preserve"> </w:t>
+      </w:r>
+      <w:r>
+        <w:t>16 June 2016.</w:t>
+      </w:r>
+      <w:r>
+        <w:t xml:space="preserve"> </w:t>
+      </w:r>
+      <w:r>
+        <w:t xml:space="preserve">Abundance and Size Distribution of ribbed mussel, </w:t>
+      </w:r>
+      <w:proofErr w:type="spellStart"/>
+      <w:r>
+        <w:rPr>
+          <w:i/>
+        </w:rPr>
+        <w:t>Geukensia</w:t>
+      </w:r>
+      <w:proofErr w:type="spellEnd"/>
+      <w:r>
+        <w:rPr>
+          <w:i/>
+        </w:rPr>
+        <w:t xml:space="preserve"> </w:t>
+      </w:r>
+      <w:proofErr w:type="spellStart"/>
+      <w:r>
+        <w:rPr>
+          <w:i/>
+        </w:rPr>
+        <w:t>demissa</w:t>
+      </w:r>
+      <w:proofErr w:type="spellEnd"/>
+      <w:r>
+        <w:t>, at a restored and natural marsh in Jamaica Bay, NY.</w:t>
+      </w:r>
+      <w:r>
+        <w:t xml:space="preserve"> </w:t>
+      </w:r>
+      <w:r>
+        <w:t>State of the Bay Symposium.</w:t>
+      </w:r>
+      <w:r>
+        <w:t xml:space="preserve"> </w:t>
+      </w:r>
+      <w:r>
+        <w:t>Brooklyn, NY.</w:t>
+      </w:r>
+      <w:r>
+        <w:t xml:space="preserve"> </w:t>
+      </w:r>
+      <w:r>
+        <w:t>Invited Poster Presentation.</w:t>
+      </w:r>
+    </w:p>
+    <w:p>
+      <w:pPr>
+        <w:tabs>
+          <w:tab w:val="left" w:pos="6480"/>
+        </w:tabs>
+        <w:spacing w:line="240" w:lineRule="atLeast"/>
+        <w:ind w:left="360" w:hanging="360"/>
+      </w:pPr>
+      <w:proofErr w:type="spellStart"/>
+      <w:r>
+        <w:t>Freynk</w:t>
+      </w:r>
+      <w:proofErr w:type="spellEnd"/>
+      <w:r>
+        <w:t xml:space="preserve">, Bethany, Chester </w:t>
+      </w:r>
+      <w:proofErr w:type="spellStart"/>
+      <w:r>
+        <w:t>Zarnoch</w:t>
+      </w:r>
+      <w:proofErr w:type="spellEnd"/>
+      <w:r>
+        <w:t xml:space="preserve">, Mary Alldred, Patricia Rafferty, and Jolene Willis. 19 May 2016. Abundance and Size Distribution of ribbed mussel, </w:t>
+      </w:r>
+      <w:proofErr w:type="spellStart"/>
+      <w:r>
+        <w:rPr>
+          <w:i/>
+        </w:rPr>
+        <w:t>Geukensia</w:t>
+      </w:r>
+      <w:proofErr w:type="spellEnd"/>
+      <w:r>
+        <w:rPr>
+          <w:i/>
+        </w:rPr>
+        <w:t xml:space="preserve"> </w:t>
+      </w:r>
+      <w:proofErr w:type="spellStart"/>
+      <w:r>
+        <w:rPr>
+          <w:i/>
+        </w:rPr>
+        <w:t>demissa</w:t>
+      </w:r>
+      <w:proofErr w:type="spellEnd"/>
+      <w:r>
+        <w:t>, at a restored and natural marsh in Jamaica Bay, NY.</w:t>
+      </w:r>
+      <w:r>
+        <w:t xml:space="preserve"> </w:t>
+      </w:r>
+      <w:r>
+        <w:t>Baruch College Creative Inquiry Day.</w:t>
+      </w:r>
+      <w:r>
+        <w:t xml:space="preserve"> </w:t>
+      </w:r>
+      <w:r>
+        <w:t>New York, NY.</w:t>
+      </w:r>
+      <w:r>
+        <w:t xml:space="preserve"> </w:t>
+      </w:r>
+      <w:r>
+        <w:t>Poster Presentation.</w:t>
+      </w:r>
+    </w:p>
+    <w:p>
+      <w:pPr>
+        <w:tabs>
+          <w:tab w:val="left" w:pos="6480"/>
+        </w:tabs>
+        <w:spacing w:line="240" w:lineRule="atLeast"/>
+        <w:ind w:left="360" w:hanging="360"/>
+      </w:pPr>
+      <w:r>
+        <w:t>Moley, Priscilla, Mary Alldred, Jonathan Haviland, and Stephen B. Baines.</w:t>
+      </w:r>
+      <w:r>
+        <w:t xml:space="preserve"> </w:t>
+      </w:r>
+      <w:r>
+        <w:t>13 May 2016.</w:t>
+      </w:r>
+      <w:r>
+        <w:t xml:space="preserve"> </w:t>
+      </w:r>
+      <w:r>
+        <w:t>Plant growth and seasonal denitrification in wetlands.</w:t>
+      </w:r>
+      <w:r>
+        <w:t xml:space="preserve"> </w:t>
+      </w:r>
+      <w:r>
+        <w:t>Long Island Sound Research Conference.</w:t>
+      </w:r>
+      <w:r>
+        <w:t xml:space="preserve"> </w:t>
+      </w:r>
+      <w:r>
+        <w:t>Bridgeport, CT.</w:t>
+      </w:r>
+      <w:r>
+        <w:t xml:space="preserve"> </w:t>
+      </w:r>
+      <w:r>
+        <w:t>Poster Presentation.</w:t>
+      </w:r>
+    </w:p>
+    <w:p>
+      <w:pPr>
+        <w:tabs>
+          <w:tab w:val="left" w:pos="6480"/>
+        </w:tabs>
+        <w:spacing w:line="240" w:lineRule="atLeast"/>
+        <w:ind w:left="360" w:hanging="360"/>
+      </w:pPr>
+      <w:r>
+        <w:t>Moley</w:t>
+      </w:r>
+      <w:r>
+        <w:t>,</w:t>
+      </w:r>
+      <w:r>
+        <w:t xml:space="preserve"> Priscilla</w:t>
+      </w:r>
+      <w:r>
+        <w:t>,</w:t>
+      </w:r>
+      <w:r>
+        <w:t xml:space="preserve"> Jonathan Haviland</w:t>
+      </w:r>
+      <w:r>
+        <w:t>,</w:t>
+      </w:r>
+      <w:r>
+        <w:t xml:space="preserve"> John Desmond</w:t>
+      </w:r>
+      <w:r>
+        <w:t>,</w:t>
+      </w:r>
+      <w:r>
+        <w:t xml:space="preserve"> Rebecca </w:t>
+      </w:r>
+      <w:proofErr w:type="spellStart"/>
+      <w:r>
+        <w:t>Reigle</w:t>
+      </w:r>
+      <w:proofErr w:type="spellEnd"/>
+      <w:r>
+        <w:t>,</w:t>
+      </w:r>
+      <w:r>
+        <w:t xml:space="preserve"> </w:t>
+      </w:r>
+      <w:proofErr w:type="spellStart"/>
+      <w:r>
+        <w:t>Hoorann</w:t>
+      </w:r>
+      <w:proofErr w:type="spellEnd"/>
+      <w:r>
+        <w:t xml:space="preserve"> Shah</w:t>
+      </w:r>
+      <w:r>
+        <w:t>, Mary Alldred, Stephen B. Baines.</w:t>
+      </w:r>
+      <w:r>
+        <w:t xml:space="preserve"> </w:t>
+      </w:r>
+      <w:r>
+        <w:t>27 April 2016.</w:t>
+      </w:r>
+      <w:r>
+        <w:t xml:space="preserve"> </w:t>
+      </w:r>
+      <w:r>
+        <w:t xml:space="preserve">Plant </w:t>
+      </w:r>
+      <w:r>
+        <w:t>g</w:t>
+      </w:r>
+      <w:r>
+        <w:t xml:space="preserve">rowth and </w:t>
+      </w:r>
+      <w:r>
+        <w:t>s</w:t>
+      </w:r>
+      <w:r>
+        <w:t xml:space="preserve">easonal </w:t>
+      </w:r>
+      <w:r>
+        <w:t>d</w:t>
+      </w:r>
+      <w:r>
+        <w:t xml:space="preserve">enitrification in </w:t>
+      </w:r>
+      <w:r>
+        <w:t>w</w:t>
+      </w:r>
+      <w:r>
+        <w:t>etlands</w:t>
       </w:r>
       <w:r>
         <w:t>.</w:t>
       </w:r>
-    </w:p>
-    <w:p>
-      <w:pPr>
-        <w:tabs>
-          <w:tab w:val="left" w:pos="6480"/>
-        </w:tabs>
-        <w:spacing w:line="240" w:lineRule="atLeast"/>
-        <w:ind w:left="360" w:hanging="360"/>
-      </w:pPr>
-      <w:proofErr w:type="spellStart"/>
-      <w:r>
-        <w:t>Penders</w:t>
-      </w:r>
-      <w:proofErr w:type="spellEnd"/>
-      <w:r>
-        <w:t>, Rachel, Stephen Kramer, and Mary Alldred.</w:t>
-      </w:r>
-      <w:r>
-        <w:t xml:space="preserve"> </w:t>
-      </w:r>
-      <w:r>
-        <w:t>9 May 2018.</w:t>
-      </w:r>
-      <w:r>
-        <w:t xml:space="preserve"> </w:t>
-      </w:r>
-      <w:r>
-        <w:t>Influence of surface agricultural runoff on nutrient concentrations in the Little Chazy River.</w:t>
-      </w:r>
-      <w:r>
-        <w:t xml:space="preserve"> </w:t>
-      </w:r>
-      <w:r>
-        <w:t>CEES Undergraduate Research Seminar.</w:t>
-      </w:r>
-      <w:r>
-        <w:t xml:space="preserve"> </w:t>
-      </w:r>
-      <w:r>
-        <w:t>Plattsburgh, NY.</w:t>
+      <w:r>
+        <w:t xml:space="preserve"> </w:t>
+      </w:r>
+      <w:r>
+        <w:t>Stony Brook University Undergraduate Research and Creative Activities Day.</w:t>
+      </w:r>
+      <w:r>
+        <w:t xml:space="preserve"> </w:t>
+      </w:r>
+      <w:r>
+        <w:t>Stony Brook, NY.</w:t>
       </w:r>
       <w:r>
         <w:t xml:space="preserve"> </w:t>
@@ -7988,51 +9060,33 @@
         <w:spacing w:line="240" w:lineRule="atLeast"/>
         <w:ind w:left="360" w:hanging="360"/>
       </w:pPr>
-      <w:proofErr w:type="spellStart"/>
-      <w:r>
-        <w:t>Facenda</w:t>
-      </w:r>
-      <w:proofErr w:type="spellEnd"/>
-      <w:r>
-        <w:t xml:space="preserve">, Raul, Chester </w:t>
-      </w:r>
-      <w:proofErr w:type="spellStart"/>
-      <w:r>
-        <w:t>Zarnoch</w:t>
-      </w:r>
-      <w:proofErr w:type="spellEnd"/>
-      <w:r>
-        <w:t>, Patricia Rafferty, Jolene Willis, and Mary Alldred.</w:t>
-      </w:r>
-      <w:r>
-        <w:t xml:space="preserve"> </w:t>
-      </w:r>
-      <w:r>
-        <w:t>9 May 2018.</w:t>
-      </w:r>
-      <w:r>
-        <w:t xml:space="preserve"> </w:t>
-      </w:r>
-      <w:r>
-        <w:t xml:space="preserve">Recovery of benthic </w:t>
-      </w:r>
-      <w:r>
-        <w:t xml:space="preserve">invertebrate </w:t>
-      </w:r>
-      <w:r>
-        <w:t>community following salt marsh restoration in Jamaica Bay (New York, NY).</w:t>
-      </w:r>
-      <w:r>
-        <w:t xml:space="preserve"> </w:t>
-      </w:r>
-      <w:r>
-        <w:t>CEES Undergraduate Research Seminar.</w:t>
-      </w:r>
-      <w:r>
-        <w:t xml:space="preserve"> </w:t>
-      </w:r>
-      <w:r>
-        <w:t>Plattsburgh, NY.</w:t>
+      <w:r>
+        <w:lastRenderedPageBreak/>
+        <w:t>Rogers, Thomas, Ben Mulholland, Chester Zarnoch, and Mary Alldred.</w:t>
+      </w:r>
+      <w:r>
+        <w:t xml:space="preserve"> </w:t>
+      </w:r>
+      <w:r>
+        <w:t>14 August 2015.</w:t>
+      </w:r>
+      <w:r>
+        <w:t xml:space="preserve"> </w:t>
+      </w:r>
+      <w:r>
+        <w:t>Assessing Jamaica Bay marsh restorations using a space-for-time substitution approach.</w:t>
+      </w:r>
+      <w:r>
+        <w:t xml:space="preserve"> </w:t>
+      </w:r>
+      <w:r>
+        <w:t>Rockaway Waterfront Alliance Summer Research Program.</w:t>
+      </w:r>
+      <w:r>
+        <w:t xml:space="preserve"> </w:t>
+      </w:r>
+      <w:r>
+        <w:t>Queens, NY.</w:t>
       </w:r>
       <w:r>
         <w:t xml:space="preserve"> </w:t>
@@ -8049,37 +9103,71 @@
         <w:spacing w:line="240" w:lineRule="atLeast"/>
         <w:ind w:left="360" w:hanging="360"/>
       </w:pPr>
-      <w:proofErr w:type="spellStart"/>
-      <w:r>
-        <w:t>Penders</w:t>
-      </w:r>
-      <w:proofErr w:type="spellEnd"/>
-      <w:r>
-        <w:t>, Rachel, Stephen Kramer, and Mary Alldred.</w:t>
-      </w:r>
-      <w:r>
-        <w:t xml:space="preserve"> </w:t>
-      </w:r>
-      <w:r>
-        <w:t>15 April 2018.</w:t>
-      </w:r>
-      <w:r>
-        <w:t xml:space="preserve"> </w:t>
-      </w:r>
-      <w:r>
-        <w:t>Influence of surface agricultural runoff on nutrient concentrations in the Little Chazy River.</w:t>
-      </w:r>
-      <w:r>
-        <w:t xml:space="preserve"> </w:t>
-      </w:r>
-      <w:r>
-        <w:t>Northeast Natural History Conference.</w:t>
-      </w:r>
-      <w:r>
-        <w:t xml:space="preserve"> </w:t>
-      </w:r>
-      <w:r>
-        <w:t>Burlington, VT.</w:t>
+      <w:r>
+        <w:t xml:space="preserve">Ahmed, Nawal, </w:t>
+      </w:r>
+      <w:proofErr w:type="spellStart"/>
+      <w:r>
+        <w:t>Vashtidevi</w:t>
+      </w:r>
+      <w:proofErr w:type="spellEnd"/>
+      <w:r>
+        <w:t xml:space="preserve"> Mahadeo, P</w:t>
+      </w:r>
+      <w:r>
+        <w:t>r</w:t>
+      </w:r>
+      <w:r>
+        <w:t xml:space="preserve">iscilla Moley, Mary Alldred, </w:t>
+      </w:r>
+      <w:proofErr w:type="spellStart"/>
+      <w:r>
+        <w:t>Stoycho</w:t>
+      </w:r>
+      <w:proofErr w:type="spellEnd"/>
+      <w:r>
+        <w:t xml:space="preserve"> </w:t>
+      </w:r>
+      <w:proofErr w:type="spellStart"/>
+      <w:r>
+        <w:t>Velkovsky</w:t>
+      </w:r>
+      <w:proofErr w:type="spellEnd"/>
+      <w:r>
+        <w:t>, and Stephen B. Baines.</w:t>
+      </w:r>
+      <w:r>
+        <w:t xml:space="preserve"> </w:t>
+      </w:r>
+      <w:r>
+        <w:t>29 April 2015.</w:t>
+      </w:r>
+      <w:r>
+        <w:t xml:space="preserve"> </w:t>
+      </w:r>
+      <w:r>
+        <w:t>Plant traits predict influence of wetland plants on sediment O</w:t>
+      </w:r>
+      <w:r>
+        <w:rPr>
+          <w:vertAlign w:val="subscript"/>
+        </w:rPr>
+        <w:t>2</w:t>
+      </w:r>
+      <w:r>
+        <w:t xml:space="preserve"> and denitrification.</w:t>
+      </w:r>
+      <w:r>
+        <w:t xml:space="preserve"> </w:t>
+      </w:r>
+      <w:r>
+        <w:t>Stony Brook University Undergraduate Research and Creative Activities Day.</w:t>
+      </w:r>
+      <w:r>
+        <w:t xml:space="preserve"> </w:t>
+      </w:r>
+      <w:r>
+        <w:t>Stony Brook, NY.</w:t>
       </w:r>
       <w:r>
         <w:t xml:space="preserve"> </w:t>
@@ -8096,105 +9184,45 @@
         <w:spacing w:line="240" w:lineRule="atLeast"/>
         <w:ind w:left="360" w:hanging="360"/>
       </w:pPr>
-      <w:r>
-        <w:t xml:space="preserve">Moley, Priscilla, Mary Alldred, Jonathan Haviland, </w:t>
-      </w:r>
-      <w:proofErr w:type="spellStart"/>
-      <w:r>
-        <w:t>Hoorann</w:t>
-      </w:r>
-      <w:proofErr w:type="spellEnd"/>
-      <w:r>
-        <w:t xml:space="preserve"> Shah, </w:t>
-      </w:r>
-      <w:r>
-        <w:t xml:space="preserve">John Desmond, </w:t>
-      </w:r>
-      <w:r>
-        <w:t>and Stephen B. Baines.</w:t>
-      </w:r>
-      <w:r>
-        <w:t xml:space="preserve"> </w:t>
-      </w:r>
-      <w:r>
-        <w:t>7 August 2017.</w:t>
-      </w:r>
-      <w:r>
-        <w:t xml:space="preserve"> </w:t>
-      </w:r>
-      <w:r>
-        <w:t>Plant traits affect seasonal and spatial variation in denitrification in coastal marshes.</w:t>
-      </w:r>
-      <w:r>
-        <w:t xml:space="preserve"> </w:t>
-      </w:r>
-      <w:r>
-        <w:t>Ecological Society of America.</w:t>
-      </w:r>
-      <w:r>
-        <w:t xml:space="preserve"> </w:t>
-      </w:r>
-      <w:r>
-        <w:t>Portland, OR.</w:t>
-      </w:r>
-      <w:r>
-        <w:t xml:space="preserve"> </w:t>
-      </w:r>
-      <w:r>
-        <w:t>Oral Presentation.</w:t>
-      </w:r>
-    </w:p>
-    <w:p>
-      <w:pPr>
-        <w:tabs>
-          <w:tab w:val="left" w:pos="6480"/>
-        </w:tabs>
-        <w:spacing w:line="240" w:lineRule="atLeast"/>
-        <w:ind w:left="360" w:hanging="360"/>
-      </w:pPr>
-      <w:r>
-        <w:lastRenderedPageBreak/>
-        <w:t xml:space="preserve">Moley, Priscilla, Mary Alldred, Jonathan Haviland, John Desmond, Rebecca </w:t>
-      </w:r>
-      <w:proofErr w:type="spellStart"/>
-      <w:r>
-        <w:t>Reigle</w:t>
-      </w:r>
-      <w:proofErr w:type="spellEnd"/>
-      <w:r>
-        <w:t xml:space="preserve">, </w:t>
-      </w:r>
-      <w:proofErr w:type="spellStart"/>
-      <w:r>
-        <w:t>Hoorann</w:t>
-      </w:r>
-      <w:proofErr w:type="spellEnd"/>
-      <w:r>
-        <w:t xml:space="preserve"> Shah, and Stephen B. Baines.</w:t>
-      </w:r>
-      <w:r>
-        <w:t xml:space="preserve"> </w:t>
-      </w:r>
-      <w:r>
-        <w:t>17 March 2017.</w:t>
-      </w:r>
-      <w:r>
-        <w:t xml:space="preserve"> </w:t>
-      </w:r>
-      <w:r>
-        <w:t>Plant growth and seasonal denitrification in wetlands.</w:t>
-      </w:r>
-      <w:r>
-        <w:t xml:space="preserve"> </w:t>
-      </w:r>
-      <w:r>
-        <w:t>New England Estuarine Research Society.</w:t>
-      </w:r>
-      <w:r>
-        <w:t xml:space="preserve"> </w:t>
-      </w:r>
-      <w:r>
-        <w:t>Groton, CT.</w:t>
+      <w:proofErr w:type="spellStart"/>
+      <w:r>
+        <w:t>Liberti</w:t>
+      </w:r>
+      <w:proofErr w:type="spellEnd"/>
+      <w:r>
+        <w:t xml:space="preserve">, Anne, Matthew </w:t>
+      </w:r>
+      <w:proofErr w:type="spellStart"/>
+      <w:r>
+        <w:t>Sarubbi</w:t>
+      </w:r>
+      <w:proofErr w:type="spellEnd"/>
+      <w:r>
+        <w:t>, Mary Alldred, and Stephen B. Baines.</w:t>
+      </w:r>
+      <w:r>
+        <w:t xml:space="preserve"> </w:t>
+      </w:r>
+      <w:r>
+        <w:t>30 April 2014.</w:t>
+      </w:r>
+      <w:r>
+        <w:t xml:space="preserve"> </w:t>
+      </w:r>
+      <w:r>
+        <w:t>Impacts of salinity and nutrients on salt marsh stability.</w:t>
+      </w:r>
+      <w:r>
+        <w:t xml:space="preserve"> </w:t>
+      </w:r>
+      <w:r>
+        <w:t>Stony Brook University Undergraduate Research and Creative Activities Day.</w:t>
+      </w:r>
+      <w:r>
+        <w:t xml:space="preserve"> </w:t>
+      </w:r>
+      <w:r>
+        <w:t>Stony Brook, NY.</w:t>
       </w:r>
       <w:r>
         <w:t xml:space="preserve"> </w:t>
@@ -8202,752 +9230,6 @@
       <w:r>
         <w:t>Poster Presentation.</w:t>
       </w:r>
-      <w:r>
-        <w:t xml:space="preserve"> </w:t>
-      </w:r>
-      <w:r>
-        <w:t>*</w:t>
-      </w:r>
-      <w:r>
-        <w:rPr>
-          <w:u w:val="single"/>
-        </w:rPr>
-        <w:t>Winner of 3 x 3 Poster Award</w:t>
-      </w:r>
-    </w:p>
-    <w:p>
-      <w:pPr>
-        <w:tabs>
-          <w:tab w:val="left" w:pos="6480"/>
-        </w:tabs>
-        <w:spacing w:line="240" w:lineRule="atLeast"/>
-        <w:ind w:left="360" w:hanging="360"/>
-      </w:pPr>
-      <w:r>
-        <w:t xml:space="preserve">Moley, Priscilla, Mary Alldred, Jonathan Haviland, John Desmond, Rebecca </w:t>
-      </w:r>
-      <w:proofErr w:type="spellStart"/>
-      <w:r>
-        <w:t>Reigle</w:t>
-      </w:r>
-      <w:proofErr w:type="spellEnd"/>
-      <w:r>
-        <w:t xml:space="preserve">, </w:t>
-      </w:r>
-      <w:proofErr w:type="spellStart"/>
-      <w:r>
-        <w:t>Hoorann</w:t>
-      </w:r>
-      <w:proofErr w:type="spellEnd"/>
-      <w:r>
-        <w:t xml:space="preserve"> Shah, and Stephen B. Baines.</w:t>
-      </w:r>
-      <w:r>
-        <w:t xml:space="preserve"> </w:t>
-      </w:r>
-      <w:r>
-        <w:t>22 October 2016.</w:t>
-      </w:r>
-      <w:r>
-        <w:t xml:space="preserve"> </w:t>
-      </w:r>
-      <w:r>
-        <w:t>Plant growth and seasonal denitrification in wetlands.</w:t>
-      </w:r>
-      <w:r>
-        <w:t xml:space="preserve"> </w:t>
-      </w:r>
-      <w:r>
-        <w:t>New York Marine Sciences Consortium.</w:t>
-      </w:r>
-      <w:r>
-        <w:t xml:space="preserve"> </w:t>
-      </w:r>
-      <w:r>
-        <w:t>Bronx, NY.</w:t>
-      </w:r>
-      <w:r>
-        <w:t xml:space="preserve"> </w:t>
-      </w:r>
-      <w:r>
-        <w:t>Poster Presentation.</w:t>
-      </w:r>
-      <w:r>
-        <w:t xml:space="preserve"> </w:t>
-      </w:r>
-      <w:r>
-        <w:t>*</w:t>
-      </w:r>
-      <w:r>
-        <w:rPr>
-          <w:u w:val="single"/>
-        </w:rPr>
-        <w:t>Winner of Best Student Poster Award</w:t>
-      </w:r>
-    </w:p>
-    <w:p>
-      <w:pPr>
-        <w:tabs>
-          <w:tab w:val="left" w:pos="6480"/>
-        </w:tabs>
-        <w:spacing w:line="240" w:lineRule="atLeast"/>
-        <w:ind w:left="360" w:hanging="360"/>
-      </w:pPr>
-      <w:proofErr w:type="spellStart"/>
-      <w:r>
-        <w:t>Macolino</w:t>
-      </w:r>
-      <w:proofErr w:type="spellEnd"/>
-      <w:r>
-        <w:t>, Casey, Mary Alldred, and Stephen B. Baines.</w:t>
-      </w:r>
-      <w:r>
-        <w:t xml:space="preserve"> </w:t>
-      </w:r>
-      <w:r>
-        <w:t>22 October 2016.</w:t>
-      </w:r>
-      <w:r>
-        <w:t xml:space="preserve"> </w:t>
-      </w:r>
-      <w:r>
-        <w:t>The nitrogen cycle in restored marshes of different age in Jamaica Bay, NY.</w:t>
-      </w:r>
-      <w:r>
-        <w:t xml:space="preserve"> </w:t>
-      </w:r>
-      <w:r>
-        <w:t>New York Marine Sciences Consortium.</w:t>
-      </w:r>
-      <w:r>
-        <w:t xml:space="preserve"> </w:t>
-      </w:r>
-      <w:r>
-        <w:t>Bronx, NY.</w:t>
-      </w:r>
-      <w:r>
-        <w:t xml:space="preserve"> </w:t>
-      </w:r>
-      <w:r>
-        <w:t>Poster Presentation.</w:t>
-      </w:r>
-    </w:p>
-    <w:p>
-      <w:pPr>
-        <w:tabs>
-          <w:tab w:val="left" w:pos="6480"/>
-        </w:tabs>
-        <w:spacing w:line="240" w:lineRule="atLeast"/>
-        <w:ind w:left="360" w:hanging="360"/>
-      </w:pPr>
-      <w:r>
-        <w:t>Theodore, Julie, Chester Zarnoch, and Mary Alldred.</w:t>
-      </w:r>
-      <w:r>
-        <w:t xml:space="preserve"> </w:t>
-      </w:r>
-      <w:r>
-        <w:t>12 August 2016.</w:t>
-      </w:r>
-      <w:r>
-        <w:t xml:space="preserve"> </w:t>
-      </w:r>
-      <w:r>
-        <w:t>Ecosystem services in restored salt marshes.</w:t>
-      </w:r>
-      <w:r>
-        <w:t xml:space="preserve"> </w:t>
-      </w:r>
-      <w:r>
-        <w:t>Rockaway Waterfront Alliance Summer Research Program.</w:t>
-      </w:r>
-      <w:r>
-        <w:t xml:space="preserve"> </w:t>
-      </w:r>
-      <w:r>
-        <w:t>Queens, NY.</w:t>
-      </w:r>
-      <w:r>
-        <w:t xml:space="preserve"> </w:t>
-      </w:r>
-      <w:r>
-        <w:t>Oral and Poster Presentation.</w:t>
-      </w:r>
-    </w:p>
-    <w:p>
-      <w:pPr>
-        <w:tabs>
-          <w:tab w:val="left" w:pos="6480"/>
-        </w:tabs>
-        <w:spacing w:line="240" w:lineRule="atLeast"/>
-        <w:ind w:left="360" w:hanging="360"/>
-      </w:pPr>
-      <w:proofErr w:type="spellStart"/>
-      <w:r>
-        <w:t>Macolino</w:t>
-      </w:r>
-      <w:proofErr w:type="spellEnd"/>
-      <w:r>
-        <w:t>, Casey, Mary Alldred, and Stephen B. Baines.</w:t>
-      </w:r>
-      <w:r>
-        <w:t xml:space="preserve"> </w:t>
-      </w:r>
-      <w:r>
-        <w:t>August 2016.</w:t>
-      </w:r>
-      <w:r>
-        <w:t xml:space="preserve"> </w:t>
-      </w:r>
-      <w:r>
-        <w:t xml:space="preserve">Will </w:t>
-      </w:r>
-      <w:r>
-        <w:t>r</w:t>
-      </w:r>
-      <w:r>
-        <w:t xml:space="preserve">estored </w:t>
-      </w:r>
-      <w:r>
-        <w:rPr>
-          <w:i/>
-        </w:rPr>
-        <w:t>Spartina</w:t>
-      </w:r>
-      <w:r>
-        <w:t xml:space="preserve"> </w:t>
-      </w:r>
-      <w:r>
-        <w:t>m</w:t>
-      </w:r>
-      <w:r>
-        <w:t xml:space="preserve">arshes in Jamaica Bay </w:t>
-      </w:r>
-      <w:r>
-        <w:t>m</w:t>
-      </w:r>
-      <w:r>
-        <w:t xml:space="preserve">ature </w:t>
-      </w:r>
-      <w:r>
-        <w:t>i</w:t>
-      </w:r>
-      <w:r>
-        <w:t xml:space="preserve">nto </w:t>
-      </w:r>
-      <w:r>
-        <w:t>s</w:t>
-      </w:r>
-      <w:r>
-        <w:t xml:space="preserve">table </w:t>
-      </w:r>
-      <w:r>
-        <w:t>e</w:t>
-      </w:r>
-      <w:r>
-        <w:t>cosystems?</w:t>
-      </w:r>
-      <w:r>
-        <w:t xml:space="preserve"> </w:t>
-      </w:r>
-      <w:r>
-        <w:t>Simons Summer Research Program.</w:t>
-      </w:r>
-      <w:r>
-        <w:t xml:space="preserve"> </w:t>
-      </w:r>
-      <w:r>
-        <w:t>Stony Brook, NY.</w:t>
-      </w:r>
-      <w:r>
-        <w:t xml:space="preserve"> </w:t>
-      </w:r>
-      <w:r>
-        <w:t>Poster Presentation.</w:t>
-      </w:r>
-    </w:p>
-    <w:p>
-      <w:pPr>
-        <w:tabs>
-          <w:tab w:val="left" w:pos="6480"/>
-        </w:tabs>
-        <w:spacing w:line="240" w:lineRule="atLeast"/>
-        <w:ind w:left="360" w:hanging="360"/>
-      </w:pPr>
-      <w:proofErr w:type="spellStart"/>
-      <w:r>
-        <w:t>Freynk</w:t>
-      </w:r>
-      <w:proofErr w:type="spellEnd"/>
-      <w:r>
-        <w:t xml:space="preserve">, Bethany, Chester </w:t>
-      </w:r>
-      <w:proofErr w:type="spellStart"/>
-      <w:r>
-        <w:t>Zarnoch</w:t>
-      </w:r>
-      <w:proofErr w:type="spellEnd"/>
-      <w:r>
-        <w:t>, Mary Alldred, Patricia Rafferty, and Jolene Willis.</w:t>
-      </w:r>
-      <w:r>
-        <w:t xml:space="preserve"> </w:t>
-      </w:r>
-      <w:r>
-        <w:t>16 June 2016.</w:t>
-      </w:r>
-      <w:r>
-        <w:t xml:space="preserve"> </w:t>
-      </w:r>
-      <w:r>
-        <w:t xml:space="preserve">Abundance and Size Distribution of ribbed mussel, </w:t>
-      </w:r>
-      <w:proofErr w:type="spellStart"/>
-      <w:r>
-        <w:rPr>
-          <w:i/>
-        </w:rPr>
-        <w:t>Geukensia</w:t>
-      </w:r>
-      <w:proofErr w:type="spellEnd"/>
-      <w:r>
-        <w:rPr>
-          <w:i/>
-        </w:rPr>
-        <w:t xml:space="preserve"> </w:t>
-      </w:r>
-      <w:proofErr w:type="spellStart"/>
-      <w:r>
-        <w:rPr>
-          <w:i/>
-        </w:rPr>
-        <w:t>demissa</w:t>
-      </w:r>
-      <w:proofErr w:type="spellEnd"/>
-      <w:r>
-        <w:t>, at a restored and natural marsh in Jamaica Bay, NY.</w:t>
-      </w:r>
-      <w:r>
-        <w:t xml:space="preserve"> </w:t>
-      </w:r>
-      <w:r>
-        <w:t>State of the Bay Symposium.</w:t>
-      </w:r>
-      <w:r>
-        <w:t xml:space="preserve"> </w:t>
-      </w:r>
-      <w:r>
-        <w:t>Brooklyn, NY.</w:t>
-      </w:r>
-      <w:r>
-        <w:t xml:space="preserve"> </w:t>
-      </w:r>
-      <w:r>
-        <w:t>Invited Poster Presentation.</w:t>
-      </w:r>
-    </w:p>
-    <w:p>
-      <w:pPr>
-        <w:tabs>
-          <w:tab w:val="left" w:pos="6480"/>
-        </w:tabs>
-        <w:spacing w:line="240" w:lineRule="atLeast"/>
-        <w:ind w:left="360" w:hanging="360"/>
-      </w:pPr>
-      <w:proofErr w:type="spellStart"/>
-      <w:r>
-        <w:t>Freynk</w:t>
-      </w:r>
-      <w:proofErr w:type="spellEnd"/>
-      <w:r>
-        <w:t xml:space="preserve">, Bethany, Chester </w:t>
-      </w:r>
-      <w:proofErr w:type="spellStart"/>
-      <w:r>
-        <w:t>Zarnoch</w:t>
-      </w:r>
-      <w:proofErr w:type="spellEnd"/>
-      <w:r>
-        <w:t xml:space="preserve">, Mary Alldred, Patricia Rafferty, and Jolene Willis. 19 May 2016. Abundance and Size Distribution of ribbed mussel, </w:t>
-      </w:r>
-      <w:proofErr w:type="spellStart"/>
-      <w:r>
-        <w:rPr>
-          <w:i/>
-        </w:rPr>
-        <w:t>Geukensia</w:t>
-      </w:r>
-      <w:proofErr w:type="spellEnd"/>
-      <w:r>
-        <w:rPr>
-          <w:i/>
-        </w:rPr>
-        <w:t xml:space="preserve"> </w:t>
-      </w:r>
-      <w:proofErr w:type="spellStart"/>
-      <w:r>
-        <w:rPr>
-          <w:i/>
-        </w:rPr>
-        <w:t>demissa</w:t>
-      </w:r>
-      <w:proofErr w:type="spellEnd"/>
-      <w:r>
-        <w:t>, at a restored and natural marsh in Jamaica Bay, NY.</w:t>
-      </w:r>
-      <w:r>
-        <w:t xml:space="preserve"> </w:t>
-      </w:r>
-      <w:r>
-        <w:t>Baruch College Creative Inquiry Day.</w:t>
-      </w:r>
-      <w:r>
-        <w:t xml:space="preserve"> </w:t>
-      </w:r>
-      <w:r>
-        <w:t>New York, NY.</w:t>
-      </w:r>
-      <w:r>
-        <w:t xml:space="preserve"> </w:t>
-      </w:r>
-      <w:r>
-        <w:t>Poster Presentation.</w:t>
-      </w:r>
-    </w:p>
-    <w:p>
-      <w:pPr>
-        <w:tabs>
-          <w:tab w:val="left" w:pos="6480"/>
-        </w:tabs>
-        <w:spacing w:line="240" w:lineRule="atLeast"/>
-        <w:ind w:left="360" w:hanging="360"/>
-      </w:pPr>
-      <w:r>
-        <w:t>Moley, Priscilla, Mary Alldred, Jonathan Haviland, and Stephen B. Baines.</w:t>
-      </w:r>
-      <w:r>
-        <w:t xml:space="preserve"> </w:t>
-      </w:r>
-      <w:r>
-        <w:t>13 May 2016.</w:t>
-      </w:r>
-      <w:r>
-        <w:t xml:space="preserve"> </w:t>
-      </w:r>
-      <w:r>
-        <w:t>Plant growth and seasonal denitrification in wetlands.</w:t>
-      </w:r>
-      <w:r>
-        <w:t xml:space="preserve"> </w:t>
-      </w:r>
-      <w:r>
-        <w:t>Long Island Sound Research Conference.</w:t>
-      </w:r>
-      <w:r>
-        <w:t xml:space="preserve"> </w:t>
-      </w:r>
-      <w:r>
-        <w:t>Bridgeport, CT.</w:t>
-      </w:r>
-      <w:r>
-        <w:t xml:space="preserve"> </w:t>
-      </w:r>
-      <w:r>
-        <w:t>Poster Presentation.</w:t>
-      </w:r>
-    </w:p>
-    <w:p>
-      <w:pPr>
-        <w:tabs>
-          <w:tab w:val="left" w:pos="6480"/>
-        </w:tabs>
-        <w:spacing w:line="240" w:lineRule="atLeast"/>
-        <w:ind w:left="360" w:hanging="360"/>
-      </w:pPr>
-      <w:r>
-        <w:t>Moley</w:t>
-      </w:r>
-      <w:r>
-        <w:t>,</w:t>
-      </w:r>
-      <w:r>
-        <w:t xml:space="preserve"> Priscilla</w:t>
-      </w:r>
-      <w:r>
-        <w:t>,</w:t>
-      </w:r>
-      <w:r>
-        <w:t xml:space="preserve"> Jonathan Haviland</w:t>
-      </w:r>
-      <w:r>
-        <w:t>,</w:t>
-      </w:r>
-      <w:r>
-        <w:t xml:space="preserve"> John Desmond</w:t>
-      </w:r>
-      <w:r>
-        <w:t>,</w:t>
-      </w:r>
-      <w:r>
-        <w:t xml:space="preserve"> Rebecca </w:t>
-      </w:r>
-      <w:proofErr w:type="spellStart"/>
-      <w:r>
-        <w:t>Reigle</w:t>
-      </w:r>
-      <w:proofErr w:type="spellEnd"/>
-      <w:r>
-        <w:t>,</w:t>
-      </w:r>
-      <w:r>
-        <w:t xml:space="preserve"> </w:t>
-      </w:r>
-      <w:proofErr w:type="spellStart"/>
-      <w:r>
-        <w:t>Hoorann</w:t>
-      </w:r>
-      <w:proofErr w:type="spellEnd"/>
-      <w:r>
-        <w:t xml:space="preserve"> Shah</w:t>
-      </w:r>
-      <w:r>
-        <w:t>, Mary Alldred, Stephen B. Baines.</w:t>
-      </w:r>
-      <w:r>
-        <w:t xml:space="preserve"> </w:t>
-      </w:r>
-      <w:r>
-        <w:t>27 April 2016.</w:t>
-      </w:r>
-      <w:r>
-        <w:t xml:space="preserve"> </w:t>
-      </w:r>
-      <w:r>
-        <w:t xml:space="preserve">Plant </w:t>
-      </w:r>
-      <w:r>
-        <w:t>g</w:t>
-      </w:r>
-      <w:r>
-        <w:t xml:space="preserve">rowth and </w:t>
-      </w:r>
-      <w:r>
-        <w:t>s</w:t>
-      </w:r>
-      <w:r>
-        <w:t xml:space="preserve">easonal </w:t>
-      </w:r>
-      <w:r>
-        <w:t>d</w:t>
-      </w:r>
-      <w:r>
-        <w:t xml:space="preserve">enitrification in </w:t>
-      </w:r>
-      <w:r>
-        <w:t>w</w:t>
-      </w:r>
-      <w:r>
-        <w:t>etlands</w:t>
-      </w:r>
-      <w:r>
-        <w:t>.</w:t>
-      </w:r>
-      <w:r>
-        <w:t xml:space="preserve"> </w:t>
-      </w:r>
-      <w:r>
-        <w:t>Stony Brook University Undergraduate Research and Creative Activities Day.</w:t>
-      </w:r>
-      <w:r>
-        <w:t xml:space="preserve"> </w:t>
-      </w:r>
-      <w:r>
-        <w:t>Stony Brook, NY.</w:t>
-      </w:r>
-      <w:r>
-        <w:t xml:space="preserve"> </w:t>
-      </w:r>
-      <w:r>
-        <w:t>Poster Presentation.</w:t>
-      </w:r>
-    </w:p>
-    <w:p>
-      <w:pPr>
-        <w:tabs>
-          <w:tab w:val="left" w:pos="6480"/>
-        </w:tabs>
-        <w:spacing w:line="240" w:lineRule="atLeast"/>
-        <w:ind w:left="360" w:hanging="360"/>
-      </w:pPr>
-      <w:r>
-        <w:t>Rogers, Thomas, Ben Mulholland, Chester Zarnoch, and Mary Alldred.</w:t>
-      </w:r>
-      <w:r>
-        <w:t xml:space="preserve"> </w:t>
-      </w:r>
-      <w:r>
-        <w:t>14 August 2015.</w:t>
-      </w:r>
-      <w:r>
-        <w:t xml:space="preserve"> </w:t>
-      </w:r>
-      <w:r>
-        <w:t>Assessing Jamaica Bay marsh restorations using a space-for-time substitution approach.</w:t>
-      </w:r>
-      <w:r>
-        <w:t xml:space="preserve"> </w:t>
-      </w:r>
-      <w:r>
-        <w:t>Rockaway Waterfront Alliance Summer Research Program.</w:t>
-      </w:r>
-      <w:r>
-        <w:t xml:space="preserve"> </w:t>
-      </w:r>
-      <w:r>
-        <w:t>Queens, NY.</w:t>
-      </w:r>
-      <w:r>
-        <w:t xml:space="preserve"> </w:t>
-      </w:r>
-      <w:r>
-        <w:t>Poster Presentation.</w:t>
-      </w:r>
-    </w:p>
-    <w:p>
-      <w:pPr>
-        <w:tabs>
-          <w:tab w:val="left" w:pos="6480"/>
-        </w:tabs>
-        <w:spacing w:line="240" w:lineRule="atLeast"/>
-        <w:ind w:left="360" w:hanging="360"/>
-      </w:pPr>
-      <w:r>
-        <w:t xml:space="preserve">Ahmed, Nawal, </w:t>
-      </w:r>
-      <w:proofErr w:type="spellStart"/>
-      <w:r>
-        <w:t>Vashtidevi</w:t>
-      </w:r>
-      <w:proofErr w:type="spellEnd"/>
-      <w:r>
-        <w:t xml:space="preserve"> Mahadeo, P</w:t>
-      </w:r>
-      <w:r>
-        <w:t>r</w:t>
-      </w:r>
-      <w:r>
-        <w:t xml:space="preserve">iscilla Moley, Mary Alldred, </w:t>
-      </w:r>
-      <w:proofErr w:type="spellStart"/>
-      <w:r>
-        <w:t>Stoycho</w:t>
-      </w:r>
-      <w:proofErr w:type="spellEnd"/>
-      <w:r>
-        <w:t xml:space="preserve"> </w:t>
-      </w:r>
-      <w:proofErr w:type="spellStart"/>
-      <w:r>
-        <w:t>Velkovsky</w:t>
-      </w:r>
-      <w:proofErr w:type="spellEnd"/>
-      <w:r>
-        <w:t>, and Stephen B. Baines.</w:t>
-      </w:r>
-      <w:r>
-        <w:t xml:space="preserve"> </w:t>
-      </w:r>
-      <w:r>
-        <w:t>29 April 2015.</w:t>
-      </w:r>
-      <w:r>
-        <w:t xml:space="preserve"> </w:t>
-      </w:r>
-      <w:r>
-        <w:t>Plant traits predict influence of wetland plants on sediment O</w:t>
-      </w:r>
-      <w:r>
-        <w:rPr>
-          <w:vertAlign w:val="subscript"/>
-        </w:rPr>
-        <w:t>2</w:t>
-      </w:r>
-      <w:r>
-        <w:t xml:space="preserve"> and denitrification.</w:t>
-      </w:r>
-      <w:r>
-        <w:t xml:space="preserve"> </w:t>
-      </w:r>
-      <w:r>
-        <w:t>Stony Brook University Undergraduate Research and Creative Activities Day.</w:t>
-      </w:r>
-      <w:r>
-        <w:t xml:space="preserve"> </w:t>
-      </w:r>
-      <w:r>
-        <w:t>Stony Brook, NY.</w:t>
-      </w:r>
-      <w:r>
-        <w:t xml:space="preserve"> </w:t>
-      </w:r>
-      <w:r>
-        <w:t>Poster Presentation.</w:t>
-      </w:r>
-    </w:p>
-    <w:p>
-      <w:pPr>
-        <w:tabs>
-          <w:tab w:val="left" w:pos="6480"/>
-        </w:tabs>
-        <w:spacing w:line="240" w:lineRule="atLeast"/>
-        <w:ind w:left="360" w:hanging="360"/>
-      </w:pPr>
-      <w:proofErr w:type="spellStart"/>
-      <w:r>
-        <w:t>Liberti</w:t>
-      </w:r>
-      <w:proofErr w:type="spellEnd"/>
-      <w:r>
-        <w:t xml:space="preserve">, Anne, Matthew </w:t>
-      </w:r>
-      <w:proofErr w:type="spellStart"/>
-      <w:r>
-        <w:t>Sarubbi</w:t>
-      </w:r>
-      <w:proofErr w:type="spellEnd"/>
-      <w:r>
-        <w:t>, Mary Alldred, and Stephen B. Baines.</w:t>
-      </w:r>
-      <w:r>
-        <w:t xml:space="preserve"> </w:t>
-      </w:r>
-      <w:r>
-        <w:t>30 April 2014.</w:t>
-      </w:r>
-      <w:r>
-        <w:t xml:space="preserve"> </w:t>
-      </w:r>
-      <w:r>
-        <w:t>Impacts of salinity and nutrients on salt marsh stability.</w:t>
-      </w:r>
-      <w:r>
-        <w:t xml:space="preserve"> </w:t>
-      </w:r>
-      <w:r>
-        <w:t>Stony Brook University Undergraduate Research and Creative Activities Day.</w:t>
-      </w:r>
-      <w:r>
-        <w:t xml:space="preserve"> </w:t>
-      </w:r>
-      <w:r>
-        <w:t>Stony Brook, NY.</w:t>
-      </w:r>
-      <w:r>
-        <w:t xml:space="preserve"> </w:t>
-      </w:r>
-      <w:r>
-        <w:t>Poster Presentation.</w:t>
-      </w:r>
     </w:p>
     <w:p>
       <w:pPr>
@@ -8957,7 +9239,6 @@
         </w:rPr>
       </w:pPr>
       <w:r>
-        <w:lastRenderedPageBreak/>
         <w:t>Courses Taught</w:t>
       </w:r>
     </w:p>
@@ -10073,6 +10354,7 @@
           <w:b/>
           <w:bCs/>
         </w:rPr>
+        <w:lastRenderedPageBreak/>
         <w:tab/>
         <w:t xml:space="preserve">Committee member: </w:t>
       </w:r>
@@ -10369,7 +10651,6 @@
           <w:b/>
           <w:i/>
         </w:rPr>
-        <w:lastRenderedPageBreak/>
         <w:t xml:space="preserve">Stony Brook University </w:t>
       </w:r>
     </w:p>
@@ -10890,6 +11171,7 @@
         <w:ind w:left="360" w:hanging="360"/>
       </w:pPr>
       <w:r>
+        <w:lastRenderedPageBreak/>
         <w:t>Reviewed grant proposals for California Department of Fish and Wildlife, NOAA Ecological Effects of Sea Level Rise Program, and Lake Champlain Basin Program</w:t>
       </w:r>
     </w:p>
@@ -10963,7 +11245,6 @@
         <w:ind w:left="720"/>
       </w:pPr>
       <w:r>
-        <w:lastRenderedPageBreak/>
         <w:t>Explore Plattsburgh presentation, demonstration, and Q&amp;A for junior and senior high school students about degree programs and the college experience, 2024</w:t>
       </w:r>
     </w:p>
@@ -11363,7 +11644,6 @@
         <w:ind w:left="360" w:hanging="360"/>
       </w:pPr>
       <w:r>
-        <w:lastRenderedPageBreak/>
         <w:t>Contributed practice questions for Adirondack Regional Science Olympiad, Dynamic Planet Section, Plattsburgh High School, 2022</w:t>
       </w:r>
     </w:p>

--- a/files/CV.docx
+++ b/files/CV.docx
@@ -95,7 +95,10 @@
         <w:t xml:space="preserve">Phone: </w:t>
       </w:r>
       <w:r>
-        <w:t>(518) 564-4112</w:t>
+        <w:t>(518) 564-</w:t>
+      </w:r>
+      <w:r>
+        <w:t>2152</w:t>
       </w:r>
       <w:r>
         <w:t>, Fax: (518) 564-5267</w:t>
@@ -263,13 +266,7 @@
         <w:spacing w:line="240" w:lineRule="atLeast"/>
       </w:pPr>
       <w:r>
-        <w:t>State University of New York (SUNY) Plattsburgh, September 202</w:t>
-      </w:r>
-      <w:r>
-        <w:t>6</w:t>
-      </w:r>
-      <w:r>
-        <w:t>-Current</w:t>
+        <w:t>State University of New York (SUNY) Plattsburgh, September 2026-Current</w:t>
       </w:r>
     </w:p>
     <w:p>
@@ -2817,25 +2814,7 @@
         <w:ind w:left="360" w:hanging="360"/>
       </w:pPr>
       <w:r>
-        <w:t xml:space="preserve">Alldred, Mary, Amanda Flores, Chester Zarnoch, and Patricia Rafferty. 5 August 2026. </w:t>
-      </w:r>
-      <w:r>
-        <w:t>Lessons learned from Jamaica Bay: Leveraging a</w:t>
-      </w:r>
-      <w:r>
-        <w:t xml:space="preserve"> </w:t>
-      </w:r>
-      <w:r>
-        <w:t>decade of data to inform best practices in the design, monitoring, and</w:t>
-      </w:r>
-      <w:r>
-        <w:t xml:space="preserve"> </w:t>
-      </w:r>
-      <w:r>
-        <w:t>management of urban salt marsh restorations</w:t>
-      </w:r>
-      <w:r>
-        <w:t>. Ecological Forecasting Initiative, Toronto, ON, CAN. Interactive Poster Presentation.</w:t>
+        <w:t>Alldred, Mary, Amanda Flores, Chester Zarnoch, and Patricia Rafferty. 5 August 2026. Lessons learned from Jamaica Bay: Leveraging a decade of data to inform best practices in the design, monitoring, and management of urban salt marsh restorations. Ecological Forecasting Initiative, Toronto, ON, CAN. Interactive Poster Presentation.</w:t>
       </w:r>
     </w:p>
     <w:p>
